--- a/HW3/IrrigationOperationReport.docx
+++ b/HW3/IrrigationOperationReport.docx
@@ -3,27 +3,921 @@
 <w:document xmlns:wpc="http://schemas.microsoft.com/office/word/2010/wordprocessingCanvas" xmlns:cx="http://schemas.microsoft.com/office/drawing/2014/chartex" xmlns:cx1="http://schemas.microsoft.com/office/drawing/2015/9/8/chartex" xmlns:cx2="http://schemas.microsoft.com/office/drawing/2015/10/21/chartex" xmlns:cx3="http://schemas.microsoft.com/office/drawing/2016/5/9/chartex" xmlns:cx4="http://schemas.microsoft.com/office/drawing/2016/5/10/chartex" xmlns:cx5="http://schemas.microsoft.com/office/drawing/2016/5/11/chartex" xmlns:cx6="http://schemas.microsoft.com/office/drawing/2016/5/12/chartex" xmlns:cx7="http://schemas.microsoft.com/office/drawing/2016/5/13/chartex" xmlns:cx8="http://schemas.microsoft.com/office/drawing/2016/5/14/chartex" xmlns:mc="http://schemas.openxmlformats.org/markup-compatibility/2006" xmlns:m="http://schemas.openxmlformats.org/officeDocument/2006/math" xmlns:aink="http://schemas.microsoft.com/office/drawing/2016/ink" xmlns:am3d="http://schemas.microsoft.com/office/drawing/2017/model3d" xmlns:oel="http://schemas.microsoft.com/office/2019/extlst" xmlns:r="http://schemas.openxmlformats.org/officeDocument/2006/relationships" xmlns:wp14="http://schemas.microsoft.com/office/word/2010/wordprocessingDrawing" xmlns:wp="http://schemas.openxmlformats.org/drawingml/2006/wordprocessingDrawing" xmlns:wpg="http://schemas.microsoft.com/office/word/2010/wordprocessingGroup" xmlns:wpi="http://schemas.microsoft.com/office/word/2010/wordprocessingInk" xmlns:wps="http://schemas.microsoft.com/office/word/2010/wordprocessingShape" xmlns:o="urn:schemas-microsoft-com:office:office" xmlns:v="urn:schemas-microsoft-com:vml" xmlns:w10="urn:schemas-microsoft-com:office:word" xmlns:w="http://schemas.openxmlformats.org/wordprocessingml/2006/main" xmlns:w14="http://schemas.microsoft.com/office/word/2010/wordml" xmlns:w15="http://schemas.microsoft.com/office/word/2012/wordml" xmlns:w16cex="http://schemas.microsoft.com/office/word/2018/wordml/cex" xmlns:w16cid="http://schemas.microsoft.com/office/word/2016/wordml/cid" xmlns:w16="http://schemas.microsoft.com/office/word/2018/wordml" xmlns:w16sdtdh="http://schemas.microsoft.com/office/word/2020/wordml/sdtdatahash" xmlns:w16sdtfl="http://schemas.microsoft.com/office/word/2024/wordml/sdtformatlock" xmlns:w16se="http://schemas.microsoft.com/office/word/2015/wordml/symex" xmlns:w16du="http://schemas.microsoft.com/office/word/2023/wordml/word16du" xmlns:wne="http://schemas.microsoft.com/office/word/2006/wordml" mc:Ignorable="w14 w15 w16se w16cid w16 w16cex w16sdtdh w16sdtfl w16du wp14">
   <w:body>
     <w:p>
-      <w:r>
-        <w:t>Dimensions</w:t>
-      </w:r>
-    </w:p>
-    <w:p>
-      <w:r>
-        <w:t>Time (Month)</w:t>
-      </w:r>
-      <w:r>
-        <w:t xml:space="preserve"> – June, July, August</w:t>
-      </w:r>
-    </w:p>
-    <w:p>
-      <w:r>
-        <w:t>Spatial (Network) – Spill, Diversion, Reservoir Storage</w:t>
-      </w:r>
-    </w:p>
-    <w:p/>
-    <w:p>
-      <w:r>
-        <w:t xml:space="preserve">Decision Variables </w:t>
+      <w:pPr>
+        <w:spacing w:after="0"/>
+        <w:jc w:val="center"/>
+        <w:rPr>
+          <w:rFonts w:ascii="Times New Roman" w:hAnsi="Times New Roman" w:cs="Times New Roman"/>
+          <w:color w:val="273540"/>
+          <w:shd w:val="clear" w:color="auto" w:fill="FFFFFF"/>
+        </w:rPr>
+      </w:pPr>
+    </w:p>
+    <w:p>
+      <w:pPr>
+        <w:spacing w:after="0"/>
+        <w:jc w:val="center"/>
+        <w:rPr>
+          <w:rFonts w:ascii="Times New Roman" w:hAnsi="Times New Roman" w:cs="Times New Roman"/>
+          <w:color w:val="273540"/>
+          <w:shd w:val="clear" w:color="auto" w:fill="FFFFFF"/>
+        </w:rPr>
+      </w:pPr>
+    </w:p>
+    <w:p>
+      <w:pPr>
+        <w:spacing w:after="0"/>
+        <w:jc w:val="center"/>
+        <w:rPr>
+          <w:rFonts w:ascii="Times New Roman" w:hAnsi="Times New Roman" w:cs="Times New Roman"/>
+          <w:color w:val="273540"/>
+          <w:shd w:val="clear" w:color="auto" w:fill="FFFFFF"/>
+        </w:rPr>
+      </w:pPr>
+    </w:p>
+    <w:p>
+      <w:pPr>
+        <w:spacing w:after="0"/>
+        <w:jc w:val="center"/>
+        <w:rPr>
+          <w:rFonts w:ascii="Times New Roman" w:hAnsi="Times New Roman" w:cs="Times New Roman"/>
+          <w:color w:val="273540"/>
+          <w:shd w:val="clear" w:color="auto" w:fill="FFFFFF"/>
+        </w:rPr>
+      </w:pPr>
+    </w:p>
+    <w:p>
+      <w:pPr>
+        <w:spacing w:after="0"/>
+        <w:jc w:val="center"/>
+        <w:rPr>
+          <w:rFonts w:ascii="Times New Roman" w:hAnsi="Times New Roman" w:cs="Times New Roman"/>
+          <w:color w:val="273540"/>
+          <w:shd w:val="clear" w:color="auto" w:fill="FFFFFF"/>
+        </w:rPr>
+      </w:pPr>
+    </w:p>
+    <w:p>
+      <w:pPr>
+        <w:spacing w:after="0"/>
+        <w:jc w:val="center"/>
+        <w:rPr>
+          <w:rFonts w:ascii="Times New Roman" w:hAnsi="Times New Roman" w:cs="Times New Roman"/>
+          <w:color w:val="273540"/>
+          <w:shd w:val="clear" w:color="auto" w:fill="FFFFFF"/>
+        </w:rPr>
+      </w:pPr>
+    </w:p>
+    <w:p>
+      <w:pPr>
+        <w:spacing w:after="0"/>
+        <w:jc w:val="center"/>
+        <w:rPr>
+          <w:rFonts w:ascii="Times New Roman" w:hAnsi="Times New Roman" w:cs="Times New Roman"/>
+          <w:color w:val="273540"/>
+          <w:shd w:val="clear" w:color="auto" w:fill="FFFFFF"/>
+        </w:rPr>
+      </w:pPr>
+    </w:p>
+    <w:p>
+      <w:pPr>
+        <w:spacing w:after="0"/>
+        <w:jc w:val="center"/>
+        <w:rPr>
+          <w:rFonts w:ascii="Times New Roman" w:hAnsi="Times New Roman" w:cs="Times New Roman"/>
+          <w:color w:val="273540"/>
+          <w:shd w:val="clear" w:color="auto" w:fill="FFFFFF"/>
+        </w:rPr>
+      </w:pPr>
+    </w:p>
+    <w:p>
+      <w:pPr>
+        <w:spacing w:after="0"/>
+        <w:jc w:val="center"/>
+        <w:rPr>
+          <w:rFonts w:ascii="Times New Roman" w:hAnsi="Times New Roman" w:cs="Times New Roman"/>
+          <w:color w:val="273540"/>
+          <w:shd w:val="clear" w:color="auto" w:fill="FFFFFF"/>
+        </w:rPr>
+      </w:pPr>
+    </w:p>
+    <w:p>
+      <w:pPr>
+        <w:spacing w:after="0"/>
+        <w:jc w:val="center"/>
+        <w:rPr>
+          <w:rFonts w:ascii="Times New Roman" w:hAnsi="Times New Roman" w:cs="Times New Roman"/>
+          <w:color w:val="273540"/>
+          <w:shd w:val="clear" w:color="auto" w:fill="FFFFFF"/>
+        </w:rPr>
+      </w:pPr>
+    </w:p>
+    <w:p>
+      <w:pPr>
+        <w:spacing w:after="0"/>
+        <w:jc w:val="center"/>
+        <w:rPr>
+          <w:rFonts w:ascii="Times New Roman" w:hAnsi="Times New Roman" w:cs="Times New Roman"/>
+          <w:color w:val="273540"/>
+          <w:shd w:val="clear" w:color="auto" w:fill="FFFFFF"/>
+        </w:rPr>
+      </w:pPr>
+    </w:p>
+    <w:p>
+      <w:pPr>
+        <w:spacing w:after="0"/>
+        <w:jc w:val="center"/>
+        <w:rPr>
+          <w:rFonts w:ascii="Times New Roman" w:hAnsi="Times New Roman" w:cs="Times New Roman"/>
+          <w:color w:val="273540"/>
+          <w:shd w:val="clear" w:color="auto" w:fill="FFFFFF"/>
+        </w:rPr>
+      </w:pPr>
+    </w:p>
+    <w:p>
+      <w:pPr>
+        <w:spacing w:after="0"/>
+        <w:jc w:val="center"/>
+        <w:rPr>
+          <w:rFonts w:ascii="Times New Roman" w:hAnsi="Times New Roman" w:cs="Times New Roman"/>
+          <w:color w:val="273540"/>
+          <w:shd w:val="clear" w:color="auto" w:fill="FFFFFF"/>
+        </w:rPr>
+      </w:pPr>
+    </w:p>
+    <w:p>
+      <w:pPr>
+        <w:spacing w:after="0"/>
+        <w:jc w:val="center"/>
+        <w:rPr>
+          <w:rFonts w:ascii="Times New Roman" w:hAnsi="Times New Roman" w:cs="Times New Roman"/>
+        </w:rPr>
+      </w:pPr>
+      <w:r>
+        <w:rPr>
+          <w:rFonts w:ascii="Times New Roman" w:hAnsi="Times New Roman" w:cs="Times New Roman"/>
+        </w:rPr>
+        <w:t xml:space="preserve">Optimal Reservoir Operations to </w:t>
+      </w:r>
+      <w:r>
+        <w:rPr>
+          <w:rFonts w:ascii="Times New Roman" w:hAnsi="Times New Roman" w:cs="Times New Roman"/>
+        </w:rPr>
+        <w:t>M</w:t>
+      </w:r>
+      <w:r>
+        <w:rPr>
+          <w:rFonts w:ascii="Times New Roman" w:hAnsi="Times New Roman" w:cs="Times New Roman"/>
+        </w:rPr>
+        <w:t xml:space="preserve">aximize </w:t>
+      </w:r>
+      <w:r>
+        <w:rPr>
+          <w:rFonts w:ascii="Times New Roman" w:hAnsi="Times New Roman" w:cs="Times New Roman"/>
+        </w:rPr>
+        <w:t>P</w:t>
+      </w:r>
+      <w:r>
+        <w:rPr>
+          <w:rFonts w:ascii="Times New Roman" w:hAnsi="Times New Roman" w:cs="Times New Roman"/>
+        </w:rPr>
+        <w:t xml:space="preserve">rofit </w:t>
+      </w:r>
+      <w:r>
+        <w:rPr>
+          <w:rFonts w:ascii="Times New Roman" w:hAnsi="Times New Roman" w:cs="Times New Roman"/>
+        </w:rPr>
+        <w:t>D</w:t>
+      </w:r>
+      <w:r>
+        <w:rPr>
+          <w:rFonts w:ascii="Times New Roman" w:hAnsi="Times New Roman" w:cs="Times New Roman"/>
+        </w:rPr>
+        <w:t>uring Irrigation Season</w:t>
+      </w:r>
+    </w:p>
+    <w:p>
+      <w:pPr>
+        <w:spacing w:after="0"/>
+        <w:jc w:val="center"/>
+        <w:rPr>
+          <w:rFonts w:ascii="Times New Roman" w:hAnsi="Times New Roman" w:cs="Times New Roman"/>
+        </w:rPr>
+      </w:pPr>
+    </w:p>
+    <w:p>
+      <w:pPr>
+        <w:spacing w:after="0"/>
+        <w:jc w:val="center"/>
+        <w:rPr>
+          <w:rFonts w:ascii="Times New Roman" w:hAnsi="Times New Roman" w:cs="Times New Roman"/>
+        </w:rPr>
+      </w:pPr>
+      <w:r>
+        <w:rPr>
+          <w:rFonts w:ascii="Times New Roman" w:hAnsi="Times New Roman" w:cs="Times New Roman"/>
+        </w:rPr>
+        <w:t>Ammon Wallac</w:t>
+      </w:r>
+      <w:r>
+        <w:rPr>
+          <w:rFonts w:ascii="Times New Roman" w:hAnsi="Times New Roman" w:cs="Times New Roman"/>
+        </w:rPr>
+        <w:t>e</w:t>
+      </w:r>
+    </w:p>
+    <w:p>
+      <w:pPr>
+        <w:spacing w:after="0"/>
+        <w:jc w:val="center"/>
+        <w:rPr>
+          <w:rFonts w:ascii="Times New Roman" w:hAnsi="Times New Roman" w:cs="Times New Roman"/>
+        </w:rPr>
+      </w:pPr>
+      <w:r>
+        <w:rPr>
+          <w:rFonts w:ascii="Times New Roman" w:hAnsi="Times New Roman" w:cs="Times New Roman"/>
+        </w:rPr>
+        <w:t>CEE 5410 – Dr. Rosenberg</w:t>
+      </w:r>
+    </w:p>
+    <w:p>
+      <w:pPr>
+        <w:spacing w:after="0"/>
+        <w:jc w:val="center"/>
+        <w:rPr>
+          <w:rFonts w:ascii="Times New Roman" w:hAnsi="Times New Roman" w:cs="Times New Roman"/>
+        </w:rPr>
+      </w:pPr>
+      <w:r>
+        <w:rPr>
+          <w:rFonts w:ascii="Times New Roman" w:hAnsi="Times New Roman" w:cs="Times New Roman"/>
+        </w:rPr>
+        <w:t>09/29/2026</w:t>
+      </w:r>
+    </w:p>
+    <w:p>
+      <w:pPr>
+        <w:spacing w:after="0"/>
+        <w:rPr>
+          <w:rFonts w:ascii="Times New Roman" w:hAnsi="Times New Roman" w:cs="Times New Roman"/>
+        </w:rPr>
+      </w:pPr>
+      <w:r>
+        <w:rPr>
+          <w:rFonts w:ascii="Times New Roman" w:hAnsi="Times New Roman" w:cs="Times New Roman"/>
+        </w:rPr>
+        <w:br w:type="page"/>
+      </w:r>
+    </w:p>
+    <w:p>
+      <w:pPr>
+        <w:spacing w:after="0"/>
+        <w:rPr>
+          <w:rFonts w:ascii="Times New Roman" w:hAnsi="Times New Roman" w:cs="Times New Roman"/>
+          <w:b/>
+          <w:bCs/>
+        </w:rPr>
+      </w:pPr>
+      <w:r>
+        <w:rPr>
+          <w:rFonts w:ascii="Times New Roman" w:hAnsi="Times New Roman" w:cs="Times New Roman"/>
+          <w:b/>
+          <w:bCs/>
+        </w:rPr>
+        <w:lastRenderedPageBreak/>
+        <w:t>Introduction</w:t>
+      </w:r>
+    </w:p>
+    <w:p>
+      <w:pPr>
+        <w:spacing w:after="0"/>
+        <w:rPr>
+          <w:rFonts w:ascii="Times New Roman" w:hAnsi="Times New Roman" w:cs="Times New Roman"/>
+        </w:rPr>
+      </w:pPr>
+      <w:r>
+        <w:rPr>
+          <w:rFonts w:ascii="Times New Roman" w:hAnsi="Times New Roman" w:cs="Times New Roman"/>
+        </w:rPr>
+        <w:t>During the irrigation season</w:t>
+      </w:r>
+      <w:r>
+        <w:rPr>
+          <w:rFonts w:ascii="Times New Roman" w:hAnsi="Times New Roman" w:cs="Times New Roman"/>
+        </w:rPr>
+        <w:t>,</w:t>
+      </w:r>
+      <w:r>
+        <w:rPr>
+          <w:rFonts w:ascii="Times New Roman" w:hAnsi="Times New Roman" w:cs="Times New Roman"/>
+        </w:rPr>
+        <w:t xml:space="preserve"> prices </w:t>
+      </w:r>
+      <w:r>
+        <w:rPr>
+          <w:rFonts w:ascii="Times New Roman" w:hAnsi="Times New Roman" w:cs="Times New Roman"/>
+        </w:rPr>
+        <w:t xml:space="preserve">increase as the </w:t>
+      </w:r>
+      <w:r>
+        <w:rPr>
+          <w:rFonts w:ascii="Times New Roman" w:hAnsi="Times New Roman" w:cs="Times New Roman"/>
+        </w:rPr>
+        <w:t>season gets closer to the end</w:t>
+      </w:r>
+      <w:r>
+        <w:rPr>
+          <w:rFonts w:ascii="Times New Roman" w:hAnsi="Times New Roman" w:cs="Times New Roman"/>
+        </w:rPr>
+        <w:t xml:space="preserve">. </w:t>
+      </w:r>
+      <w:r>
+        <w:rPr>
+          <w:rFonts w:ascii="Times New Roman" w:hAnsi="Times New Roman" w:cs="Times New Roman"/>
+        </w:rPr>
+        <w:t xml:space="preserve">The reservoir </w:t>
+      </w:r>
+      <w:r>
+        <w:rPr>
+          <w:rFonts w:ascii="Times New Roman" w:hAnsi="Times New Roman" w:cs="Times New Roman"/>
+        </w:rPr>
+        <w:t>has a finite storage</w:t>
+      </w:r>
+      <w:r>
+        <w:rPr>
+          <w:rFonts w:ascii="Times New Roman" w:hAnsi="Times New Roman" w:cs="Times New Roman"/>
+        </w:rPr>
+        <w:t xml:space="preserve">, meaning </w:t>
+      </w:r>
+      <w:r>
+        <w:rPr>
+          <w:rFonts w:ascii="Times New Roman" w:hAnsi="Times New Roman" w:cs="Times New Roman"/>
+        </w:rPr>
+        <w:t>the irrigator can’t wait until the last minute to distribute all the water</w:t>
+      </w:r>
+      <w:r>
+        <w:rPr>
+          <w:rFonts w:ascii="Times New Roman" w:hAnsi="Times New Roman" w:cs="Times New Roman"/>
+        </w:rPr>
+        <w:t>. T</w:t>
+      </w:r>
+      <w:r>
+        <w:rPr>
+          <w:rFonts w:ascii="Times New Roman" w:hAnsi="Times New Roman" w:cs="Times New Roman"/>
+        </w:rPr>
+        <w:t xml:space="preserve">he </w:t>
+      </w:r>
+      <w:r>
+        <w:rPr>
+          <w:rFonts w:ascii="Times New Roman" w:hAnsi="Times New Roman" w:cs="Times New Roman"/>
+        </w:rPr>
+        <w:t>report explains how</w:t>
+      </w:r>
+      <w:r>
+        <w:rPr>
+          <w:rFonts w:ascii="Times New Roman" w:hAnsi="Times New Roman" w:cs="Times New Roman"/>
+        </w:rPr>
+        <w:t xml:space="preserve"> </w:t>
+      </w:r>
+      <w:r>
+        <w:rPr>
+          <w:rFonts w:ascii="Times New Roman" w:hAnsi="Times New Roman" w:cs="Times New Roman"/>
+        </w:rPr>
+        <w:t>t</w:t>
+      </w:r>
+      <w:r>
+        <w:rPr>
+          <w:rFonts w:ascii="Times New Roman" w:hAnsi="Times New Roman" w:cs="Times New Roman"/>
+        </w:rPr>
+        <w:t>o</w:t>
+      </w:r>
+      <w:r>
+        <w:rPr>
+          <w:rFonts w:ascii="Times New Roman" w:hAnsi="Times New Roman" w:cs="Times New Roman"/>
+        </w:rPr>
+        <w:t xml:space="preserve"> </w:t>
+      </w:r>
+      <w:r>
+        <w:rPr>
+          <w:rFonts w:ascii="Times New Roman" w:hAnsi="Times New Roman" w:cs="Times New Roman"/>
+        </w:rPr>
+        <w:t xml:space="preserve">operate the reservoir to </w:t>
+      </w:r>
+      <w:r>
+        <w:rPr>
+          <w:rFonts w:ascii="Times New Roman" w:hAnsi="Times New Roman" w:cs="Times New Roman"/>
+        </w:rPr>
+        <w:t xml:space="preserve">maximize profit. </w:t>
+      </w:r>
+      <w:r>
+        <w:rPr>
+          <w:rFonts w:ascii="Times New Roman" w:hAnsi="Times New Roman" w:cs="Times New Roman"/>
+        </w:rPr>
+        <w:t xml:space="preserve">This report </w:t>
+      </w:r>
+      <w:r>
+        <w:rPr>
+          <w:rFonts w:ascii="Times New Roman" w:hAnsi="Times New Roman" w:cs="Times New Roman"/>
+        </w:rPr>
+        <w:t>gives</w:t>
+      </w:r>
+      <w:r>
+        <w:rPr>
+          <w:rFonts w:ascii="Times New Roman" w:hAnsi="Times New Roman" w:cs="Times New Roman"/>
+        </w:rPr>
+        <w:t xml:space="preserve"> the model formulation</w:t>
+      </w:r>
+      <w:r>
+        <w:rPr>
+          <w:rFonts w:ascii="Times New Roman" w:hAnsi="Times New Roman" w:cs="Times New Roman"/>
+        </w:rPr>
+        <w:t>, the optimal solution</w:t>
+      </w:r>
+      <w:r>
+        <w:rPr>
+          <w:rFonts w:ascii="Times New Roman" w:hAnsi="Times New Roman" w:cs="Times New Roman"/>
+        </w:rPr>
+        <w:t xml:space="preserve">, and a model analysis. </w:t>
+      </w:r>
+    </w:p>
+    <w:p>
+      <w:pPr>
+        <w:spacing w:after="0"/>
+        <w:rPr>
+          <w:rFonts w:ascii="Times New Roman" w:hAnsi="Times New Roman" w:cs="Times New Roman"/>
+        </w:rPr>
+      </w:pPr>
+    </w:p>
+    <w:p>
+      <w:pPr>
+        <w:spacing w:after="0"/>
+        <w:rPr>
+          <w:rFonts w:ascii="Times New Roman" w:hAnsi="Times New Roman" w:cs="Times New Roman"/>
+          <w:b/>
+          <w:bCs/>
+        </w:rPr>
+      </w:pPr>
+      <w:r>
+        <w:rPr>
+          <w:rFonts w:ascii="Times New Roman" w:hAnsi="Times New Roman" w:cs="Times New Roman"/>
+          <w:b/>
+          <w:bCs/>
+        </w:rPr>
+        <w:t>Model Formulation</w:t>
+      </w:r>
+    </w:p>
+    <w:p>
+      <w:pPr>
+        <w:spacing w:after="0"/>
+        <w:rPr>
+          <w:rFonts w:ascii="Times New Roman" w:hAnsi="Times New Roman" w:cs="Times New Roman"/>
+        </w:rPr>
+      </w:pPr>
+      <w:r>
+        <w:rPr>
+          <w:rFonts w:ascii="Times New Roman" w:hAnsi="Times New Roman" w:cs="Times New Roman"/>
+        </w:rPr>
+        <w:t>The dimension of thi</w:t>
+      </w:r>
+      <w:r>
+        <w:rPr>
+          <w:rFonts w:ascii="Times New Roman" w:hAnsi="Times New Roman" w:cs="Times New Roman"/>
+        </w:rPr>
+        <w:t xml:space="preserve">s model are </w:t>
+      </w:r>
+      <w:r>
+        <w:rPr>
+          <w:rFonts w:ascii="Times New Roman" w:hAnsi="Times New Roman" w:cs="Times New Roman"/>
+        </w:rPr>
+        <w:t>the months (</w:t>
+      </w:r>
+      <w:r>
+        <w:rPr>
+          <w:rFonts w:ascii="Times New Roman" w:hAnsi="Times New Roman" w:cs="Times New Roman"/>
+        </w:rPr>
+        <w:t>June, July, and August</w:t>
+      </w:r>
+      <w:r>
+        <w:rPr>
+          <w:rFonts w:ascii="Times New Roman" w:hAnsi="Times New Roman" w:cs="Times New Roman"/>
+        </w:rPr>
+        <w:t xml:space="preserve">) and </w:t>
+      </w:r>
+      <w:r>
+        <w:rPr>
+          <w:rFonts w:ascii="Times New Roman" w:hAnsi="Times New Roman" w:cs="Times New Roman"/>
+        </w:rPr>
+        <w:t>location of water</w:t>
+      </w:r>
+      <w:r>
+        <w:rPr>
+          <w:rFonts w:ascii="Times New Roman" w:hAnsi="Times New Roman" w:cs="Times New Roman"/>
+        </w:rPr>
+        <w:t xml:space="preserve"> (</w:t>
+      </w:r>
+      <w:r>
+        <w:rPr>
+          <w:rFonts w:ascii="Times New Roman" w:hAnsi="Times New Roman" w:cs="Times New Roman"/>
+        </w:rPr>
+        <w:t xml:space="preserve">Spillway, Diversion, and </w:t>
+      </w:r>
+      <w:r>
+        <w:rPr>
+          <w:rFonts w:ascii="Times New Roman" w:hAnsi="Times New Roman" w:cs="Times New Roman"/>
+        </w:rPr>
+        <w:t>Storage</w:t>
+      </w:r>
+      <w:r>
+        <w:rPr>
+          <w:rFonts w:ascii="Times New Roman" w:hAnsi="Times New Roman" w:cs="Times New Roman"/>
+        </w:rPr>
+        <w:t>)</w:t>
+      </w:r>
+      <w:r>
+        <w:rPr>
+          <w:rFonts w:ascii="Times New Roman" w:hAnsi="Times New Roman" w:cs="Times New Roman"/>
+        </w:rPr>
+        <w:t xml:space="preserve">. The decision variables are how much water </w:t>
+      </w:r>
+      <w:r>
+        <w:rPr>
+          <w:rFonts w:ascii="Times New Roman" w:hAnsi="Times New Roman" w:cs="Times New Roman"/>
+        </w:rPr>
+        <w:t xml:space="preserve">is at </w:t>
+      </w:r>
+      <w:r>
+        <w:rPr>
+          <w:rFonts w:ascii="Times New Roman" w:hAnsi="Times New Roman" w:cs="Times New Roman"/>
+        </w:rPr>
+        <w:t xml:space="preserve">each </w:t>
+      </w:r>
+      <w:r>
+        <w:rPr>
+          <w:rFonts w:ascii="Times New Roman" w:hAnsi="Times New Roman" w:cs="Times New Roman"/>
+        </w:rPr>
+        <w:t>location</w:t>
+      </w:r>
+      <w:r>
+        <w:rPr>
+          <w:rFonts w:ascii="Times New Roman" w:hAnsi="Times New Roman" w:cs="Times New Roman"/>
+        </w:rPr>
+        <w:t xml:space="preserve"> during each month. Th</w:t>
+      </w:r>
+      <w:r>
+        <w:rPr>
+          <w:rFonts w:ascii="Times New Roman" w:hAnsi="Times New Roman" w:cs="Times New Roman"/>
+        </w:rPr>
+        <w:t xml:space="preserve">ese variables are </w:t>
+      </w:r>
+      <w:r>
+        <w:rPr>
+          <w:rFonts w:ascii="Times New Roman" w:hAnsi="Times New Roman" w:cs="Times New Roman"/>
+        </w:rPr>
+        <w:t xml:space="preserve">expressed as </w:t>
+      </w:r>
+      <w:proofErr w:type="gramStart"/>
+      <w:r>
+        <w:rPr>
+          <w:rFonts w:ascii="Times New Roman" w:hAnsi="Times New Roman" w:cs="Times New Roman"/>
+        </w:rPr>
+        <w:t>X(</w:t>
+      </w:r>
+      <w:proofErr w:type="gramEnd"/>
+      <w:r>
+        <w:rPr>
+          <w:rFonts w:ascii="Times New Roman" w:hAnsi="Times New Roman" w:cs="Times New Roman"/>
+        </w:rPr>
+        <w:t xml:space="preserve">location, </w:t>
+      </w:r>
+      <w:r>
+        <w:rPr>
+          <w:rFonts w:ascii="Times New Roman" w:hAnsi="Times New Roman" w:cs="Times New Roman"/>
+        </w:rPr>
+        <w:t>month</w:t>
+      </w:r>
+      <w:r>
+        <w:rPr>
+          <w:rFonts w:ascii="Times New Roman" w:hAnsi="Times New Roman" w:cs="Times New Roman"/>
+        </w:rPr>
+        <w:t>)</w:t>
+      </w:r>
+      <w:r>
+        <w:rPr>
+          <w:rFonts w:ascii="Times New Roman" w:hAnsi="Times New Roman" w:cs="Times New Roman"/>
+        </w:rPr>
+        <w:t xml:space="preserve"> in units of acre-ft. This notation </w:t>
+      </w:r>
+      <w:r>
+        <w:rPr>
+          <w:rFonts w:ascii="Times New Roman" w:hAnsi="Times New Roman" w:cs="Times New Roman"/>
+        </w:rPr>
+        <w:t>mean</w:t>
+      </w:r>
+      <w:r>
+        <w:rPr>
+          <w:rFonts w:ascii="Times New Roman" w:hAnsi="Times New Roman" w:cs="Times New Roman"/>
+        </w:rPr>
+        <w:t xml:space="preserve">s </w:t>
+      </w:r>
+      <w:r>
+        <w:rPr>
+          <w:rFonts w:ascii="Times New Roman" w:hAnsi="Times New Roman" w:cs="Times New Roman"/>
+        </w:rPr>
+        <w:t xml:space="preserve">there </w:t>
+      </w:r>
+      <w:r>
+        <w:rPr>
+          <w:rFonts w:ascii="Times New Roman" w:hAnsi="Times New Roman" w:cs="Times New Roman"/>
+        </w:rPr>
+        <w:t xml:space="preserve">are nine decision variables. </w:t>
+      </w:r>
+    </w:p>
+    <w:p>
+      <w:pPr>
+        <w:spacing w:after="0"/>
+        <w:rPr>
+          <w:rFonts w:ascii="Times New Roman" w:eastAsiaTheme="minorEastAsia" w:hAnsi="Times New Roman" w:cs="Times New Roman"/>
+        </w:rPr>
+      </w:pPr>
+      <w:r>
+        <w:rPr>
+          <w:rFonts w:ascii="Times New Roman" w:hAnsi="Times New Roman" w:cs="Times New Roman"/>
+        </w:rPr>
+        <w:t>The objective function is to maximize profit</w:t>
+      </w:r>
+      <w:r>
+        <w:rPr>
+          <w:rFonts w:ascii="Times New Roman" w:hAnsi="Times New Roman" w:cs="Times New Roman"/>
+        </w:rPr>
+        <w:t xml:space="preserve"> based on the irrigation benefits (</w:t>
+      </w:r>
+      <w:r>
+        <w:rPr>
+          <w:rFonts w:ascii="Times New Roman" w:hAnsi="Times New Roman" w:cs="Times New Roman"/>
+        </w:rPr>
+        <w:t>Table 1)</w:t>
+      </w:r>
+      <w:r>
+        <w:rPr>
+          <w:rFonts w:ascii="Times New Roman" w:hAnsi="Times New Roman" w:cs="Times New Roman"/>
+        </w:rPr>
+        <w:t>.</w:t>
+      </w:r>
+      <w:r>
+        <w:rPr>
+          <w:rFonts w:ascii="Times New Roman" w:hAnsi="Times New Roman" w:cs="Times New Roman"/>
+        </w:rPr>
+        <w:t xml:space="preserve"> The irrigations benefits are expressed as c(m).</w:t>
+      </w:r>
+      <w:r>
+        <w:rPr>
+          <w:rFonts w:ascii="Times New Roman" w:hAnsi="Times New Roman" w:cs="Times New Roman"/>
+        </w:rPr>
+        <w:t xml:space="preserve"> </w:t>
+      </w:r>
+      <w:r>
+        <w:rPr>
+          <w:rFonts w:ascii="Times New Roman" w:hAnsi="Times New Roman" w:cs="Times New Roman"/>
+        </w:rPr>
+        <w:t>The objective</w:t>
+      </w:r>
+      <w:r>
+        <w:rPr>
+          <w:rFonts w:ascii="Times New Roman" w:hAnsi="Times New Roman" w:cs="Times New Roman"/>
+        </w:rPr>
+        <w:t xml:space="preserve"> function can be expressed as </w:t>
+      </w:r>
+      <m:oMath>
+        <m:r>
+          <m:rPr>
+            <m:nor/>
+          </m:rPr>
+          <w:rPr>
+            <w:rFonts w:ascii="Cambria Math" w:hAnsi="Cambria Math" w:cs="Times New Roman"/>
+            <w:sz w:val="22"/>
+            <w:szCs w:val="22"/>
+          </w:rPr>
+          <m:t>Max</m:t>
+        </m:r>
+        <m:d>
+          <m:dPr>
+            <m:ctrlPr>
+              <w:rPr>
+                <w:rFonts w:ascii="Cambria Math" w:hAnsi="Cambria Math" w:cs="Times New Roman"/>
+                <w:sz w:val="22"/>
+                <w:szCs w:val="22"/>
+              </w:rPr>
+            </m:ctrlPr>
+          </m:dPr>
+          <m:e>
+            <m:r>
+              <w:rPr>
+                <w:rFonts w:ascii="Cambria Math" w:hAnsi="Cambria Math" w:cs="Times New Roman"/>
+                <w:sz w:val="22"/>
+                <w:szCs w:val="22"/>
+              </w:rPr>
+              <m:t>Z</m:t>
+            </m:r>
+          </m:e>
+        </m:d>
+        <m:r>
+          <w:rPr>
+            <w:rFonts w:ascii="Cambria Math" w:hAnsi="Cambria Math" w:cs="Times New Roman"/>
+            <w:sz w:val="22"/>
+            <w:szCs w:val="22"/>
+          </w:rPr>
+          <m:t>=</m:t>
+        </m:r>
+        <m:nary>
+          <m:naryPr>
+            <m:chr m:val="∑"/>
+            <m:limLoc m:val="undOvr"/>
+            <m:subHide m:val="1"/>
+            <m:supHide m:val="1"/>
+            <m:ctrlPr>
+              <w:rPr>
+                <w:rFonts w:ascii="Cambria Math" w:hAnsi="Cambria Math" w:cs="Times New Roman"/>
+                <w:sz w:val="22"/>
+                <w:szCs w:val="22"/>
+              </w:rPr>
+            </m:ctrlPr>
+          </m:naryPr>
+          <m:sub/>
+          <m:sup/>
+          <m:e>
+            <m:r>
+              <w:rPr>
+                <w:rFonts w:ascii="Cambria Math" w:hAnsi="Cambria Math" w:cs="Times New Roman"/>
+                <w:sz w:val="22"/>
+                <w:szCs w:val="22"/>
+              </w:rPr>
+              <m:t>c(</m:t>
+            </m:r>
+            <m:sSub>
+              <m:sSubPr>
+                <m:ctrlPr>
+                  <w:rPr>
+                    <w:rFonts w:ascii="Cambria Math" w:hAnsi="Cambria Math" w:cs="Times New Roman"/>
+                    <w:i/>
+                    <w:sz w:val="22"/>
+                    <w:szCs w:val="22"/>
+                  </w:rPr>
+                </m:ctrlPr>
+              </m:sSubPr>
+              <m:e>
+                <m:r>
+                  <w:rPr>
+                    <w:rFonts w:ascii="Cambria Math" w:hAnsi="Cambria Math" w:cs="Times New Roman"/>
+                    <w:sz w:val="22"/>
+                    <w:szCs w:val="22"/>
+                  </w:rPr>
+                  <m:t>m</m:t>
+                </m:r>
+              </m:e>
+              <m:sub>
+                <m:r>
+                  <w:rPr>
+                    <w:rFonts w:ascii="Cambria Math" w:hAnsi="Cambria Math" w:cs="Times New Roman"/>
+                    <w:sz w:val="22"/>
+                    <w:szCs w:val="22"/>
+                  </w:rPr>
+                  <m:t>i</m:t>
+                </m:r>
+              </m:sub>
+            </m:sSub>
+            <m:r>
+              <w:rPr>
+                <w:rFonts w:ascii="Cambria Math" w:hAnsi="Cambria Math" w:cs="Times New Roman"/>
+                <w:sz w:val="22"/>
+                <w:szCs w:val="22"/>
+              </w:rPr>
+              <m:t>)*X(Div</m:t>
+            </m:r>
+            <m:r>
+              <w:rPr>
+                <w:rFonts w:ascii="Cambria Math" w:hAnsi="Cambria Math" w:cs="Times New Roman"/>
+                <w:sz w:val="22"/>
+                <w:szCs w:val="22"/>
+              </w:rPr>
+              <m:t>ersion</m:t>
+            </m:r>
+            <m:r>
+              <w:rPr>
+                <w:rFonts w:ascii="Cambria Math" w:hAnsi="Cambria Math" w:cs="Times New Roman"/>
+                <w:sz w:val="22"/>
+                <w:szCs w:val="22"/>
+              </w:rPr>
+              <m:t xml:space="preserve"> </m:t>
+            </m:r>
+            <m:r>
+              <w:rPr>
+                <w:rFonts w:ascii="Cambria Math" w:hAnsi="Cambria Math" w:cs="Times New Roman"/>
+                <w:sz w:val="22"/>
+                <w:szCs w:val="22"/>
+              </w:rPr>
+              <m:t>,</m:t>
+            </m:r>
+            <m:sSub>
+              <m:sSubPr>
+                <m:ctrlPr>
+                  <w:rPr>
+                    <w:rFonts w:ascii="Cambria Math" w:hAnsi="Cambria Math" w:cs="Times New Roman"/>
+                    <w:i/>
+                    <w:sz w:val="22"/>
+                    <w:szCs w:val="22"/>
+                  </w:rPr>
+                </m:ctrlPr>
+              </m:sSubPr>
+              <m:e>
+                <m:r>
+                  <w:rPr>
+                    <w:rFonts w:ascii="Cambria Math" w:hAnsi="Cambria Math" w:cs="Times New Roman"/>
+                    <w:sz w:val="22"/>
+                    <w:szCs w:val="22"/>
+                  </w:rPr>
+                  <m:t>m</m:t>
+                </m:r>
+              </m:e>
+              <m:sub>
+                <m:r>
+                  <w:rPr>
+                    <w:rFonts w:ascii="Cambria Math" w:hAnsi="Cambria Math" w:cs="Times New Roman"/>
+                    <w:sz w:val="22"/>
+                    <w:szCs w:val="22"/>
+                  </w:rPr>
+                  <m:t>i</m:t>
+                </m:r>
+              </m:sub>
+            </m:sSub>
+            <m:r>
+              <w:rPr>
+                <w:rFonts w:ascii="Cambria Math" w:hAnsi="Cambria Math" w:cs="Times New Roman"/>
+                <w:sz w:val="22"/>
+                <w:szCs w:val="22"/>
+              </w:rPr>
+              <m:t>)</m:t>
+            </m:r>
+          </m:e>
+        </m:nary>
+        <m:r>
+          <w:rPr>
+            <w:rFonts w:ascii="Cambria Math" w:eastAsiaTheme="minorEastAsia" w:hAnsi="Cambria Math" w:cs="Times New Roman"/>
+            <w:sz w:val="22"/>
+            <w:szCs w:val="22"/>
+          </w:rPr>
+          <m:t>, [$].</m:t>
+        </m:r>
+      </m:oMath>
+      <w:r>
+        <w:rPr>
+          <w:rFonts w:ascii="Times New Roman" w:eastAsiaTheme="minorEastAsia" w:hAnsi="Times New Roman" w:cs="Times New Roman"/>
+        </w:rPr>
+        <w:t xml:space="preserve"> The other decision variables are only not included in the objective function because they do not contribute </w:t>
+      </w:r>
+      <w:r>
+        <w:rPr>
+          <w:rFonts w:ascii="Times New Roman" w:eastAsiaTheme="minorEastAsia" w:hAnsi="Times New Roman" w:cs="Times New Roman"/>
+        </w:rPr>
+        <w:t>any profit.</w:t>
+      </w:r>
+      <w:r>
+        <w:rPr>
+          <w:rFonts w:ascii="Times New Roman" w:eastAsiaTheme="minorEastAsia" w:hAnsi="Times New Roman" w:cs="Times New Roman"/>
+        </w:rPr>
+        <w:t xml:space="preserve"> </w:t>
+      </w:r>
+    </w:p>
+    <w:p>
+      <w:pPr>
+        <w:spacing w:after="0"/>
+        <w:rPr>
+          <w:rFonts w:ascii="Times New Roman" w:eastAsiaTheme="minorEastAsia" w:hAnsi="Times New Roman" w:cs="Times New Roman"/>
+        </w:rPr>
+      </w:pPr>
+      <w:r>
+        <w:rPr>
+          <w:rFonts w:ascii="Times New Roman" w:eastAsiaTheme="minorEastAsia" w:hAnsi="Times New Roman" w:cs="Times New Roman"/>
+        </w:rPr>
+        <w:t>The constraints ar</w:t>
+      </w:r>
+      <w:r>
+        <w:rPr>
+          <w:rFonts w:ascii="Times New Roman" w:eastAsiaTheme="minorEastAsia" w:hAnsi="Times New Roman" w:cs="Times New Roman"/>
+        </w:rPr>
+        <w:t xml:space="preserve">e </w:t>
+      </w:r>
+      <w:r>
+        <w:rPr>
+          <w:rFonts w:ascii="Times New Roman" w:eastAsiaTheme="minorEastAsia" w:hAnsi="Times New Roman" w:cs="Times New Roman"/>
+        </w:rPr>
+        <w:t>listed below with the corresponding mathematical equation and units:</w:t>
+      </w:r>
+      <w:r>
+        <w:rPr>
+          <w:rFonts w:ascii="Times New Roman" w:eastAsiaTheme="minorEastAsia" w:hAnsi="Times New Roman" w:cs="Times New Roman"/>
+        </w:rPr>
+        <w:t xml:space="preserve"> </w:t>
       </w:r>
     </w:p>
     <w:p>
@@ -31,54 +925,113 @@
         <w:pStyle w:val="ListParagraph"/>
         <w:numPr>
           <w:ilvl w:val="0"/>
-          <w:numId w:val="1"/>
+          <w:numId w:val="2"/>
         </w:numPr>
-      </w:pPr>
-      <w:r>
-        <w:t xml:space="preserve">How much water to release to diversion in time </w:t>
-      </w:r>
-      <w:r>
-        <w:t>(</w:t>
-      </w:r>
-      <w:r>
-        <w:t>t</w:t>
-      </w:r>
-      <w:r>
-        <w:t>)</w:t>
-      </w:r>
-    </w:p>
-    <w:p>
-      <w:pPr>
-        <w:pStyle w:val="ListParagraph"/>
-        <w:numPr>
-          <w:ilvl w:val="1"/>
-          <w:numId w:val="1"/>
-        </w:numPr>
-      </w:pPr>
-      <w:proofErr w:type="spellStart"/>
-      <w:proofErr w:type="gramStart"/>
-      <w:r>
-        <w:t>X</w:t>
-      </w:r>
-      <w:r>
-        <w:rPr>
-          <w:vertAlign w:val="subscript"/>
-        </w:rPr>
-        <w:t>div</w:t>
-      </w:r>
-      <w:proofErr w:type="spellEnd"/>
-      <w:r>
-        <w:rPr>
-          <w:vertAlign w:val="subscript"/>
+        <w:spacing w:after="0"/>
+        <w:ind w:left="540"/>
+        <w:rPr>
+          <w:rFonts w:ascii="Times New Roman" w:eastAsiaTheme="minorEastAsia" w:hAnsi="Times New Roman" w:cs="Times New Roman"/>
+        </w:rPr>
+      </w:pPr>
+      <w:r>
+        <w:rPr>
+          <w:rFonts w:ascii="Times New Roman" w:eastAsiaTheme="minorEastAsia" w:hAnsi="Times New Roman" w:cs="Times New Roman"/>
+        </w:rPr>
+        <w:t>The ending storage</w:t>
+      </w:r>
+      <w:r>
+        <w:rPr>
+          <w:rFonts w:ascii="Times New Roman" w:eastAsiaTheme="minorEastAsia" w:hAnsi="Times New Roman" w:cs="Times New Roman"/>
         </w:rPr>
         <w:t xml:space="preserve"> </w:t>
       </w:r>
       <w:r>
-        <w:t>,</w:t>
-      </w:r>
-      <w:proofErr w:type="gramEnd"/>
-      <w:r>
-        <w:t xml:space="preserve"> t [acre-ft]</w:t>
+        <w:rPr>
+          <w:rFonts w:ascii="Times New Roman" w:eastAsiaTheme="minorEastAsia" w:hAnsi="Times New Roman" w:cs="Times New Roman"/>
+        </w:rPr>
+        <w:t>is</w:t>
+      </w:r>
+      <w:r>
+        <w:rPr>
+          <w:rFonts w:ascii="Times New Roman" w:eastAsiaTheme="minorEastAsia" w:hAnsi="Times New Roman" w:cs="Times New Roman"/>
+        </w:rPr>
+        <w:t xml:space="preserve"> </w:t>
+      </w:r>
+      <w:r>
+        <w:rPr>
+          <w:rFonts w:ascii="Times New Roman" w:eastAsiaTheme="minorEastAsia" w:hAnsi="Times New Roman" w:cs="Times New Roman"/>
+        </w:rPr>
+        <w:t>greater than or equal to the beginning storage</w:t>
+      </w:r>
+      <w:r>
+        <w:rPr>
+          <w:rFonts w:ascii="Times New Roman" w:eastAsiaTheme="minorEastAsia" w:hAnsi="Times New Roman" w:cs="Times New Roman"/>
+        </w:rPr>
+        <w:t>.</w:t>
+      </w:r>
+      <w:r>
+        <w:rPr>
+          <w:rFonts w:ascii="Times New Roman" w:eastAsiaTheme="minorEastAsia" w:hAnsi="Times New Roman" w:cs="Times New Roman"/>
+        </w:rPr>
+        <w:t xml:space="preserve"> </w:t>
+      </w:r>
+      <m:oMath>
+        <m:r>
+          <w:rPr>
+            <w:rFonts w:ascii="Cambria Math" w:eastAsiaTheme="minorEastAsia" w:hAnsi="Cambria Math" w:cs="Times New Roman"/>
+            <w:sz w:val="22"/>
+            <w:szCs w:val="22"/>
+          </w:rPr>
+          <m:t>X</m:t>
+        </m:r>
+        <m:d>
+          <m:dPr>
+            <m:ctrlPr>
+              <w:rPr>
+                <w:rFonts w:ascii="Cambria Math" w:eastAsiaTheme="minorEastAsia" w:hAnsi="Cambria Math" w:cs="Times New Roman"/>
+                <w:sz w:val="22"/>
+                <w:szCs w:val="22"/>
+              </w:rPr>
+            </m:ctrlPr>
+          </m:dPr>
+          <m:e>
+            <m:r>
+              <w:rPr>
+                <w:rFonts w:ascii="Cambria Math" w:eastAsiaTheme="minorEastAsia" w:hAnsi="Cambria Math" w:cs="Times New Roman"/>
+                <w:sz w:val="22"/>
+                <w:szCs w:val="22"/>
+              </w:rPr>
+              <m:t>Storage,</m:t>
+            </m:r>
+            <m:r>
+              <m:rPr>
+                <m:sty m:val="p"/>
+              </m:rPr>
+              <w:rPr>
+                <w:rFonts w:ascii="Cambria Math" w:eastAsiaTheme="minorEastAsia" w:hAnsi="Cambria Math" w:cs="Times New Roman"/>
+                <w:sz w:val="22"/>
+                <w:szCs w:val="22"/>
+              </w:rPr>
+              <m:t xml:space="preserve"> Aug</m:t>
+            </m:r>
+          </m:e>
+        </m:d>
+        <m:r>
+          <w:rPr>
+            <w:rFonts w:ascii="Cambria Math" w:eastAsiaTheme="minorEastAsia" w:hAnsi="Cambria Math" w:cs="Times New Roman"/>
+            <w:sz w:val="22"/>
+            <w:szCs w:val="22"/>
+          </w:rPr>
+          <m:t>&gt;=3000, [ac-ft]</m:t>
+        </m:r>
+      </m:oMath>
+      <w:r>
+        <w:rPr>
+          <w:rFonts w:ascii="Times New Roman" w:eastAsiaTheme="minorEastAsia" w:hAnsi="Times New Roman" w:cs="Times New Roman"/>
+          <w:sz w:val="22"/>
+          <w:szCs w:val="22"/>
+        </w:rPr>
+        <w:t xml:space="preserve"> </w:t>
       </w:r>
     </w:p>
     <w:p>
@@ -86,695 +1039,242 @@
         <w:pStyle w:val="ListParagraph"/>
         <w:numPr>
           <w:ilvl w:val="0"/>
-          <w:numId w:val="1"/>
+          <w:numId w:val="2"/>
         </w:numPr>
-      </w:pPr>
-      <w:r>
-        <w:t xml:space="preserve">How much </w:t>
-      </w:r>
-      <w:r>
-        <w:t xml:space="preserve">water </w:t>
-      </w:r>
-      <w:r>
-        <w:t>to keep in reservoir storage</w:t>
-      </w:r>
-      <w:r>
-        <w:t xml:space="preserve"> at the end of</w:t>
-      </w:r>
-      <w:r>
-        <w:t xml:space="preserve"> time (t)</w:t>
-      </w:r>
-    </w:p>
-    <w:p>
-      <w:pPr>
-        <w:pStyle w:val="ListParagraph"/>
-        <w:numPr>
-          <w:ilvl w:val="1"/>
-          <w:numId w:val="1"/>
-        </w:numPr>
-      </w:pPr>
-      <w:proofErr w:type="spellStart"/>
-      <w:proofErr w:type="gramStart"/>
-      <w:r>
-        <w:t>X</w:t>
-      </w:r>
-      <w:r>
-        <w:rPr>
-          <w:vertAlign w:val="subscript"/>
-        </w:rPr>
-        <w:t>res</w:t>
-      </w:r>
-      <w:proofErr w:type="spellEnd"/>
-      <w:r>
-        <w:t xml:space="preserve"> ,</w:t>
-      </w:r>
-      <w:proofErr w:type="gramEnd"/>
-      <w:r>
-        <w:t xml:space="preserve"> t [acre-ft]</w:t>
-      </w:r>
+        <w:spacing w:after="0"/>
+        <w:ind w:left="540"/>
+        <w:rPr>
+          <w:rFonts w:ascii="Times New Roman" w:eastAsiaTheme="minorEastAsia" w:hAnsi="Times New Roman" w:cs="Times New Roman"/>
+        </w:rPr>
+      </w:pPr>
+      <w:r>
+        <w:rPr>
+          <w:rFonts w:ascii="Times New Roman" w:eastAsiaTheme="minorEastAsia" w:hAnsi="Times New Roman" w:cs="Times New Roman"/>
+        </w:rPr>
+        <w:t xml:space="preserve">The max capacity of the reservoir is 9000 ac-ft. </w:t>
+      </w:r>
+      <m:oMath>
+        <m:r>
+          <w:rPr>
+            <w:rFonts w:ascii="Cambria Math" w:eastAsiaTheme="minorEastAsia" w:hAnsi="Cambria Math" w:cs="Times New Roman"/>
+            <w:sz w:val="22"/>
+            <w:szCs w:val="22"/>
+          </w:rPr>
+          <m:t>X</m:t>
+        </m:r>
+        <m:d>
+          <m:dPr>
+            <m:ctrlPr>
+              <w:rPr>
+                <w:rFonts w:ascii="Cambria Math" w:eastAsiaTheme="minorEastAsia" w:hAnsi="Cambria Math" w:cs="Times New Roman"/>
+                <w:sz w:val="22"/>
+                <w:szCs w:val="22"/>
+              </w:rPr>
+            </m:ctrlPr>
+          </m:dPr>
+          <m:e>
+            <m:r>
+              <w:rPr>
+                <w:rFonts w:ascii="Cambria Math" w:eastAsiaTheme="minorEastAsia" w:hAnsi="Cambria Math" w:cs="Times New Roman"/>
+                <w:sz w:val="22"/>
+                <w:szCs w:val="22"/>
+              </w:rPr>
+              <m:t>Storage,</m:t>
+            </m:r>
+            <m:sSub>
+              <m:sSubPr>
+                <m:ctrlPr>
+                  <w:rPr>
+                    <w:rFonts w:ascii="Cambria Math" w:eastAsiaTheme="minorEastAsia" w:hAnsi="Cambria Math" w:cs="Times New Roman"/>
+                    <w:sz w:val="22"/>
+                    <w:szCs w:val="22"/>
+                  </w:rPr>
+                </m:ctrlPr>
+              </m:sSubPr>
+              <m:e>
+                <m:r>
+                  <w:rPr>
+                    <w:rFonts w:ascii="Cambria Math" w:eastAsiaTheme="minorEastAsia" w:hAnsi="Cambria Math" w:cs="Times New Roman"/>
+                    <w:sz w:val="22"/>
+                    <w:szCs w:val="22"/>
+                  </w:rPr>
+                  <m:t>m</m:t>
+                </m:r>
+              </m:e>
+              <m:sub>
+                <m:r>
+                  <w:rPr>
+                    <w:rFonts w:ascii="Cambria Math" w:eastAsiaTheme="minorEastAsia" w:hAnsi="Cambria Math" w:cs="Times New Roman"/>
+                    <w:sz w:val="22"/>
+                    <w:szCs w:val="22"/>
+                  </w:rPr>
+                  <m:t>i</m:t>
+                </m:r>
+              </m:sub>
+            </m:sSub>
+          </m:e>
+        </m:d>
+        <m:r>
+          <w:rPr>
+            <w:rFonts w:ascii="Cambria Math" w:eastAsiaTheme="minorEastAsia" w:hAnsi="Cambria Math" w:cs="Times New Roman"/>
+            <w:sz w:val="22"/>
+            <w:szCs w:val="22"/>
+          </w:rPr>
+          <m:t>&lt;=9000,</m:t>
+        </m:r>
+        <m:r>
+          <w:rPr>
+            <w:rFonts w:ascii="Cambria Math" w:eastAsiaTheme="minorEastAsia" w:hAnsi="Cambria Math" w:cs="Times New Roman"/>
+            <w:sz w:val="22"/>
+            <w:szCs w:val="22"/>
+          </w:rPr>
+          <m:t xml:space="preserve"> [ac-ft]</m:t>
+        </m:r>
+      </m:oMath>
     </w:p>
     <w:p>
       <w:pPr>
         <w:pStyle w:val="ListParagraph"/>
         <w:numPr>
           <w:ilvl w:val="0"/>
-          <w:numId w:val="1"/>
+          <w:numId w:val="2"/>
         </w:numPr>
-      </w:pPr>
-      <w:r>
-        <w:t xml:space="preserve">How much water to spill </w:t>
-      </w:r>
-      <w:r>
-        <w:t>in time (t)</w:t>
-      </w:r>
-    </w:p>
-    <w:p>
-      <w:pPr>
-        <w:pStyle w:val="ListParagraph"/>
-        <w:numPr>
-          <w:ilvl w:val="1"/>
-          <w:numId w:val="1"/>
-        </w:numPr>
-      </w:pPr>
-      <w:proofErr w:type="spellStart"/>
-      <w:proofErr w:type="gramStart"/>
-      <w:r>
-        <w:t>X</w:t>
-      </w:r>
-      <w:r>
-        <w:rPr>
-          <w:vertAlign w:val="subscript"/>
-        </w:rPr>
-        <w:t>spill</w:t>
-      </w:r>
-      <w:proofErr w:type="spellEnd"/>
-      <w:r>
-        <w:t xml:space="preserve"> ,</w:t>
-      </w:r>
-      <w:proofErr w:type="gramEnd"/>
-      <w:r>
-        <w:t xml:space="preserve"> t [acre-ft]</w:t>
-      </w:r>
-    </w:p>
-    <w:p>
-      <w:r>
-        <w:t xml:space="preserve">Objective Function </w:t>
-      </w:r>
-    </w:p>
-    <w:p>
-      <w:pPr>
-        <w:pStyle w:val="ListParagraph"/>
-        <w:numPr>
-          <w:ilvl w:val="0"/>
-          <w:numId w:val="1"/>
-        </w:numPr>
-      </w:pPr>
-      <w:r>
-        <w:t>Maximize the Irrigation Benefits ($)</w:t>
-      </w:r>
-    </w:p>
-    <w:p>
-      <w:pPr>
-        <w:pStyle w:val="ListParagraph"/>
-        <w:numPr>
-          <w:ilvl w:val="1"/>
-          <w:numId w:val="1"/>
-        </w:numPr>
-      </w:pPr>
-      <w:r>
-        <w:t>Max Z = 150</w:t>
-      </w:r>
-      <w:proofErr w:type="gramStart"/>
-      <w:r>
-        <w:t>X</w:t>
-      </w:r>
-      <w:r>
-        <w:rPr>
-          <w:vertAlign w:val="subscript"/>
-        </w:rPr>
-        <w:t>div</w:t>
-      </w:r>
-      <w:r>
-        <w:rPr>
-          <w:vertAlign w:val="subscript"/>
-        </w:rPr>
-        <w:t>,june</w:t>
-      </w:r>
-      <w:proofErr w:type="gramEnd"/>
-      <w:r>
-        <w:t xml:space="preserve"> + 170</w:t>
-      </w:r>
-      <w:proofErr w:type="gramStart"/>
-      <w:r>
-        <w:t>X</w:t>
-      </w:r>
-      <w:r>
-        <w:rPr>
-          <w:vertAlign w:val="subscript"/>
-        </w:rPr>
-        <w:t>div,</w:t>
-      </w:r>
-      <w:r>
-        <w:rPr>
-          <w:vertAlign w:val="subscript"/>
-        </w:rPr>
-        <w:t>July</w:t>
-      </w:r>
-      <w:proofErr w:type="gramEnd"/>
-      <w:r>
-        <w:rPr>
-          <w:vertAlign w:val="subscript"/>
-        </w:rPr>
-        <w:t xml:space="preserve"> </w:t>
-      </w:r>
-      <w:r>
-        <w:t>+ 425</w:t>
-      </w:r>
-      <w:proofErr w:type="gramStart"/>
-      <w:r>
-        <w:t>X</w:t>
-      </w:r>
-      <w:r>
-        <w:rPr>
-          <w:vertAlign w:val="subscript"/>
-        </w:rPr>
-        <w:t>div,august</w:t>
-      </w:r>
-      <w:proofErr w:type="gramEnd"/>
-      <w:r>
-        <w:rPr>
-          <w:vertAlign w:val="subscript"/>
-        </w:rPr>
-        <w:t xml:space="preserve"> </w:t>
-      </w:r>
-    </w:p>
-    <w:p>
-      <w:pPr>
-        <w:pStyle w:val="ListParagraph"/>
-        <w:numPr>
-          <w:ilvl w:val="1"/>
-          <w:numId w:val="1"/>
-        </w:numPr>
-      </w:pPr>
-      <w:r>
-        <w:t xml:space="preserve">= </w:t>
-      </w:r>
-      <w:proofErr w:type="gramStart"/>
-      <w:r>
-        <w:t>SUM(</w:t>
-      </w:r>
-      <w:proofErr w:type="spellStart"/>
-      <w:proofErr w:type="gramEnd"/>
-      <w:r>
-        <w:t>c</w:t>
-      </w:r>
-      <w:r>
-        <w:rPr>
-          <w:vertAlign w:val="subscript"/>
-        </w:rPr>
-        <w:t>t</w:t>
-      </w:r>
-      <w:proofErr w:type="spellEnd"/>
-      <w:r>
-        <w:t>*</w:t>
-      </w:r>
-      <w:proofErr w:type="spellStart"/>
-      <w:proofErr w:type="gramStart"/>
-      <w:r>
-        <w:t>X</w:t>
-      </w:r>
-      <w:r>
-        <w:rPr>
-          <w:vertAlign w:val="subscript"/>
-        </w:rPr>
-        <w:t>div,t</w:t>
-      </w:r>
-      <w:proofErr w:type="spellEnd"/>
-      <w:proofErr w:type="gramEnd"/>
-      <w:r>
-        <w:t>) + SUM(0*</w:t>
-      </w:r>
-      <w:proofErr w:type="spellStart"/>
-      <w:proofErr w:type="gramStart"/>
-      <w:r>
-        <w:t>X</w:t>
-      </w:r>
-      <w:r>
-        <w:rPr>
-          <w:vertAlign w:val="subscript"/>
-        </w:rPr>
-        <w:t>spill,t</w:t>
-      </w:r>
-      <w:proofErr w:type="spellEnd"/>
-      <w:proofErr w:type="gramEnd"/>
-      <w:r>
-        <w:t>) + SUM(</w:t>
-      </w:r>
-      <w:r>
-        <w:t>0*</w:t>
-      </w:r>
-      <w:proofErr w:type="spellStart"/>
-      <w:proofErr w:type="gramStart"/>
-      <w:r>
-        <w:t>X</w:t>
-      </w:r>
-      <w:r>
-        <w:rPr>
-          <w:vertAlign w:val="subscript"/>
-        </w:rPr>
-        <w:t>res,t</w:t>
-      </w:r>
-      <w:proofErr w:type="spellEnd"/>
-      <w:proofErr w:type="gramEnd"/>
-      <w:r>
-        <w:t>)</w:t>
-      </w:r>
-    </w:p>
-    <w:p>
-      <w:r>
-        <w:t>Constraints</w:t>
-      </w:r>
-    </w:p>
-    <w:p>
-      <w:pPr>
-        <w:pStyle w:val="ListParagraph"/>
-        <w:numPr>
-          <w:ilvl w:val="0"/>
-          <w:numId w:val="1"/>
-        </w:numPr>
-      </w:pPr>
-      <w:r>
-        <w:t>The reservoir has a capacity of 9,000 acre-feet</w:t>
-      </w:r>
-      <w:r>
-        <w:t xml:space="preserve"> (3 constraints)</w:t>
-      </w:r>
-    </w:p>
-    <w:p>
-      <w:pPr>
-        <w:pStyle w:val="ListParagraph"/>
-        <w:numPr>
-          <w:ilvl w:val="1"/>
-          <w:numId w:val="1"/>
-        </w:numPr>
-        <w:rPr>
-          <w:rFonts w:eastAsiaTheme="minorEastAsia"/>
-        </w:rPr>
-      </w:pPr>
+        <w:spacing w:after="0"/>
+        <w:ind w:left="540"/>
+        <w:rPr>
+          <w:rFonts w:ascii="Times New Roman" w:eastAsiaTheme="minorEastAsia" w:hAnsi="Times New Roman" w:cs="Times New Roman"/>
+        </w:rPr>
+      </w:pPr>
+      <w:r>
+        <w:rPr>
+          <w:rFonts w:ascii="Times New Roman" w:eastAsiaTheme="minorEastAsia" w:hAnsi="Times New Roman" w:cs="Times New Roman"/>
+        </w:rPr>
+        <w:t xml:space="preserve">The reservoir must follow the mass balance equation. </w:t>
+      </w:r>
       <m:oMath>
-        <m:sSub>
-          <m:sSubPr>
+        <m:r>
+          <w:rPr>
+            <w:rFonts w:ascii="Cambria Math" w:eastAsiaTheme="minorEastAsia" w:hAnsi="Cambria Math" w:cs="Times New Roman"/>
+          </w:rPr>
+          <m:t>X</m:t>
+        </m:r>
+        <m:d>
+          <m:dPr>
             <m:ctrlPr>
               <w:rPr>
-                <w:rFonts w:ascii="Cambria Math" w:hAnsi="Cambria Math"/>
+                <w:rFonts w:ascii="Cambria Math" w:eastAsiaTheme="minorEastAsia" w:hAnsi="Cambria Math" w:cs="Times New Roman"/>
               </w:rPr>
             </m:ctrlPr>
-          </m:sSubPr>
+          </m:dPr>
           <m:e>
             <m:r>
               <w:rPr>
-                <w:rFonts w:ascii="Cambria Math" w:hAnsi="Cambria Math"/>
+                <w:rFonts w:ascii="Cambria Math" w:eastAsiaTheme="minorEastAsia" w:hAnsi="Cambria Math" w:cs="Times New Roman"/>
               </w:rPr>
-              <m:t>X</m:t>
+              <m:t>Sto</m:t>
             </m:r>
-          </m:e>
-          <m:sub>
             <m:r>
               <w:rPr>
-                <w:rFonts w:ascii="Cambria Math" w:hAnsi="Cambria Math"/>
+                <w:rFonts w:ascii="Cambria Math" w:eastAsiaTheme="minorEastAsia" w:hAnsi="Cambria Math" w:cs="Times New Roman"/>
               </w:rPr>
-              <m:t>res,t</m:t>
+              <m:t>r</m:t>
             </m:r>
-          </m:sub>
-        </m:sSub>
+            <m:r>
+              <w:rPr>
+                <w:rFonts w:ascii="Cambria Math" w:eastAsiaTheme="minorEastAsia" w:hAnsi="Cambria Math" w:cs="Times New Roman"/>
+              </w:rPr>
+              <m:t>.,</m:t>
+            </m:r>
+            <m:sSub>
+              <m:sSubPr>
+                <m:ctrlPr>
+                  <w:rPr>
+                    <w:rFonts w:ascii="Cambria Math" w:eastAsiaTheme="minorEastAsia" w:hAnsi="Cambria Math" w:cs="Times New Roman"/>
+                  </w:rPr>
+                </m:ctrlPr>
+              </m:sSubPr>
+              <m:e>
+                <m:r>
+                  <w:rPr>
+                    <w:rFonts w:ascii="Cambria Math" w:eastAsiaTheme="minorEastAsia" w:hAnsi="Cambria Math" w:cs="Times New Roman"/>
+                  </w:rPr>
+                  <m:t>m</m:t>
+                </m:r>
+              </m:e>
+              <m:sub>
+                <m:r>
+                  <w:rPr>
+                    <w:rFonts w:ascii="Cambria Math" w:eastAsiaTheme="minorEastAsia" w:hAnsi="Cambria Math" w:cs="Times New Roman"/>
+                  </w:rPr>
+                  <m:t>i</m:t>
+                </m:r>
+              </m:sub>
+            </m:sSub>
+          </m:e>
+        </m:d>
         <m:r>
           <w:rPr>
-            <w:rFonts w:ascii="Cambria Math" w:hAnsi="Cambria Math"/>
+            <w:rFonts w:ascii="Cambria Math" w:eastAsiaTheme="minorEastAsia" w:hAnsi="Cambria Math" w:cs="Times New Roman"/>
           </w:rPr>
-          <m:t>&lt;=9000</m:t>
+          <m:t>-X</m:t>
         </m:r>
-      </m:oMath>
-    </w:p>
-    <w:p>
-      <w:pPr>
-        <w:pStyle w:val="ListParagraph"/>
-        <w:numPr>
-          <w:ilvl w:val="0"/>
-          <w:numId w:val="1"/>
-        </w:numPr>
-      </w:pPr>
-      <w:r>
-        <w:t xml:space="preserve">The ending storage </w:t>
-      </w:r>
-      <w:r>
-        <w:t xml:space="preserve">(end of august) </w:t>
-      </w:r>
-      <w:r>
-        <w:t>must</w:t>
-      </w:r>
-      <w:r>
-        <w:t xml:space="preserve"> </w:t>
-      </w:r>
-      <w:r>
-        <w:t xml:space="preserve">be </w:t>
-      </w:r>
-      <w:r>
-        <w:t>&gt;</w:t>
-      </w:r>
-      <w:r>
-        <w:t>= 3,000 acre-fe</w:t>
-      </w:r>
-      <w:r>
-        <w:t>et</w:t>
-      </w:r>
-      <w:r>
-        <w:t xml:space="preserve"> (1 constraint)</w:t>
-      </w:r>
-    </w:p>
-    <w:p>
-      <w:pPr>
-        <w:pStyle w:val="ListParagraph"/>
-        <w:numPr>
-          <w:ilvl w:val="1"/>
-          <w:numId w:val="1"/>
-        </w:numPr>
-        <w:rPr>
-          <w:rFonts w:eastAsiaTheme="minorEastAsia"/>
-        </w:rPr>
-      </w:pPr>
-      <m:oMath>
-        <m:sSub>
-          <m:sSubPr>
+        <m:d>
+          <m:dPr>
             <m:ctrlPr>
               <w:rPr>
-                <w:rFonts w:ascii="Cambria Math" w:hAnsi="Cambria Math"/>
+                <w:rFonts w:ascii="Cambria Math" w:eastAsiaTheme="minorEastAsia" w:hAnsi="Cambria Math" w:cs="Times New Roman"/>
               </w:rPr>
             </m:ctrlPr>
-          </m:sSubPr>
+          </m:dPr>
           <m:e>
             <m:r>
               <w:rPr>
-                <w:rFonts w:ascii="Cambria Math" w:hAnsi="Cambria Math"/>
+                <w:rFonts w:ascii="Cambria Math" w:eastAsiaTheme="minorEastAsia" w:hAnsi="Cambria Math" w:cs="Times New Roman"/>
               </w:rPr>
-              <m:t>X</m:t>
-            </m:r>
-          </m:e>
-          <m:sub>
-            <m:r>
-              <w:rPr>
-                <w:rFonts w:ascii="Cambria Math" w:hAnsi="Cambria Math"/>
-              </w:rPr>
-              <m:t>res,</m:t>
+              <m:t>Sto</m:t>
             </m:r>
             <m:r>
               <w:rPr>
-                <w:rFonts w:ascii="Cambria Math" w:hAnsi="Cambria Math"/>
+                <w:rFonts w:ascii="Cambria Math" w:eastAsiaTheme="minorEastAsia" w:hAnsi="Cambria Math" w:cs="Times New Roman"/>
               </w:rPr>
-              <m:t>t</m:t>
-            </m:r>
-          </m:sub>
-        </m:sSub>
-        <m:r>
-          <w:rPr>
-            <w:rFonts w:ascii="Cambria Math" w:hAnsi="Cambria Math"/>
-          </w:rPr>
-          <m:t>&gt;=3000</m:t>
-        </m:r>
-      </m:oMath>
-    </w:p>
-    <w:p>
-      <w:pPr>
-        <w:pStyle w:val="ListParagraph"/>
-        <w:numPr>
-          <w:ilvl w:val="0"/>
-          <w:numId w:val="1"/>
-        </w:numPr>
-      </w:pPr>
-      <w:r>
-        <w:t xml:space="preserve">Inflow </w:t>
-      </w:r>
-      <w:r>
-        <w:t>&gt;</w:t>
-      </w:r>
-      <w:proofErr w:type="gramStart"/>
-      <w:r>
-        <w:t xml:space="preserve">= </w:t>
-      </w:r>
-      <w:r>
-        <w:rPr>
-          <w:rFonts w:ascii="Delta" w:hAnsi="Delta"/>
-        </w:rPr>
-        <w:t xml:space="preserve"> Change</w:t>
-      </w:r>
-      <w:proofErr w:type="gramEnd"/>
-      <w:r>
-        <w:rPr>
-          <w:rFonts w:ascii="Delta" w:hAnsi="Delta"/>
-        </w:rPr>
-        <w:t xml:space="preserve"> in Storage + </w:t>
-      </w:r>
-      <w:r>
-        <w:t xml:space="preserve">spill + irrigation </w:t>
-      </w:r>
-    </w:p>
-    <w:p>
-      <w:pPr>
-        <w:pStyle w:val="ListParagraph"/>
-        <w:numPr>
-          <w:ilvl w:val="1"/>
-          <w:numId w:val="1"/>
-        </w:numPr>
-      </w:pPr>
-      <w:proofErr w:type="gramStart"/>
-      <w:r>
-        <w:t>Change  in</w:t>
-      </w:r>
-      <w:proofErr w:type="gramEnd"/>
-      <w:r>
-        <w:t xml:space="preserve"> Storage = Inflow – Outflow for each time step</w:t>
-      </w:r>
-    </w:p>
-    <w:p>
-      <w:pPr>
-        <w:pStyle w:val="ListParagraph"/>
-        <w:numPr>
-          <w:ilvl w:val="1"/>
-          <w:numId w:val="1"/>
-        </w:numPr>
-        <w:rPr>
-          <w:rFonts w:eastAsiaTheme="minorEastAsia"/>
-        </w:rPr>
-      </w:pPr>
-      <m:oMath>
-        <m:sSub>
-          <m:sSubPr>
-            <m:ctrlPr>
-              <w:rPr>
-                <w:rFonts w:ascii="Cambria Math" w:hAnsi="Cambria Math"/>
-              </w:rPr>
-            </m:ctrlPr>
-          </m:sSubPr>
-          <m:e>
-            <m:r>
-              <w:rPr>
-                <w:rFonts w:ascii="Cambria Math" w:hAnsi="Cambria Math"/>
-              </w:rPr>
-              <m:t>X</m:t>
-            </m:r>
-          </m:e>
-          <m:sub>
-            <m:r>
-              <w:rPr>
-                <w:rFonts w:ascii="Cambria Math" w:hAnsi="Cambria Math"/>
-              </w:rPr>
-              <m:t>res,a</m:t>
-            </m:r>
-          </m:sub>
-        </m:sSub>
-        <m:r>
-          <w:rPr>
-            <w:rFonts w:ascii="Cambria Math" w:hAnsi="Cambria Math"/>
-          </w:rPr>
-          <m:t>-3000=</m:t>
-        </m:r>
-        <m:sSub>
-          <m:sSubPr>
-            <m:ctrlPr>
-              <w:rPr>
-                <w:rFonts w:ascii="Cambria Math" w:hAnsi="Cambria Math"/>
-              </w:rPr>
-            </m:ctrlPr>
-          </m:sSubPr>
-          <m:e>
-            <m:r>
-              <w:rPr>
-                <w:rFonts w:ascii="Cambria Math" w:hAnsi="Cambria Math"/>
-              </w:rPr>
-              <m:t>I</m:t>
-            </m:r>
-          </m:e>
-          <m:sub>
-            <m:r>
-              <w:rPr>
-                <w:rFonts w:ascii="Cambria Math" w:hAnsi="Cambria Math"/>
-              </w:rPr>
-              <m:t>a</m:t>
-            </m:r>
-          </m:sub>
-        </m:sSub>
-        <m:r>
-          <w:rPr>
-            <w:rFonts w:ascii="Cambria Math" w:hAnsi="Cambria Math"/>
-          </w:rPr>
-          <m:t>-</m:t>
-        </m:r>
-        <m:sSub>
-          <m:sSubPr>
-            <m:ctrlPr>
-              <w:rPr>
-                <w:rFonts w:ascii="Cambria Math" w:hAnsi="Cambria Math"/>
-              </w:rPr>
-            </m:ctrlPr>
-          </m:sSubPr>
-          <m:e>
-            <m:r>
-              <w:rPr>
-                <w:rFonts w:ascii="Cambria Math" w:hAnsi="Cambria Math"/>
-              </w:rPr>
-              <m:t>X</m:t>
-            </m:r>
-          </m:e>
-          <m:sub>
-            <m:r>
-              <w:rPr>
-                <w:rFonts w:ascii="Cambria Math" w:hAnsi="Cambria Math"/>
-              </w:rPr>
-              <m:t>div,a</m:t>
-            </m:r>
-          </m:sub>
-        </m:sSub>
-        <m:r>
-          <w:rPr>
-            <w:rFonts w:ascii="Cambria Math" w:hAnsi="Cambria Math"/>
-          </w:rPr>
-          <m:t>-</m:t>
-        </m:r>
-        <m:sSub>
-          <m:sSubPr>
-            <m:ctrlPr>
-              <w:rPr>
-                <w:rFonts w:ascii="Cambria Math" w:hAnsi="Cambria Math"/>
-              </w:rPr>
-            </m:ctrlPr>
-          </m:sSubPr>
-          <m:e>
-            <m:r>
-              <w:rPr>
-                <w:rFonts w:ascii="Cambria Math" w:hAnsi="Cambria Math"/>
-              </w:rPr>
-              <m:t>X</m:t>
-            </m:r>
-          </m:e>
-          <m:sub>
-            <m:r>
-              <w:rPr>
-                <w:rFonts w:ascii="Cambria Math" w:hAnsi="Cambria Math"/>
-              </w:rPr>
-              <m:t>spill,a</m:t>
-            </m:r>
-          </m:sub>
-        </m:sSub>
-      </m:oMath>
-    </w:p>
-    <w:p>
-      <w:pPr>
-        <w:pStyle w:val="ListParagraph"/>
-        <w:numPr>
-          <w:ilvl w:val="1"/>
-          <w:numId w:val="1"/>
-        </w:numPr>
-        <w:rPr>
-          <w:rFonts w:eastAsiaTheme="minorEastAsia"/>
-        </w:rPr>
-      </w:pPr>
-      <m:oMath>
-        <m:sSub>
-          <m:sSubPr>
-            <m:ctrlPr>
-              <w:rPr>
-                <w:rFonts w:ascii="Cambria Math" w:eastAsiaTheme="minorEastAsia" w:hAnsi="Cambria Math"/>
-              </w:rPr>
-            </m:ctrlPr>
-          </m:sSubPr>
-          <m:e>
-            <m:r>
-              <w:rPr>
-                <w:rFonts w:ascii="Cambria Math" w:eastAsiaTheme="minorEastAsia" w:hAnsi="Cambria Math"/>
-              </w:rPr>
-              <m:t>X</m:t>
-            </m:r>
-          </m:e>
-          <m:sub>
-            <m:r>
-              <w:rPr>
-                <w:rFonts w:ascii="Cambria Math" w:eastAsiaTheme="minorEastAsia" w:hAnsi="Cambria Math"/>
-              </w:rPr>
-              <m:t>res,</m:t>
+              <m:t>r</m:t>
             </m:r>
             <m:r>
               <w:rPr>
-                <w:rFonts w:ascii="Cambria Math" w:eastAsiaTheme="minorEastAsia" w:hAnsi="Cambria Math"/>
+                <w:rFonts w:ascii="Cambria Math" w:eastAsiaTheme="minorEastAsia" w:hAnsi="Cambria Math" w:cs="Times New Roman"/>
               </w:rPr>
-              <m:t>t</m:t>
+              <m:t>.,</m:t>
             </m:r>
-          </m:sub>
-        </m:sSub>
+            <m:sSub>
+              <m:sSubPr>
+                <m:ctrlPr>
+                  <w:rPr>
+                    <w:rFonts w:ascii="Cambria Math" w:eastAsiaTheme="minorEastAsia" w:hAnsi="Cambria Math" w:cs="Times New Roman"/>
+                  </w:rPr>
+                </m:ctrlPr>
+              </m:sSubPr>
+              <m:e>
+                <m:r>
+                  <w:rPr>
+                    <w:rFonts w:ascii="Cambria Math" w:eastAsiaTheme="minorEastAsia" w:hAnsi="Cambria Math" w:cs="Times New Roman"/>
+                  </w:rPr>
+                  <m:t>m</m:t>
+                </m:r>
+              </m:e>
+              <m:sub>
+                <m:r>
+                  <w:rPr>
+                    <w:rFonts w:ascii="Cambria Math" w:eastAsiaTheme="minorEastAsia" w:hAnsi="Cambria Math" w:cs="Times New Roman"/>
+                  </w:rPr>
+                  <m:t>i-1</m:t>
+                </m:r>
+              </m:sub>
+            </m:sSub>
+          </m:e>
+        </m:d>
         <m:r>
           <w:rPr>
-            <w:rFonts w:ascii="Cambria Math" w:eastAsiaTheme="minorEastAsia" w:hAnsi="Cambria Math"/>
-          </w:rPr>
-          <m:t>-</m:t>
-        </m:r>
-        <m:sSub>
-          <m:sSubPr>
-            <m:ctrlPr>
-              <w:rPr>
-                <w:rFonts w:ascii="Cambria Math" w:eastAsiaTheme="minorEastAsia" w:hAnsi="Cambria Math"/>
-              </w:rPr>
-            </m:ctrlPr>
-          </m:sSubPr>
-          <m:e>
-            <m:r>
-              <w:rPr>
-                <w:rFonts w:ascii="Cambria Math" w:eastAsiaTheme="minorEastAsia" w:hAnsi="Cambria Math"/>
-              </w:rPr>
-              <m:t>X</m:t>
-            </m:r>
-          </m:e>
-          <m:sub>
-            <m:r>
-              <w:rPr>
-                <w:rFonts w:ascii="Cambria Math" w:eastAsiaTheme="minorEastAsia" w:hAnsi="Cambria Math"/>
-              </w:rPr>
-              <m:t>res,</m:t>
-            </m:r>
-            <m:r>
-              <w:rPr>
-                <w:rFonts w:ascii="Cambria Math" w:eastAsiaTheme="minorEastAsia" w:hAnsi="Cambria Math"/>
-              </w:rPr>
-              <m:t>t</m:t>
-            </m:r>
-            <m:r>
-              <w:rPr>
-                <w:rFonts w:ascii="Cambria Math" w:eastAsiaTheme="minorEastAsia" w:hAnsi="Cambria Math"/>
-              </w:rPr>
-              <m:t>-1</m:t>
-            </m:r>
-          </m:sub>
-        </m:sSub>
-        <m:r>
-          <w:rPr>
-            <w:rFonts w:ascii="Cambria Math" w:eastAsiaTheme="minorEastAsia" w:hAnsi="Cambria Math"/>
+            <w:rFonts w:ascii="Cambria Math" w:eastAsiaTheme="minorEastAsia" w:hAnsi="Cambria Math" w:cs="Times New Roman"/>
           </w:rPr>
           <m:t>=</m:t>
         </m:r>
@@ -782,104 +1282,1820 @@
           <m:sSubPr>
             <m:ctrlPr>
               <w:rPr>
-                <w:rFonts w:ascii="Cambria Math" w:eastAsiaTheme="minorEastAsia" w:hAnsi="Cambria Math"/>
+                <w:rFonts w:ascii="Cambria Math" w:eastAsiaTheme="minorEastAsia" w:hAnsi="Cambria Math" w:cs="Times New Roman"/>
               </w:rPr>
             </m:ctrlPr>
           </m:sSubPr>
           <m:e>
             <m:r>
+              <m:rPr>
+                <m:nor/>
+              </m:rPr>
               <w:rPr>
-                <w:rFonts w:ascii="Cambria Math" w:eastAsiaTheme="minorEastAsia" w:hAnsi="Cambria Math"/>
+                <w:rFonts w:ascii="Cambria Math" w:eastAsiaTheme="minorEastAsia" w:hAnsi="Cambria Math" w:cs="Times New Roman"/>
               </w:rPr>
-              <m:t>I</m:t>
+              <m:t>inflow</m:t>
             </m:r>
           </m:e>
           <m:sub>
             <m:r>
               <w:rPr>
-                <w:rFonts w:ascii="Cambria Math" w:eastAsiaTheme="minorEastAsia" w:hAnsi="Cambria Math"/>
+                <w:rFonts w:ascii="Cambria Math" w:eastAsiaTheme="minorEastAsia" w:hAnsi="Cambria Math" w:cs="Times New Roman"/>
               </w:rPr>
-              <m:t>t</m:t>
+              <m:t>i</m:t>
             </m:r>
           </m:sub>
         </m:sSub>
         <m:r>
           <w:rPr>
-            <w:rFonts w:ascii="Cambria Math" w:eastAsiaTheme="minorEastAsia" w:hAnsi="Cambria Math"/>
+            <w:rFonts w:ascii="Cambria Math" w:eastAsiaTheme="minorEastAsia" w:hAnsi="Cambria Math" w:cs="Times New Roman"/>
           </w:rPr>
-          <m:t>-</m:t>
+          <m:t>-X</m:t>
         </m:r>
-        <m:sSub>
-          <m:sSubPr>
+        <m:d>
+          <m:dPr>
             <m:ctrlPr>
               <w:rPr>
-                <w:rFonts w:ascii="Cambria Math" w:eastAsiaTheme="minorEastAsia" w:hAnsi="Cambria Math"/>
+                <w:rFonts w:ascii="Cambria Math" w:eastAsiaTheme="minorEastAsia" w:hAnsi="Cambria Math" w:cs="Times New Roman"/>
               </w:rPr>
             </m:ctrlPr>
-          </m:sSubPr>
+          </m:dPr>
           <m:e>
             <m:r>
               <w:rPr>
-                <w:rFonts w:ascii="Cambria Math" w:eastAsiaTheme="minorEastAsia" w:hAnsi="Cambria Math"/>
+                <w:rFonts w:ascii="Cambria Math" w:eastAsiaTheme="minorEastAsia" w:hAnsi="Cambria Math" w:cs="Times New Roman"/>
               </w:rPr>
-              <m:t>X</m:t>
+              <m:t>Div.,</m:t>
             </m:r>
+            <m:sSub>
+              <m:sSubPr>
+                <m:ctrlPr>
+                  <w:rPr>
+                    <w:rFonts w:ascii="Cambria Math" w:eastAsiaTheme="minorEastAsia" w:hAnsi="Cambria Math" w:cs="Times New Roman"/>
+                  </w:rPr>
+                </m:ctrlPr>
+              </m:sSubPr>
+              <m:e>
+                <m:r>
+                  <w:rPr>
+                    <w:rFonts w:ascii="Cambria Math" w:eastAsiaTheme="minorEastAsia" w:hAnsi="Cambria Math" w:cs="Times New Roman"/>
+                  </w:rPr>
+                  <m:t>m</m:t>
+                </m:r>
+              </m:e>
+              <m:sub>
+                <m:r>
+                  <w:rPr>
+                    <w:rFonts w:ascii="Cambria Math" w:eastAsiaTheme="minorEastAsia" w:hAnsi="Cambria Math" w:cs="Times New Roman"/>
+                  </w:rPr>
+                  <m:t>i</m:t>
+                </m:r>
+              </m:sub>
+            </m:sSub>
           </m:e>
-          <m:sub>
-            <m:r>
-              <w:rPr>
-                <w:rFonts w:ascii="Cambria Math" w:eastAsiaTheme="minorEastAsia" w:hAnsi="Cambria Math"/>
-              </w:rPr>
-              <m:t>div,</m:t>
-            </m:r>
-            <m:r>
-              <w:rPr>
-                <w:rFonts w:ascii="Cambria Math" w:eastAsiaTheme="minorEastAsia" w:hAnsi="Cambria Math"/>
-              </w:rPr>
-              <m:t>t</m:t>
-            </m:r>
-          </m:sub>
-        </m:sSub>
+        </m:d>
         <m:r>
           <w:rPr>
-            <w:rFonts w:ascii="Cambria Math" w:eastAsiaTheme="minorEastAsia" w:hAnsi="Cambria Math"/>
+            <w:rFonts w:ascii="Cambria Math" w:eastAsiaTheme="minorEastAsia" w:hAnsi="Cambria Math" w:cs="Times New Roman"/>
           </w:rPr>
-          <m:t>-</m:t>
+          <m:t>-X</m:t>
         </m:r>
-        <m:sSub>
-          <m:sSubPr>
+        <m:d>
+          <m:dPr>
             <m:ctrlPr>
               <w:rPr>
-                <w:rFonts w:ascii="Cambria Math" w:eastAsiaTheme="minorEastAsia" w:hAnsi="Cambria Math"/>
+                <w:rFonts w:ascii="Cambria Math" w:eastAsiaTheme="minorEastAsia" w:hAnsi="Cambria Math" w:cs="Times New Roman"/>
               </w:rPr>
             </m:ctrlPr>
-          </m:sSubPr>
+          </m:dPr>
           <m:e>
             <m:r>
               <w:rPr>
-                <w:rFonts w:ascii="Cambria Math" w:eastAsiaTheme="minorEastAsia" w:hAnsi="Cambria Math"/>
+                <w:rFonts w:ascii="Cambria Math" w:eastAsiaTheme="minorEastAsia" w:hAnsi="Cambria Math" w:cs="Times New Roman"/>
               </w:rPr>
-              <m:t>X</m:t>
+              <m:t>Spill,</m:t>
             </m:r>
+            <m:sSub>
+              <m:sSubPr>
+                <m:ctrlPr>
+                  <w:rPr>
+                    <w:rFonts w:ascii="Cambria Math" w:eastAsiaTheme="minorEastAsia" w:hAnsi="Cambria Math" w:cs="Times New Roman"/>
+                  </w:rPr>
+                </m:ctrlPr>
+              </m:sSubPr>
+              <m:e>
+                <m:r>
+                  <w:rPr>
+                    <w:rFonts w:ascii="Cambria Math" w:eastAsiaTheme="minorEastAsia" w:hAnsi="Cambria Math" w:cs="Times New Roman"/>
+                  </w:rPr>
+                  <m:t>m</m:t>
+                </m:r>
+              </m:e>
+              <m:sub>
+                <m:r>
+                  <w:rPr>
+                    <w:rFonts w:ascii="Cambria Math" w:eastAsiaTheme="minorEastAsia" w:hAnsi="Cambria Math" w:cs="Times New Roman"/>
+                  </w:rPr>
+                  <m:t>i</m:t>
+                </m:r>
+              </m:sub>
+            </m:sSub>
           </m:e>
-          <m:sub>
-            <m:r>
-              <w:rPr>
-                <w:rFonts w:ascii="Cambria Math" w:eastAsiaTheme="minorEastAsia" w:hAnsi="Cambria Math"/>
-              </w:rPr>
-              <m:t>spill,</m:t>
-            </m:r>
-            <m:r>
-              <w:rPr>
-                <w:rFonts w:ascii="Cambria Math" w:eastAsiaTheme="minorEastAsia" w:hAnsi="Cambria Math"/>
-              </w:rPr>
-              <m:t>t</m:t>
-            </m:r>
-          </m:sub>
-        </m:sSub>
+        </m:d>
+        <m:r>
+          <w:rPr>
+            <w:rFonts w:ascii="Cambria Math" w:eastAsiaTheme="minorEastAsia" w:hAnsi="Cambria Math" w:cs="Times New Roman"/>
+          </w:rPr>
+          <m:t>, [ac-ft]</m:t>
+        </m:r>
       </m:oMath>
+      <w:r>
+        <w:rPr>
+          <w:rFonts w:ascii="Times New Roman" w:eastAsiaTheme="minorEastAsia" w:hAnsi="Times New Roman" w:cs="Times New Roman"/>
+        </w:rPr>
+        <w:t>. (Note: inflows are shown in Table 2)</w:t>
+      </w:r>
+      <w:r>
+        <w:rPr>
+          <w:rFonts w:ascii="Times New Roman" w:eastAsiaTheme="minorEastAsia" w:hAnsi="Times New Roman" w:cs="Times New Roman"/>
+        </w:rPr>
+        <w:t>---</w:t>
+      </w:r>
+    </w:p>
+    <w:p>
+      <w:pPr>
+        <w:spacing w:after="0"/>
+        <w:rPr>
+          <w:rFonts w:ascii="Times New Roman" w:eastAsiaTheme="minorEastAsia" w:hAnsi="Times New Roman" w:cs="Times New Roman"/>
+        </w:rPr>
+      </w:pPr>
+    </w:p>
+    <w:p>
+      <w:pPr>
+        <w:spacing w:after="0"/>
+        <w:rPr>
+          <w:rFonts w:ascii="Times New Roman" w:eastAsiaTheme="minorEastAsia" w:hAnsi="Times New Roman" w:cs="Times New Roman"/>
+          <w:b/>
+          <w:bCs/>
+        </w:rPr>
+      </w:pPr>
+      <w:r>
+        <w:rPr>
+          <w:rFonts w:ascii="Times New Roman" w:eastAsiaTheme="minorEastAsia" w:hAnsi="Times New Roman" w:cs="Times New Roman"/>
+          <w:b/>
+          <w:bCs/>
+        </w:rPr>
+        <w:t>Solution</w:t>
+      </w:r>
+    </w:p>
+    <w:p>
+      <w:pPr>
+        <w:spacing w:after="0"/>
+        <w:rPr>
+          <w:rFonts w:ascii="Times New Roman" w:eastAsiaTheme="minorEastAsia" w:hAnsi="Times New Roman" w:cs="Times New Roman"/>
+        </w:rPr>
+      </w:pPr>
+      <w:r>
+        <w:rPr>
+          <w:rFonts w:ascii="Times New Roman" w:eastAsiaTheme="minorEastAsia" w:hAnsi="Times New Roman" w:cs="Times New Roman"/>
+        </w:rPr>
+        <w:t>GAMS (</w:t>
+      </w:r>
+      <w:r>
+        <w:rPr>
+          <w:rFonts w:ascii="Times New Roman" w:hAnsi="Times New Roman" w:cs="Times New Roman"/>
+        </w:rPr>
+        <w:t>GAMS Development Corporation</w:t>
+      </w:r>
+      <w:r>
+        <w:rPr>
+          <w:rFonts w:ascii="Times New Roman" w:hAnsi="Times New Roman" w:cs="Times New Roman"/>
+        </w:rPr>
+        <w:t>, 202</w:t>
+      </w:r>
+      <w:r>
+        <w:rPr>
+          <w:rFonts w:ascii="Times New Roman" w:hAnsi="Times New Roman" w:cs="Times New Roman"/>
+        </w:rPr>
+        <w:t>6</w:t>
+      </w:r>
+      <w:r>
+        <w:rPr>
+          <w:rFonts w:ascii="Times New Roman" w:hAnsi="Times New Roman" w:cs="Times New Roman"/>
+        </w:rPr>
+        <w:t>)</w:t>
+      </w:r>
+      <w:r>
+        <w:rPr>
+          <w:rFonts w:ascii="Times New Roman" w:hAnsi="Times New Roman" w:cs="Times New Roman"/>
+        </w:rPr>
+        <w:t xml:space="preserve"> </w:t>
+      </w:r>
+      <w:r>
+        <w:rPr>
+          <w:rFonts w:ascii="Times New Roman" w:hAnsi="Times New Roman" w:cs="Times New Roman"/>
+        </w:rPr>
+        <w:t xml:space="preserve">found the optimal solution after programing the model formulation. </w:t>
+      </w:r>
+      <w:r>
+        <w:rPr>
+          <w:rFonts w:ascii="Times New Roman" w:hAnsi="Times New Roman" w:cs="Times New Roman"/>
+        </w:rPr>
+        <w:t>Table 3 contains the diversion schedule</w:t>
+      </w:r>
+      <w:r>
+        <w:rPr>
+          <w:rFonts w:ascii="Times New Roman" w:hAnsi="Times New Roman" w:cs="Times New Roman"/>
+        </w:rPr>
+        <w:t>.</w:t>
+      </w:r>
+      <w:r>
+        <w:rPr>
+          <w:rFonts w:ascii="Times New Roman" w:hAnsi="Times New Roman" w:cs="Times New Roman"/>
+        </w:rPr>
+        <w:t xml:space="preserve"> </w:t>
+      </w:r>
+      <w:r>
+        <w:rPr>
+          <w:rFonts w:ascii="Times New Roman" w:hAnsi="Times New Roman" w:cs="Times New Roman"/>
+        </w:rPr>
+        <w:t xml:space="preserve">The </w:t>
+      </w:r>
+      <w:r>
+        <w:rPr>
+          <w:rFonts w:ascii="Times New Roman" w:hAnsi="Times New Roman" w:cs="Times New Roman"/>
+        </w:rPr>
+        <w:t xml:space="preserve">maximum profit, given by the objective function, is </w:t>
+      </w:r>
+      <w:r>
+        <w:rPr>
+          <w:rFonts w:ascii="Times New Roman" w:hAnsi="Times New Roman" w:cs="Times New Roman"/>
+        </w:rPr>
+        <w:t>$</w:t>
+      </w:r>
+      <w:r>
+        <w:rPr>
+          <w:rFonts w:ascii="Times New Roman" w:hAnsi="Times New Roman" w:cs="Times New Roman"/>
+        </w:rPr>
+        <w:t>3</w:t>
+      </w:r>
+      <w:r>
+        <w:rPr>
+          <w:rFonts w:ascii="Times New Roman" w:hAnsi="Times New Roman" w:cs="Times New Roman"/>
+        </w:rPr>
+        <w:t>,</w:t>
+      </w:r>
+      <w:r>
+        <w:rPr>
+          <w:rFonts w:ascii="Times New Roman" w:hAnsi="Times New Roman" w:cs="Times New Roman"/>
+        </w:rPr>
+        <w:t>774</w:t>
+      </w:r>
+      <w:r>
+        <w:rPr>
+          <w:rFonts w:ascii="Times New Roman" w:hAnsi="Times New Roman" w:cs="Times New Roman"/>
+        </w:rPr>
+        <w:t>,</w:t>
+      </w:r>
+      <w:r>
+        <w:rPr>
+          <w:rFonts w:ascii="Times New Roman" w:hAnsi="Times New Roman" w:cs="Times New Roman"/>
+        </w:rPr>
+        <w:t>000</w:t>
+      </w:r>
+      <w:r>
+        <w:rPr>
+          <w:rFonts w:ascii="Times New Roman" w:hAnsi="Times New Roman" w:cs="Times New Roman"/>
+        </w:rPr>
+        <w:t>.</w:t>
+      </w:r>
+      <w:r>
+        <w:rPr>
+          <w:rFonts w:ascii="Times New Roman" w:hAnsi="Times New Roman" w:cs="Times New Roman"/>
+        </w:rPr>
+        <w:t xml:space="preserve"> Based on the GAMS solution the constraints that bind</w:t>
+      </w:r>
+      <w:r>
+        <w:rPr>
+          <w:rFonts w:ascii="Times New Roman" w:hAnsi="Times New Roman" w:cs="Times New Roman"/>
+        </w:rPr>
+        <w:t>s</w:t>
+      </w:r>
+      <w:r>
+        <w:rPr>
+          <w:rFonts w:ascii="Times New Roman" w:hAnsi="Times New Roman" w:cs="Times New Roman"/>
+        </w:rPr>
+        <w:t xml:space="preserve"> the objective function </w:t>
+      </w:r>
+      <w:r>
+        <w:rPr>
+          <w:rFonts w:ascii="Times New Roman" w:hAnsi="Times New Roman" w:cs="Times New Roman"/>
+        </w:rPr>
+        <w:t xml:space="preserve">are </w:t>
+      </w:r>
+      <w:r>
+        <w:rPr>
+          <w:rFonts w:ascii="Times New Roman" w:hAnsi="Times New Roman" w:cs="Times New Roman"/>
+        </w:rPr>
+        <w:t>the mass balance constraint</w:t>
+      </w:r>
+      <w:r>
+        <w:rPr>
+          <w:rFonts w:ascii="Times New Roman" w:hAnsi="Times New Roman" w:cs="Times New Roman"/>
+        </w:rPr>
+        <w:t xml:space="preserve"> during all months</w:t>
+      </w:r>
+      <w:r>
+        <w:rPr>
+          <w:rFonts w:ascii="Times New Roman" w:hAnsi="Times New Roman" w:cs="Times New Roman"/>
+        </w:rPr>
+        <w:t xml:space="preserve">, </w:t>
+      </w:r>
+      <w:r>
+        <w:rPr>
+          <w:rFonts w:ascii="Times New Roman" w:hAnsi="Times New Roman" w:cs="Times New Roman"/>
+        </w:rPr>
+        <w:t xml:space="preserve">the ending storage being greater than or equal to initial storage in August, and </w:t>
+      </w:r>
+      <w:r>
+        <w:rPr>
+          <w:rFonts w:ascii="Times New Roman" w:hAnsi="Times New Roman" w:cs="Times New Roman"/>
+        </w:rPr>
+        <w:t xml:space="preserve">the reservoir capacity in July. The rest of the </w:t>
+      </w:r>
+      <w:r>
+        <w:rPr>
+          <w:rFonts w:ascii="Times New Roman" w:hAnsi="Times New Roman" w:cs="Times New Roman"/>
+        </w:rPr>
+        <w:t xml:space="preserve">constraints are slack during the respective months. </w:t>
+      </w:r>
+    </w:p>
+    <w:p>
+      <w:pPr>
+        <w:spacing w:after="0"/>
+        <w:rPr>
+          <w:rFonts w:ascii="Times New Roman" w:eastAsiaTheme="minorEastAsia" w:hAnsi="Times New Roman" w:cs="Times New Roman"/>
+          <w:b/>
+          <w:bCs/>
+        </w:rPr>
+      </w:pPr>
+      <w:r>
+        <w:rPr>
+          <w:rFonts w:ascii="Times New Roman" w:eastAsiaTheme="minorEastAsia" w:hAnsi="Times New Roman" w:cs="Times New Roman"/>
+          <w:b/>
+          <w:bCs/>
+        </w:rPr>
+        <w:t>Analysis</w:t>
+      </w:r>
+    </w:p>
+    <w:p>
+      <w:pPr>
+        <w:spacing w:after="0"/>
+        <w:rPr>
+          <w:rFonts w:ascii="Times New Roman" w:eastAsiaTheme="minorEastAsia" w:hAnsi="Times New Roman" w:cs="Times New Roman"/>
+          <w:b/>
+          <w:bCs/>
+        </w:rPr>
+      </w:pPr>
+      <w:r>
+        <w:rPr>
+          <w:rFonts w:ascii="Times New Roman" w:eastAsiaTheme="minorEastAsia" w:hAnsi="Times New Roman" w:cs="Times New Roman"/>
+          <w:b/>
+          <w:bCs/>
+        </w:rPr>
+        <w:t>Conclusion</w:t>
+      </w:r>
+    </w:p>
+    <w:p>
+      <w:pPr>
+        <w:spacing w:after="0"/>
+        <w:rPr>
+          <w:rFonts w:ascii="Times New Roman" w:hAnsi="Times New Roman" w:cs="Times New Roman"/>
+        </w:rPr>
+      </w:pPr>
+    </w:p>
+    <w:p>
+      <w:pPr>
+        <w:spacing w:after="0"/>
+        <w:rPr>
+          <w:rFonts w:ascii="Times New Roman" w:hAnsi="Times New Roman" w:cs="Times New Roman"/>
+        </w:rPr>
+      </w:pPr>
+    </w:p>
+    <w:p>
+      <w:pPr>
+        <w:spacing w:after="0"/>
+        <w:rPr>
+          <w:rFonts w:ascii="Times New Roman" w:hAnsi="Times New Roman" w:cs="Times New Roman"/>
+        </w:rPr>
+      </w:pPr>
+      <w:r>
+        <w:rPr>
+          <w:rFonts w:ascii="Times New Roman" w:hAnsi="Times New Roman" w:cs="Times New Roman"/>
+        </w:rPr>
+        <w:t>C. Solution - Delivery schedule, Objective Function value, Constraints that</w:t>
+      </w:r>
+    </w:p>
+    <w:p>
+      <w:pPr>
+        <w:spacing w:after="0"/>
+        <w:rPr>
+          <w:rFonts w:ascii="Times New Roman" w:hAnsi="Times New Roman" w:cs="Times New Roman"/>
+        </w:rPr>
+      </w:pPr>
+      <w:r>
+        <w:rPr>
+          <w:rFonts w:ascii="Times New Roman" w:hAnsi="Times New Roman" w:cs="Times New Roman"/>
+        </w:rPr>
+        <w:t>bind and that are slack [15 points]</w:t>
+      </w:r>
+    </w:p>
+    <w:p>
+      <w:pPr>
+        <w:spacing w:after="0"/>
+        <w:rPr>
+          <w:rFonts w:ascii="Times New Roman" w:hAnsi="Times New Roman" w:cs="Times New Roman"/>
+        </w:rPr>
+      </w:pPr>
+      <w:r>
+        <w:rPr>
+          <w:rFonts w:ascii="Times New Roman" w:hAnsi="Times New Roman" w:cs="Times New Roman"/>
+        </w:rPr>
+        <w:t>D. Explain why the optimal solution is optimal, new insights you took away</w:t>
+      </w:r>
+    </w:p>
+    <w:p>
+      <w:pPr>
+        <w:spacing w:after="0"/>
+        <w:rPr>
+          <w:rFonts w:ascii="Times New Roman" w:hAnsi="Times New Roman" w:cs="Times New Roman"/>
+        </w:rPr>
+      </w:pPr>
+      <w:r>
+        <w:rPr>
+          <w:rFonts w:ascii="Times New Roman" w:hAnsi="Times New Roman" w:cs="Times New Roman"/>
+        </w:rPr>
+        <w:t>about the problem, and concerns the company manager will have about the</w:t>
+      </w:r>
+    </w:p>
+    <w:p>
+      <w:pPr>
+        <w:spacing w:after="0"/>
+        <w:rPr>
+          <w:rFonts w:ascii="Times New Roman" w:hAnsi="Times New Roman" w:cs="Times New Roman"/>
+        </w:rPr>
+      </w:pPr>
+      <w:r>
+        <w:rPr>
+          <w:rFonts w:ascii="Times New Roman" w:hAnsi="Times New Roman" w:cs="Times New Roman"/>
+        </w:rPr>
+        <w:t>model formulation and solution [10 points]</w:t>
+      </w:r>
+    </w:p>
+    <w:p>
+      <w:pPr>
+        <w:spacing w:after="0"/>
+        <w:rPr>
+          <w:rFonts w:ascii="Times New Roman" w:hAnsi="Times New Roman" w:cs="Times New Roman"/>
+        </w:rPr>
+      </w:pPr>
+      <w:r>
+        <w:rPr>
+          <w:rFonts w:ascii="Times New Roman" w:hAnsi="Times New Roman" w:cs="Times New Roman"/>
+        </w:rPr>
+        <w:br w:type="page"/>
+      </w:r>
+    </w:p>
+    <w:p>
+      <w:pPr>
+        <w:spacing w:after="0"/>
+        <w:rPr>
+          <w:rFonts w:ascii="Times New Roman" w:hAnsi="Times New Roman" w:cs="Times New Roman"/>
+        </w:rPr>
+      </w:pPr>
+      <w:r>
+        <w:rPr>
+          <w:rFonts w:ascii="Times New Roman" w:hAnsi="Times New Roman" w:cs="Times New Roman"/>
+        </w:rPr>
+        <w:lastRenderedPageBreak/>
+        <w:t>Dimensions</w:t>
+      </w:r>
+    </w:p>
+    <w:p>
+      <w:pPr>
+        <w:spacing w:after="0"/>
+        <w:rPr>
+          <w:rFonts w:ascii="Times New Roman" w:hAnsi="Times New Roman" w:cs="Times New Roman"/>
+        </w:rPr>
+      </w:pPr>
+      <w:r>
+        <w:rPr>
+          <w:rFonts w:ascii="Times New Roman" w:hAnsi="Times New Roman" w:cs="Times New Roman"/>
+        </w:rPr>
+        <w:t>Time (Month)</w:t>
+      </w:r>
+      <w:r>
+        <w:rPr>
+          <w:rFonts w:ascii="Times New Roman" w:hAnsi="Times New Roman" w:cs="Times New Roman"/>
+        </w:rPr>
+        <w:t xml:space="preserve"> – June, July, August</w:t>
+      </w:r>
+    </w:p>
+    <w:p>
+      <w:pPr>
+        <w:spacing w:after="0"/>
+        <w:rPr>
+          <w:rFonts w:ascii="Times New Roman" w:hAnsi="Times New Roman" w:cs="Times New Roman"/>
+        </w:rPr>
+      </w:pPr>
+      <w:r>
+        <w:rPr>
+          <w:rFonts w:ascii="Times New Roman" w:hAnsi="Times New Roman" w:cs="Times New Roman"/>
+        </w:rPr>
+        <w:t>Spatial (Network) – Spill, Diversion, Reservoir Storage</w:t>
+      </w:r>
+    </w:p>
+    <w:p>
+      <w:pPr>
+        <w:spacing w:after="0"/>
+        <w:rPr>
+          <w:rFonts w:ascii="Times New Roman" w:hAnsi="Times New Roman" w:cs="Times New Roman"/>
+        </w:rPr>
+      </w:pPr>
+    </w:p>
+    <w:p>
+      <w:pPr>
+        <w:spacing w:after="0"/>
+        <w:rPr>
+          <w:rFonts w:ascii="Times New Roman" w:hAnsi="Times New Roman" w:cs="Times New Roman"/>
+        </w:rPr>
+      </w:pPr>
+      <w:r>
+        <w:rPr>
+          <w:rFonts w:ascii="Times New Roman" w:hAnsi="Times New Roman" w:cs="Times New Roman"/>
+        </w:rPr>
+        <w:t xml:space="preserve">Decision Variables </w:t>
+      </w:r>
+    </w:p>
+    <w:p>
+      <w:pPr>
+        <w:spacing w:after="0"/>
+        <w:rPr>
+          <w:rFonts w:ascii="Times New Roman" w:hAnsi="Times New Roman" w:cs="Times New Roman"/>
+        </w:rPr>
+      </w:pPr>
+      <w:r>
+        <w:rPr>
+          <w:rFonts w:ascii="Times New Roman" w:hAnsi="Times New Roman" w:cs="Times New Roman"/>
+        </w:rPr>
+        <w:t xml:space="preserve">How much water to release to diversion in time </w:t>
+      </w:r>
+      <w:r>
+        <w:rPr>
+          <w:rFonts w:ascii="Times New Roman" w:hAnsi="Times New Roman" w:cs="Times New Roman"/>
+        </w:rPr>
+        <w:t>(</w:t>
+      </w:r>
+      <w:r>
+        <w:rPr>
+          <w:rFonts w:ascii="Times New Roman" w:hAnsi="Times New Roman" w:cs="Times New Roman"/>
+        </w:rPr>
+        <w:t>t</w:t>
+      </w:r>
+      <w:r>
+        <w:rPr>
+          <w:rFonts w:ascii="Times New Roman" w:hAnsi="Times New Roman" w:cs="Times New Roman"/>
+        </w:rPr>
+        <w:t>)</w:t>
+      </w:r>
+    </w:p>
+    <w:p>
+      <w:pPr>
+        <w:spacing w:after="0"/>
+        <w:rPr>
+          <w:rFonts w:ascii="Times New Roman" w:hAnsi="Times New Roman" w:cs="Times New Roman"/>
+        </w:rPr>
+      </w:pPr>
+      <w:proofErr w:type="spellStart"/>
+      <w:proofErr w:type="gramStart"/>
+      <w:r>
+        <w:rPr>
+          <w:rFonts w:ascii="Times New Roman" w:hAnsi="Times New Roman" w:cs="Times New Roman"/>
+        </w:rPr>
+        <w:t>X</w:t>
+      </w:r>
+      <w:r>
+        <w:rPr>
+          <w:rFonts w:ascii="Times New Roman" w:hAnsi="Times New Roman" w:cs="Times New Roman"/>
+        </w:rPr>
+        <w:t>div</w:t>
+      </w:r>
+      <w:proofErr w:type="spellEnd"/>
+      <w:r>
+        <w:rPr>
+          <w:rFonts w:ascii="Times New Roman" w:hAnsi="Times New Roman" w:cs="Times New Roman"/>
+        </w:rPr>
+        <w:t xml:space="preserve"> </w:t>
+      </w:r>
+      <w:r>
+        <w:rPr>
+          <w:rFonts w:ascii="Times New Roman" w:hAnsi="Times New Roman" w:cs="Times New Roman"/>
+        </w:rPr>
+        <w:t>,</w:t>
+      </w:r>
+      <w:proofErr w:type="gramEnd"/>
+      <w:r>
+        <w:rPr>
+          <w:rFonts w:ascii="Times New Roman" w:hAnsi="Times New Roman" w:cs="Times New Roman"/>
+        </w:rPr>
+        <w:t xml:space="preserve"> t [acre-ft]</w:t>
+      </w:r>
+    </w:p>
+    <w:p>
+      <w:pPr>
+        <w:spacing w:after="0"/>
+        <w:rPr>
+          <w:rFonts w:ascii="Times New Roman" w:hAnsi="Times New Roman" w:cs="Times New Roman"/>
+        </w:rPr>
+      </w:pPr>
+      <w:r>
+        <w:rPr>
+          <w:rFonts w:ascii="Times New Roman" w:hAnsi="Times New Roman" w:cs="Times New Roman"/>
+        </w:rPr>
+        <w:t xml:space="preserve">How much </w:t>
+      </w:r>
+      <w:r>
+        <w:rPr>
+          <w:rFonts w:ascii="Times New Roman" w:hAnsi="Times New Roman" w:cs="Times New Roman"/>
+        </w:rPr>
+        <w:t xml:space="preserve">water </w:t>
+      </w:r>
+      <w:r>
+        <w:rPr>
+          <w:rFonts w:ascii="Times New Roman" w:hAnsi="Times New Roman" w:cs="Times New Roman"/>
+        </w:rPr>
+        <w:t>to keep in reservoir storage</w:t>
+      </w:r>
+      <w:r>
+        <w:rPr>
+          <w:rFonts w:ascii="Times New Roman" w:hAnsi="Times New Roman" w:cs="Times New Roman"/>
+        </w:rPr>
+        <w:t xml:space="preserve"> at the end of</w:t>
+      </w:r>
+      <w:r>
+        <w:rPr>
+          <w:rFonts w:ascii="Times New Roman" w:hAnsi="Times New Roman" w:cs="Times New Roman"/>
+        </w:rPr>
+        <w:t xml:space="preserve"> time (t)</w:t>
+      </w:r>
+    </w:p>
+    <w:p>
+      <w:pPr>
+        <w:spacing w:after="0"/>
+        <w:rPr>
+          <w:rFonts w:ascii="Times New Roman" w:hAnsi="Times New Roman" w:cs="Times New Roman"/>
+        </w:rPr>
+      </w:pPr>
+      <w:proofErr w:type="spellStart"/>
+      <w:proofErr w:type="gramStart"/>
+      <w:r>
+        <w:rPr>
+          <w:rFonts w:ascii="Times New Roman" w:hAnsi="Times New Roman" w:cs="Times New Roman"/>
+        </w:rPr>
+        <w:t>X</w:t>
+      </w:r>
+      <w:r>
+        <w:rPr>
+          <w:rFonts w:ascii="Times New Roman" w:hAnsi="Times New Roman" w:cs="Times New Roman"/>
+        </w:rPr>
+        <w:t>res</w:t>
+      </w:r>
+      <w:proofErr w:type="spellEnd"/>
+      <w:r>
+        <w:rPr>
+          <w:rFonts w:ascii="Times New Roman" w:hAnsi="Times New Roman" w:cs="Times New Roman"/>
+        </w:rPr>
+        <w:t xml:space="preserve"> ,</w:t>
+      </w:r>
+      <w:proofErr w:type="gramEnd"/>
+      <w:r>
+        <w:rPr>
+          <w:rFonts w:ascii="Times New Roman" w:hAnsi="Times New Roman" w:cs="Times New Roman"/>
+        </w:rPr>
+        <w:t xml:space="preserve"> t [acre-ft]</w:t>
+      </w:r>
+    </w:p>
+    <w:p>
+      <w:pPr>
+        <w:spacing w:after="0"/>
+        <w:rPr>
+          <w:rFonts w:ascii="Times New Roman" w:hAnsi="Times New Roman" w:cs="Times New Roman"/>
+        </w:rPr>
+      </w:pPr>
+      <w:r>
+        <w:rPr>
+          <w:rFonts w:ascii="Times New Roman" w:hAnsi="Times New Roman" w:cs="Times New Roman"/>
+        </w:rPr>
+        <w:t xml:space="preserve">How much water to spill </w:t>
+      </w:r>
+      <w:r>
+        <w:rPr>
+          <w:rFonts w:ascii="Times New Roman" w:hAnsi="Times New Roman" w:cs="Times New Roman"/>
+        </w:rPr>
+        <w:t>in time (t)</w:t>
+      </w:r>
+    </w:p>
+    <w:p>
+      <w:pPr>
+        <w:spacing w:after="0"/>
+        <w:rPr>
+          <w:rFonts w:ascii="Times New Roman" w:hAnsi="Times New Roman" w:cs="Times New Roman"/>
+        </w:rPr>
+      </w:pPr>
+      <w:proofErr w:type="spellStart"/>
+      <w:proofErr w:type="gramStart"/>
+      <w:r>
+        <w:rPr>
+          <w:rFonts w:ascii="Times New Roman" w:hAnsi="Times New Roman" w:cs="Times New Roman"/>
+        </w:rPr>
+        <w:t>X</w:t>
+      </w:r>
+      <w:r>
+        <w:rPr>
+          <w:rFonts w:ascii="Times New Roman" w:hAnsi="Times New Roman" w:cs="Times New Roman"/>
+        </w:rPr>
+        <w:t>spill</w:t>
+      </w:r>
+      <w:proofErr w:type="spellEnd"/>
+      <w:r>
+        <w:rPr>
+          <w:rFonts w:ascii="Times New Roman" w:hAnsi="Times New Roman" w:cs="Times New Roman"/>
+        </w:rPr>
+        <w:t xml:space="preserve"> ,</w:t>
+      </w:r>
+      <w:proofErr w:type="gramEnd"/>
+      <w:r>
+        <w:rPr>
+          <w:rFonts w:ascii="Times New Roman" w:hAnsi="Times New Roman" w:cs="Times New Roman"/>
+        </w:rPr>
+        <w:t xml:space="preserve"> t [acre-ft]</w:t>
+      </w:r>
+    </w:p>
+    <w:p>
+      <w:pPr>
+        <w:spacing w:after="0"/>
+        <w:rPr>
+          <w:rFonts w:ascii="Times New Roman" w:hAnsi="Times New Roman" w:cs="Times New Roman"/>
+        </w:rPr>
+      </w:pPr>
+      <w:r>
+        <w:rPr>
+          <w:rFonts w:ascii="Times New Roman" w:hAnsi="Times New Roman" w:cs="Times New Roman"/>
+        </w:rPr>
+        <w:t xml:space="preserve">Objective Function </w:t>
+      </w:r>
+    </w:p>
+    <w:p>
+      <w:pPr>
+        <w:spacing w:after="0"/>
+        <w:rPr>
+          <w:rFonts w:ascii="Times New Roman" w:hAnsi="Times New Roman" w:cs="Times New Roman"/>
+        </w:rPr>
+      </w:pPr>
+      <w:r>
+        <w:rPr>
+          <w:rFonts w:ascii="Times New Roman" w:hAnsi="Times New Roman" w:cs="Times New Roman"/>
+        </w:rPr>
+        <w:t>Maximize the Irrigation Benefits ($)</w:t>
+      </w:r>
+    </w:p>
+    <w:p>
+      <w:pPr>
+        <w:spacing w:after="0"/>
+        <w:rPr>
+          <w:rFonts w:ascii="Times New Roman" w:hAnsi="Times New Roman" w:cs="Times New Roman"/>
+        </w:rPr>
+      </w:pPr>
+      <w:r>
+        <w:rPr>
+          <w:rFonts w:ascii="Times New Roman" w:hAnsi="Times New Roman" w:cs="Times New Roman"/>
+        </w:rPr>
+        <w:t>Max Z = 150</w:t>
+      </w:r>
+      <w:proofErr w:type="gramStart"/>
+      <w:r>
+        <w:rPr>
+          <w:rFonts w:ascii="Times New Roman" w:hAnsi="Times New Roman" w:cs="Times New Roman"/>
+        </w:rPr>
+        <w:t>X</w:t>
+      </w:r>
+      <w:r>
+        <w:rPr>
+          <w:rFonts w:ascii="Times New Roman" w:hAnsi="Times New Roman" w:cs="Times New Roman"/>
+        </w:rPr>
+        <w:t>div</w:t>
+      </w:r>
+      <w:r>
+        <w:rPr>
+          <w:rFonts w:ascii="Times New Roman" w:hAnsi="Times New Roman" w:cs="Times New Roman"/>
+        </w:rPr>
+        <w:t>,june</w:t>
+      </w:r>
+      <w:proofErr w:type="gramEnd"/>
+      <w:r>
+        <w:rPr>
+          <w:rFonts w:ascii="Times New Roman" w:hAnsi="Times New Roman" w:cs="Times New Roman"/>
+        </w:rPr>
+        <w:t xml:space="preserve"> + 170</w:t>
+      </w:r>
+      <w:proofErr w:type="gramStart"/>
+      <w:r>
+        <w:rPr>
+          <w:rFonts w:ascii="Times New Roman" w:hAnsi="Times New Roman" w:cs="Times New Roman"/>
+        </w:rPr>
+        <w:t>X</w:t>
+      </w:r>
+      <w:r>
+        <w:rPr>
+          <w:rFonts w:ascii="Times New Roman" w:hAnsi="Times New Roman" w:cs="Times New Roman"/>
+        </w:rPr>
+        <w:t>div,</w:t>
+      </w:r>
+      <w:r>
+        <w:rPr>
+          <w:rFonts w:ascii="Times New Roman" w:hAnsi="Times New Roman" w:cs="Times New Roman"/>
+        </w:rPr>
+        <w:t>July</w:t>
+      </w:r>
+      <w:proofErr w:type="gramEnd"/>
+      <w:r>
+        <w:rPr>
+          <w:rFonts w:ascii="Times New Roman" w:hAnsi="Times New Roman" w:cs="Times New Roman"/>
+        </w:rPr>
+        <w:t xml:space="preserve"> </w:t>
+      </w:r>
+      <w:r>
+        <w:rPr>
+          <w:rFonts w:ascii="Times New Roman" w:hAnsi="Times New Roman" w:cs="Times New Roman"/>
+        </w:rPr>
+        <w:t>+ 425</w:t>
+      </w:r>
+      <w:proofErr w:type="gramStart"/>
+      <w:r>
+        <w:rPr>
+          <w:rFonts w:ascii="Times New Roman" w:hAnsi="Times New Roman" w:cs="Times New Roman"/>
+        </w:rPr>
+        <w:t>X</w:t>
+      </w:r>
+      <w:r>
+        <w:rPr>
+          <w:rFonts w:ascii="Times New Roman" w:hAnsi="Times New Roman" w:cs="Times New Roman"/>
+        </w:rPr>
+        <w:t>div,august</w:t>
+      </w:r>
+      <w:proofErr w:type="gramEnd"/>
+      <w:r>
+        <w:rPr>
+          <w:rFonts w:ascii="Times New Roman" w:hAnsi="Times New Roman" w:cs="Times New Roman"/>
+        </w:rPr>
+        <w:t xml:space="preserve"> </w:t>
+      </w:r>
+    </w:p>
+    <w:p>
+      <w:pPr>
+        <w:spacing w:after="0"/>
+        <w:rPr>
+          <w:rFonts w:ascii="Times New Roman" w:hAnsi="Times New Roman" w:cs="Times New Roman"/>
+        </w:rPr>
+      </w:pPr>
+      <w:r>
+        <w:rPr>
+          <w:rFonts w:ascii="Times New Roman" w:hAnsi="Times New Roman" w:cs="Times New Roman"/>
+        </w:rPr>
+        <w:t xml:space="preserve">= </w:t>
+      </w:r>
+      <w:proofErr w:type="gramStart"/>
+      <w:r>
+        <w:rPr>
+          <w:rFonts w:ascii="Times New Roman" w:hAnsi="Times New Roman" w:cs="Times New Roman"/>
+        </w:rPr>
+        <w:t>SUM(</w:t>
+      </w:r>
+      <w:proofErr w:type="spellStart"/>
+      <w:proofErr w:type="gramEnd"/>
+      <w:r>
+        <w:rPr>
+          <w:rFonts w:ascii="Times New Roman" w:hAnsi="Times New Roman" w:cs="Times New Roman"/>
+        </w:rPr>
+        <w:t>c</w:t>
+      </w:r>
+      <w:r>
+        <w:rPr>
+          <w:rFonts w:ascii="Times New Roman" w:hAnsi="Times New Roman" w:cs="Times New Roman"/>
+        </w:rPr>
+        <w:t>t</w:t>
+      </w:r>
+      <w:proofErr w:type="spellEnd"/>
+      <w:r>
+        <w:rPr>
+          <w:rFonts w:ascii="Times New Roman" w:hAnsi="Times New Roman" w:cs="Times New Roman"/>
+        </w:rPr>
+        <w:t>*</w:t>
+      </w:r>
+      <w:proofErr w:type="spellStart"/>
+      <w:proofErr w:type="gramStart"/>
+      <w:r>
+        <w:rPr>
+          <w:rFonts w:ascii="Times New Roman" w:hAnsi="Times New Roman" w:cs="Times New Roman"/>
+        </w:rPr>
+        <w:t>X</w:t>
+      </w:r>
+      <w:r>
+        <w:rPr>
+          <w:rFonts w:ascii="Times New Roman" w:hAnsi="Times New Roman" w:cs="Times New Roman"/>
+        </w:rPr>
+        <w:t>div,t</w:t>
+      </w:r>
+      <w:proofErr w:type="spellEnd"/>
+      <w:proofErr w:type="gramEnd"/>
+      <w:r>
+        <w:rPr>
+          <w:rFonts w:ascii="Times New Roman" w:hAnsi="Times New Roman" w:cs="Times New Roman"/>
+        </w:rPr>
+        <w:t>) + SUM(0*</w:t>
+      </w:r>
+      <w:proofErr w:type="spellStart"/>
+      <w:proofErr w:type="gramStart"/>
+      <w:r>
+        <w:rPr>
+          <w:rFonts w:ascii="Times New Roman" w:hAnsi="Times New Roman" w:cs="Times New Roman"/>
+        </w:rPr>
+        <w:t>X</w:t>
+      </w:r>
+      <w:r>
+        <w:rPr>
+          <w:rFonts w:ascii="Times New Roman" w:hAnsi="Times New Roman" w:cs="Times New Roman"/>
+        </w:rPr>
+        <w:t>spill,t</w:t>
+      </w:r>
+      <w:proofErr w:type="spellEnd"/>
+      <w:proofErr w:type="gramEnd"/>
+      <w:r>
+        <w:rPr>
+          <w:rFonts w:ascii="Times New Roman" w:hAnsi="Times New Roman" w:cs="Times New Roman"/>
+        </w:rPr>
+        <w:t>) + SUM(</w:t>
+      </w:r>
+      <w:r>
+        <w:rPr>
+          <w:rFonts w:ascii="Times New Roman" w:hAnsi="Times New Roman" w:cs="Times New Roman"/>
+        </w:rPr>
+        <w:t>0*</w:t>
+      </w:r>
+      <w:proofErr w:type="spellStart"/>
+      <w:proofErr w:type="gramStart"/>
+      <w:r>
+        <w:rPr>
+          <w:rFonts w:ascii="Times New Roman" w:hAnsi="Times New Roman" w:cs="Times New Roman"/>
+        </w:rPr>
+        <w:t>X</w:t>
+      </w:r>
+      <w:r>
+        <w:rPr>
+          <w:rFonts w:ascii="Times New Roman" w:hAnsi="Times New Roman" w:cs="Times New Roman"/>
+        </w:rPr>
+        <w:t>res,t</w:t>
+      </w:r>
+      <w:proofErr w:type="spellEnd"/>
+      <w:proofErr w:type="gramEnd"/>
+      <w:r>
+        <w:rPr>
+          <w:rFonts w:ascii="Times New Roman" w:hAnsi="Times New Roman" w:cs="Times New Roman"/>
+        </w:rPr>
+        <w:t>)</w:t>
+      </w:r>
+    </w:p>
+    <w:p>
+      <w:pPr>
+        <w:spacing w:after="0"/>
+        <w:rPr>
+          <w:rFonts w:ascii="Times New Roman" w:hAnsi="Times New Roman" w:cs="Times New Roman"/>
+        </w:rPr>
+      </w:pPr>
+      <w:r>
+        <w:rPr>
+          <w:rFonts w:ascii="Times New Roman" w:hAnsi="Times New Roman" w:cs="Times New Roman"/>
+        </w:rPr>
+        <w:t>Constraints</w:t>
+      </w:r>
+    </w:p>
+    <w:p>
+      <w:pPr>
+        <w:spacing w:after="0"/>
+        <w:rPr>
+          <w:rFonts w:ascii="Times New Roman" w:hAnsi="Times New Roman" w:cs="Times New Roman"/>
+        </w:rPr>
+      </w:pPr>
+      <w:r>
+        <w:rPr>
+          <w:rFonts w:ascii="Times New Roman" w:hAnsi="Times New Roman" w:cs="Times New Roman"/>
+        </w:rPr>
+        <w:t>The reservoir has a capacity of 9,000 acre-feet</w:t>
+      </w:r>
+      <w:r>
+        <w:rPr>
+          <w:rFonts w:ascii="Times New Roman" w:hAnsi="Times New Roman" w:cs="Times New Roman"/>
+        </w:rPr>
+        <w:t xml:space="preserve"> (3 constraints)</w:t>
+      </w:r>
+    </w:p>
+    <w:p>
+      <w:pPr>
+        <w:spacing w:after="0"/>
+        <w:rPr>
+          <w:rFonts w:ascii="Times New Roman" w:hAnsi="Times New Roman" w:cs="Times New Roman"/>
+        </w:rPr>
+      </w:pPr>
+      <m:oMathPara>
+        <m:oMath>
+          <m:sSub>
+            <m:sSubPr>
+              <m:ctrlPr>
+                <w:rPr>
+                  <w:rFonts w:ascii="Cambria Math" w:hAnsi="Cambria Math" w:cs="Times New Roman"/>
+                </w:rPr>
+              </m:ctrlPr>
+            </m:sSubPr>
+            <m:e>
+              <m:r>
+                <w:rPr>
+                  <w:rFonts w:ascii="Cambria Math" w:hAnsi="Cambria Math" w:cs="Times New Roman"/>
+                </w:rPr>
+                <m:t>X</m:t>
+              </m:r>
+            </m:e>
+            <m:sub>
+              <m:r>
+                <w:rPr>
+                  <w:rFonts w:ascii="Cambria Math" w:hAnsi="Cambria Math" w:cs="Times New Roman"/>
+                </w:rPr>
+                <m:t>res</m:t>
+              </m:r>
+              <m:r>
+                <m:rPr>
+                  <m:sty m:val="p"/>
+                </m:rPr>
+                <w:rPr>
+                  <w:rFonts w:ascii="Cambria Math" w:hAnsi="Cambria Math" w:cs="Times New Roman"/>
+                </w:rPr>
+                <m:t>,</m:t>
+              </m:r>
+              <m:r>
+                <w:rPr>
+                  <w:rFonts w:ascii="Cambria Math" w:hAnsi="Cambria Math" w:cs="Times New Roman"/>
+                </w:rPr>
+                <m:t>t</m:t>
+              </m:r>
+            </m:sub>
+          </m:sSub>
+          <m:r>
+            <m:rPr>
+              <m:sty m:val="p"/>
+            </m:rPr>
+            <w:rPr>
+              <w:rFonts w:ascii="Cambria Math" w:hAnsi="Cambria Math" w:cs="Times New Roman"/>
+            </w:rPr>
+            <m:t>&lt;=9000</m:t>
+          </m:r>
+        </m:oMath>
+      </m:oMathPara>
+    </w:p>
+    <w:p>
+      <w:pPr>
+        <w:spacing w:after="0"/>
+        <w:rPr>
+          <w:rFonts w:ascii="Times New Roman" w:hAnsi="Times New Roman" w:cs="Times New Roman"/>
+        </w:rPr>
+      </w:pPr>
+      <w:r>
+        <w:rPr>
+          <w:rFonts w:ascii="Times New Roman" w:hAnsi="Times New Roman" w:cs="Times New Roman"/>
+        </w:rPr>
+        <w:t xml:space="preserve">The ending storage </w:t>
+      </w:r>
+      <w:r>
+        <w:rPr>
+          <w:rFonts w:ascii="Times New Roman" w:hAnsi="Times New Roman" w:cs="Times New Roman"/>
+        </w:rPr>
+        <w:t xml:space="preserve">(end of august) </w:t>
+      </w:r>
+      <w:r>
+        <w:rPr>
+          <w:rFonts w:ascii="Times New Roman" w:hAnsi="Times New Roman" w:cs="Times New Roman"/>
+        </w:rPr>
+        <w:t>must</w:t>
+      </w:r>
+      <w:r>
+        <w:rPr>
+          <w:rFonts w:ascii="Times New Roman" w:hAnsi="Times New Roman" w:cs="Times New Roman"/>
+        </w:rPr>
+        <w:t xml:space="preserve"> </w:t>
+      </w:r>
+      <w:r>
+        <w:rPr>
+          <w:rFonts w:ascii="Times New Roman" w:hAnsi="Times New Roman" w:cs="Times New Roman"/>
+        </w:rPr>
+        <w:t xml:space="preserve">be </w:t>
+      </w:r>
+      <w:r>
+        <w:rPr>
+          <w:rFonts w:ascii="Times New Roman" w:hAnsi="Times New Roman" w:cs="Times New Roman"/>
+        </w:rPr>
+        <w:t>&gt;</w:t>
+      </w:r>
+      <w:r>
+        <w:rPr>
+          <w:rFonts w:ascii="Times New Roman" w:hAnsi="Times New Roman" w:cs="Times New Roman"/>
+        </w:rPr>
+        <w:t>= 3,000 acre-fe</w:t>
+      </w:r>
+      <w:r>
+        <w:rPr>
+          <w:rFonts w:ascii="Times New Roman" w:hAnsi="Times New Roman" w:cs="Times New Roman"/>
+        </w:rPr>
+        <w:t>et</w:t>
+      </w:r>
+      <w:r>
+        <w:rPr>
+          <w:rFonts w:ascii="Times New Roman" w:hAnsi="Times New Roman" w:cs="Times New Roman"/>
+        </w:rPr>
+        <w:t xml:space="preserve"> (1 constraint)</w:t>
+      </w:r>
+    </w:p>
+    <w:p>
+      <w:pPr>
+        <w:spacing w:after="0"/>
+        <w:rPr>
+          <w:rFonts w:ascii="Times New Roman" w:hAnsi="Times New Roman" w:cs="Times New Roman"/>
+        </w:rPr>
+      </w:pPr>
+      <m:oMathPara>
+        <m:oMath>
+          <m:sSub>
+            <m:sSubPr>
+              <m:ctrlPr>
+                <w:rPr>
+                  <w:rFonts w:ascii="Cambria Math" w:hAnsi="Cambria Math" w:cs="Times New Roman"/>
+                </w:rPr>
+              </m:ctrlPr>
+            </m:sSubPr>
+            <m:e>
+              <m:r>
+                <w:rPr>
+                  <w:rFonts w:ascii="Cambria Math" w:hAnsi="Cambria Math" w:cs="Times New Roman"/>
+                </w:rPr>
+                <m:t>X</m:t>
+              </m:r>
+            </m:e>
+            <m:sub>
+              <m:r>
+                <w:rPr>
+                  <w:rFonts w:ascii="Cambria Math" w:hAnsi="Cambria Math" w:cs="Times New Roman"/>
+                </w:rPr>
+                <m:t>res</m:t>
+              </m:r>
+              <m:r>
+                <m:rPr>
+                  <m:sty m:val="p"/>
+                </m:rPr>
+                <w:rPr>
+                  <w:rFonts w:ascii="Cambria Math" w:hAnsi="Cambria Math" w:cs="Times New Roman"/>
+                </w:rPr>
+                <m:t>,</m:t>
+              </m:r>
+              <m:r>
+                <m:rPr>
+                  <m:sty m:val="p"/>
+                </m:rPr>
+                <w:rPr>
+                  <w:rFonts w:ascii="Cambria Math" w:hAnsi="Cambria Math" w:cs="Times New Roman"/>
+                </w:rPr>
+                <m:t>t</m:t>
+              </m:r>
+            </m:sub>
+          </m:sSub>
+          <m:r>
+            <m:rPr>
+              <m:sty m:val="p"/>
+            </m:rPr>
+            <w:rPr>
+              <w:rFonts w:ascii="Cambria Math" w:hAnsi="Cambria Math" w:cs="Times New Roman"/>
+            </w:rPr>
+            <m:t>&gt;=3000</m:t>
+          </m:r>
+        </m:oMath>
+      </m:oMathPara>
+    </w:p>
+    <w:p>
+      <w:pPr>
+        <w:spacing w:after="0"/>
+        <w:rPr>
+          <w:rFonts w:ascii="Times New Roman" w:hAnsi="Times New Roman" w:cs="Times New Roman"/>
+        </w:rPr>
+      </w:pPr>
+      <w:r>
+        <w:rPr>
+          <w:rFonts w:ascii="Times New Roman" w:hAnsi="Times New Roman" w:cs="Times New Roman"/>
+        </w:rPr>
+        <w:t xml:space="preserve">Inflow </w:t>
+      </w:r>
+      <w:r>
+        <w:rPr>
+          <w:rFonts w:ascii="Times New Roman" w:hAnsi="Times New Roman" w:cs="Times New Roman"/>
+        </w:rPr>
+        <w:t>&gt;</w:t>
+      </w:r>
+      <w:proofErr w:type="gramStart"/>
+      <w:r>
+        <w:rPr>
+          <w:rFonts w:ascii="Times New Roman" w:hAnsi="Times New Roman" w:cs="Times New Roman"/>
+        </w:rPr>
+        <w:t xml:space="preserve">= </w:t>
+      </w:r>
+      <w:r>
+        <w:rPr>
+          <w:rFonts w:ascii="Times New Roman" w:hAnsi="Times New Roman" w:cs="Times New Roman"/>
+        </w:rPr>
+        <w:t xml:space="preserve"> Change</w:t>
+      </w:r>
+      <w:proofErr w:type="gramEnd"/>
+      <w:r>
+        <w:rPr>
+          <w:rFonts w:ascii="Times New Roman" w:hAnsi="Times New Roman" w:cs="Times New Roman"/>
+        </w:rPr>
+        <w:t xml:space="preserve"> in Storage + </w:t>
+      </w:r>
+      <w:r>
+        <w:rPr>
+          <w:rFonts w:ascii="Times New Roman" w:hAnsi="Times New Roman" w:cs="Times New Roman"/>
+        </w:rPr>
+        <w:t xml:space="preserve">spill + irrigation </w:t>
+      </w:r>
+    </w:p>
+    <w:p>
+      <w:pPr>
+        <w:spacing w:after="0"/>
+        <w:rPr>
+          <w:rFonts w:ascii="Times New Roman" w:hAnsi="Times New Roman" w:cs="Times New Roman"/>
+        </w:rPr>
+      </w:pPr>
+      <w:proofErr w:type="gramStart"/>
+      <w:r>
+        <w:rPr>
+          <w:rFonts w:ascii="Times New Roman" w:hAnsi="Times New Roman" w:cs="Times New Roman"/>
+        </w:rPr>
+        <w:t>Change  in</w:t>
+      </w:r>
+      <w:proofErr w:type="gramEnd"/>
+      <w:r>
+        <w:rPr>
+          <w:rFonts w:ascii="Times New Roman" w:hAnsi="Times New Roman" w:cs="Times New Roman"/>
+        </w:rPr>
+        <w:t xml:space="preserve"> Storage = Inflow – Outflow for each time step</w:t>
+      </w:r>
+    </w:p>
+    <w:p>
+      <w:pPr>
+        <w:spacing w:after="0"/>
+        <w:rPr>
+          <w:rFonts w:ascii="Times New Roman" w:hAnsi="Times New Roman" w:cs="Times New Roman"/>
+        </w:rPr>
+      </w:pPr>
+      <m:oMathPara>
+        <m:oMath>
+          <m:sSub>
+            <m:sSubPr>
+              <m:ctrlPr>
+                <w:rPr>
+                  <w:rFonts w:ascii="Cambria Math" w:hAnsi="Cambria Math" w:cs="Times New Roman"/>
+                </w:rPr>
+              </m:ctrlPr>
+            </m:sSubPr>
+            <m:e>
+              <m:r>
+                <w:rPr>
+                  <w:rFonts w:ascii="Cambria Math" w:hAnsi="Cambria Math" w:cs="Times New Roman"/>
+                </w:rPr>
+                <m:t>X</m:t>
+              </m:r>
+            </m:e>
+            <m:sub>
+              <m:r>
+                <w:rPr>
+                  <w:rFonts w:ascii="Cambria Math" w:hAnsi="Cambria Math" w:cs="Times New Roman"/>
+                </w:rPr>
+                <m:t>res</m:t>
+              </m:r>
+              <m:r>
+                <m:rPr>
+                  <m:sty m:val="p"/>
+                </m:rPr>
+                <w:rPr>
+                  <w:rFonts w:ascii="Cambria Math" w:hAnsi="Cambria Math" w:cs="Times New Roman"/>
+                </w:rPr>
+                <m:t>,</m:t>
+              </m:r>
+              <m:r>
+                <w:rPr>
+                  <w:rFonts w:ascii="Cambria Math" w:hAnsi="Cambria Math" w:cs="Times New Roman"/>
+                </w:rPr>
+                <m:t>a</m:t>
+              </m:r>
+            </m:sub>
+          </m:sSub>
+          <m:r>
+            <m:rPr>
+              <m:sty m:val="p"/>
+            </m:rPr>
+            <w:rPr>
+              <w:rFonts w:ascii="Cambria Math" w:hAnsi="Cambria Math" w:cs="Times New Roman"/>
+            </w:rPr>
+            <m:t>-3000=</m:t>
+          </m:r>
+          <m:sSub>
+            <m:sSubPr>
+              <m:ctrlPr>
+                <w:rPr>
+                  <w:rFonts w:ascii="Cambria Math" w:hAnsi="Cambria Math" w:cs="Times New Roman"/>
+                </w:rPr>
+              </m:ctrlPr>
+            </m:sSubPr>
+            <m:e>
+              <m:r>
+                <w:rPr>
+                  <w:rFonts w:ascii="Cambria Math" w:hAnsi="Cambria Math" w:cs="Times New Roman"/>
+                </w:rPr>
+                <m:t>I</m:t>
+              </m:r>
+            </m:e>
+            <m:sub>
+              <m:r>
+                <w:rPr>
+                  <w:rFonts w:ascii="Cambria Math" w:hAnsi="Cambria Math" w:cs="Times New Roman"/>
+                </w:rPr>
+                <m:t>a</m:t>
+              </m:r>
+            </m:sub>
+          </m:sSub>
+          <m:r>
+            <m:rPr>
+              <m:sty m:val="p"/>
+            </m:rPr>
+            <w:rPr>
+              <w:rFonts w:ascii="Cambria Math" w:hAnsi="Cambria Math" w:cs="Times New Roman"/>
+            </w:rPr>
+            <m:t>-</m:t>
+          </m:r>
+          <m:sSub>
+            <m:sSubPr>
+              <m:ctrlPr>
+                <w:rPr>
+                  <w:rFonts w:ascii="Cambria Math" w:hAnsi="Cambria Math" w:cs="Times New Roman"/>
+                </w:rPr>
+              </m:ctrlPr>
+            </m:sSubPr>
+            <m:e>
+              <m:r>
+                <w:rPr>
+                  <w:rFonts w:ascii="Cambria Math" w:hAnsi="Cambria Math" w:cs="Times New Roman"/>
+                </w:rPr>
+                <m:t>X</m:t>
+              </m:r>
+            </m:e>
+            <m:sub>
+              <m:r>
+                <w:rPr>
+                  <w:rFonts w:ascii="Cambria Math" w:hAnsi="Cambria Math" w:cs="Times New Roman"/>
+                </w:rPr>
+                <m:t>div</m:t>
+              </m:r>
+              <m:r>
+                <m:rPr>
+                  <m:sty m:val="p"/>
+                </m:rPr>
+                <w:rPr>
+                  <w:rFonts w:ascii="Cambria Math" w:hAnsi="Cambria Math" w:cs="Times New Roman"/>
+                </w:rPr>
+                <m:t>,</m:t>
+              </m:r>
+              <m:r>
+                <w:rPr>
+                  <w:rFonts w:ascii="Cambria Math" w:hAnsi="Cambria Math" w:cs="Times New Roman"/>
+                </w:rPr>
+                <m:t>a</m:t>
+              </m:r>
+            </m:sub>
+          </m:sSub>
+          <m:r>
+            <m:rPr>
+              <m:sty m:val="p"/>
+            </m:rPr>
+            <w:rPr>
+              <w:rFonts w:ascii="Cambria Math" w:hAnsi="Cambria Math" w:cs="Times New Roman"/>
+            </w:rPr>
+            <m:t>-</m:t>
+          </m:r>
+          <m:sSub>
+            <m:sSubPr>
+              <m:ctrlPr>
+                <w:rPr>
+                  <w:rFonts w:ascii="Cambria Math" w:hAnsi="Cambria Math" w:cs="Times New Roman"/>
+                </w:rPr>
+              </m:ctrlPr>
+            </m:sSubPr>
+            <m:e>
+              <m:r>
+                <w:rPr>
+                  <w:rFonts w:ascii="Cambria Math" w:hAnsi="Cambria Math" w:cs="Times New Roman"/>
+                </w:rPr>
+                <m:t>X</m:t>
+              </m:r>
+            </m:e>
+            <m:sub>
+              <m:r>
+                <w:rPr>
+                  <w:rFonts w:ascii="Cambria Math" w:hAnsi="Cambria Math" w:cs="Times New Roman"/>
+                </w:rPr>
+                <m:t>spill</m:t>
+              </m:r>
+              <m:r>
+                <m:rPr>
+                  <m:sty m:val="p"/>
+                </m:rPr>
+                <w:rPr>
+                  <w:rFonts w:ascii="Cambria Math" w:hAnsi="Cambria Math" w:cs="Times New Roman"/>
+                </w:rPr>
+                <m:t>,</m:t>
+              </m:r>
+              <m:r>
+                <w:rPr>
+                  <w:rFonts w:ascii="Cambria Math" w:hAnsi="Cambria Math" w:cs="Times New Roman"/>
+                </w:rPr>
+                <m:t>a</m:t>
+              </m:r>
+            </m:sub>
+          </m:sSub>
+        </m:oMath>
+      </m:oMathPara>
+    </w:p>
+    <w:p>
+      <w:pPr>
+        <w:spacing w:after="0"/>
+        <w:rPr>
+          <w:rFonts w:ascii="Times New Roman" w:eastAsiaTheme="minorEastAsia" w:hAnsi="Times New Roman" w:cs="Times New Roman"/>
+        </w:rPr>
+      </w:pPr>
+      <m:oMathPara>
+        <m:oMath>
+          <m:sSub>
+            <m:sSubPr>
+              <m:ctrlPr>
+                <w:rPr>
+                  <w:rFonts w:ascii="Cambria Math" w:hAnsi="Cambria Math" w:cs="Times New Roman"/>
+                </w:rPr>
+              </m:ctrlPr>
+            </m:sSubPr>
+            <m:e>
+              <m:r>
+                <w:rPr>
+                  <w:rFonts w:ascii="Cambria Math" w:hAnsi="Cambria Math" w:cs="Times New Roman"/>
+                </w:rPr>
+                <m:t>X</m:t>
+              </m:r>
+            </m:e>
+            <m:sub>
+              <m:r>
+                <w:rPr>
+                  <w:rFonts w:ascii="Cambria Math" w:hAnsi="Cambria Math" w:cs="Times New Roman"/>
+                </w:rPr>
+                <m:t>res</m:t>
+              </m:r>
+              <m:r>
+                <m:rPr>
+                  <m:sty m:val="p"/>
+                </m:rPr>
+                <w:rPr>
+                  <w:rFonts w:ascii="Cambria Math" w:hAnsi="Cambria Math" w:cs="Times New Roman"/>
+                </w:rPr>
+                <m:t>,t</m:t>
+              </m:r>
+            </m:sub>
+          </m:sSub>
+          <m:r>
+            <m:rPr>
+              <m:sty m:val="p"/>
+            </m:rPr>
+            <w:rPr>
+              <w:rFonts w:ascii="Cambria Math" w:hAnsi="Cambria Math" w:cs="Times New Roman"/>
+            </w:rPr>
+            <m:t>-</m:t>
+          </m:r>
+          <m:sSub>
+            <m:sSubPr>
+              <m:ctrlPr>
+                <w:rPr>
+                  <w:rFonts w:ascii="Cambria Math" w:hAnsi="Cambria Math" w:cs="Times New Roman"/>
+                </w:rPr>
+              </m:ctrlPr>
+            </m:sSubPr>
+            <m:e>
+              <m:r>
+                <w:rPr>
+                  <w:rFonts w:ascii="Cambria Math" w:hAnsi="Cambria Math" w:cs="Times New Roman"/>
+                </w:rPr>
+                <m:t>X</m:t>
+              </m:r>
+            </m:e>
+            <m:sub>
+              <m:r>
+                <w:rPr>
+                  <w:rFonts w:ascii="Cambria Math" w:hAnsi="Cambria Math" w:cs="Times New Roman"/>
+                </w:rPr>
+                <m:t>res</m:t>
+              </m:r>
+              <m:r>
+                <m:rPr>
+                  <m:sty m:val="p"/>
+                </m:rPr>
+                <w:rPr>
+                  <w:rFonts w:ascii="Cambria Math" w:hAnsi="Cambria Math" w:cs="Times New Roman"/>
+                </w:rPr>
+                <m:t>,t-1</m:t>
+              </m:r>
+            </m:sub>
+          </m:sSub>
+          <m:r>
+            <m:rPr>
+              <m:sty m:val="p"/>
+            </m:rPr>
+            <w:rPr>
+              <w:rFonts w:ascii="Cambria Math" w:hAnsi="Cambria Math" w:cs="Times New Roman"/>
+            </w:rPr>
+            <m:t>=</m:t>
+          </m:r>
+          <m:sSub>
+            <m:sSubPr>
+              <m:ctrlPr>
+                <w:rPr>
+                  <w:rFonts w:ascii="Cambria Math" w:hAnsi="Cambria Math" w:cs="Times New Roman"/>
+                </w:rPr>
+              </m:ctrlPr>
+            </m:sSubPr>
+            <m:e>
+              <m:r>
+                <w:rPr>
+                  <w:rFonts w:ascii="Cambria Math" w:hAnsi="Cambria Math" w:cs="Times New Roman"/>
+                </w:rPr>
+                <m:t>I</m:t>
+              </m:r>
+            </m:e>
+            <m:sub>
+              <m:r>
+                <m:rPr>
+                  <m:sty m:val="p"/>
+                </m:rPr>
+                <w:rPr>
+                  <w:rFonts w:ascii="Cambria Math" w:hAnsi="Cambria Math" w:cs="Times New Roman"/>
+                </w:rPr>
+                <m:t>t</m:t>
+              </m:r>
+            </m:sub>
+          </m:sSub>
+          <m:r>
+            <m:rPr>
+              <m:sty m:val="p"/>
+            </m:rPr>
+            <w:rPr>
+              <w:rFonts w:ascii="Cambria Math" w:hAnsi="Cambria Math" w:cs="Times New Roman"/>
+            </w:rPr>
+            <m:t>-</m:t>
+          </m:r>
+          <m:sSub>
+            <m:sSubPr>
+              <m:ctrlPr>
+                <w:rPr>
+                  <w:rFonts w:ascii="Cambria Math" w:hAnsi="Cambria Math" w:cs="Times New Roman"/>
+                </w:rPr>
+              </m:ctrlPr>
+            </m:sSubPr>
+            <m:e>
+              <m:r>
+                <w:rPr>
+                  <w:rFonts w:ascii="Cambria Math" w:hAnsi="Cambria Math" w:cs="Times New Roman"/>
+                </w:rPr>
+                <m:t>X</m:t>
+              </m:r>
+            </m:e>
+            <m:sub>
+              <m:r>
+                <w:rPr>
+                  <w:rFonts w:ascii="Cambria Math" w:hAnsi="Cambria Math" w:cs="Times New Roman"/>
+                </w:rPr>
+                <m:t>div</m:t>
+              </m:r>
+              <m:r>
+                <m:rPr>
+                  <m:sty m:val="p"/>
+                </m:rPr>
+                <w:rPr>
+                  <w:rFonts w:ascii="Cambria Math" w:hAnsi="Cambria Math" w:cs="Times New Roman"/>
+                </w:rPr>
+                <m:t>,t</m:t>
+              </m:r>
+            </m:sub>
+          </m:sSub>
+          <m:r>
+            <m:rPr>
+              <m:sty m:val="p"/>
+            </m:rPr>
+            <w:rPr>
+              <w:rFonts w:ascii="Cambria Math" w:hAnsi="Cambria Math" w:cs="Times New Roman"/>
+            </w:rPr>
+            <m:t>-</m:t>
+          </m:r>
+          <m:sSub>
+            <m:sSubPr>
+              <m:ctrlPr>
+                <w:rPr>
+                  <w:rFonts w:ascii="Cambria Math" w:hAnsi="Cambria Math" w:cs="Times New Roman"/>
+                </w:rPr>
+              </m:ctrlPr>
+            </m:sSubPr>
+            <m:e>
+              <m:r>
+                <w:rPr>
+                  <w:rFonts w:ascii="Cambria Math" w:hAnsi="Cambria Math" w:cs="Times New Roman"/>
+                </w:rPr>
+                <m:t>X</m:t>
+              </m:r>
+            </m:e>
+            <m:sub>
+              <m:r>
+                <w:rPr>
+                  <w:rFonts w:ascii="Cambria Math" w:hAnsi="Cambria Math" w:cs="Times New Roman"/>
+                </w:rPr>
+                <m:t>spill</m:t>
+              </m:r>
+              <m:r>
+                <m:rPr>
+                  <m:sty m:val="p"/>
+                </m:rPr>
+                <w:rPr>
+                  <w:rFonts w:ascii="Cambria Math" w:hAnsi="Cambria Math" w:cs="Times New Roman"/>
+                </w:rPr>
+                <m:t>,t</m:t>
+              </m:r>
+            </m:sub>
+          </m:sSub>
+        </m:oMath>
+      </m:oMathPara>
+    </w:p>
+    <w:p>
+      <w:pPr>
+        <w:rPr>
+          <w:rFonts w:ascii="Times New Roman" w:eastAsiaTheme="minorEastAsia" w:hAnsi="Times New Roman" w:cs="Times New Roman"/>
+        </w:rPr>
+      </w:pPr>
+      <w:r>
+        <w:rPr>
+          <w:rFonts w:ascii="Times New Roman" w:eastAsiaTheme="minorEastAsia" w:hAnsi="Times New Roman" w:cs="Times New Roman"/>
+        </w:rPr>
+        <w:br w:type="page"/>
+      </w:r>
+    </w:p>
+    <w:p>
+      <w:pPr>
+        <w:spacing w:after="0"/>
+        <w:rPr>
+          <w:rFonts w:ascii="Times New Roman" w:hAnsi="Times New Roman" w:cs="Times New Roman"/>
+        </w:rPr>
+      </w:pPr>
+      <w:r>
+        <w:rPr>
+          <w:rFonts w:ascii="Times New Roman" w:hAnsi="Times New Roman" w:cs="Times New Roman"/>
+        </w:rPr>
+        <w:lastRenderedPageBreak/>
+        <w:t>References</w:t>
+      </w:r>
+    </w:p>
+    <w:p>
+      <w:pPr>
+        <w:spacing w:after="0"/>
+        <w:rPr>
+          <w:rFonts w:ascii="Times New Roman" w:hAnsi="Times New Roman" w:cs="Times New Roman"/>
+        </w:rPr>
+      </w:pPr>
+    </w:p>
+    <w:p>
+      <w:pPr>
+        <w:spacing w:after="0"/>
+        <w:rPr>
+          <w:rFonts w:ascii="Times New Roman" w:hAnsi="Times New Roman" w:cs="Times New Roman"/>
+        </w:rPr>
+      </w:pPr>
+      <w:r>
+        <w:rPr>
+          <w:rFonts w:ascii="Times New Roman" w:hAnsi="Times New Roman" w:cs="Times New Roman"/>
+        </w:rPr>
+        <w:t>GAMS Development Corporation. (202</w:t>
+      </w:r>
+      <w:r>
+        <w:rPr>
+          <w:rFonts w:ascii="Times New Roman" w:hAnsi="Times New Roman" w:cs="Times New Roman"/>
+        </w:rPr>
+        <w:t>6</w:t>
+      </w:r>
+      <w:r>
+        <w:rPr>
+          <w:rFonts w:ascii="Times New Roman" w:hAnsi="Times New Roman" w:cs="Times New Roman"/>
+        </w:rPr>
+        <w:t xml:space="preserve">). General Algebraic Modeling System (GAMS) (Release </w:t>
+      </w:r>
+      <w:r>
+        <w:rPr>
+          <w:rFonts w:ascii="Times New Roman" w:hAnsi="Times New Roman" w:cs="Times New Roman"/>
+        </w:rPr>
+        <w:t>54</w:t>
+      </w:r>
+      <w:r>
+        <w:rPr>
+          <w:rFonts w:ascii="Times New Roman" w:hAnsi="Times New Roman" w:cs="Times New Roman"/>
+        </w:rPr>
+        <w:t>.</w:t>
+      </w:r>
+      <w:r>
+        <w:rPr>
+          <w:rFonts w:ascii="Times New Roman" w:hAnsi="Times New Roman" w:cs="Times New Roman"/>
+        </w:rPr>
+        <w:t>4</w:t>
+      </w:r>
+      <w:r>
+        <w:rPr>
+          <w:rFonts w:ascii="Times New Roman" w:hAnsi="Times New Roman" w:cs="Times New Roman"/>
+        </w:rPr>
+        <w:t xml:space="preserve">.0) [Computer software]. </w:t>
+      </w:r>
+      <w:r>
+        <w:rPr>
+          <w:rFonts w:ascii="Times New Roman" w:hAnsi="Times New Roman" w:cs="Times New Roman"/>
+          <w:color w:val="45B0E1" w:themeColor="accent1" w:themeTint="99"/>
+          <w:u w:val="single"/>
+        </w:rPr>
+        <w:fldChar w:fldCharType="begin"/>
+      </w:r>
+      <w:r>
+        <w:rPr>
+          <w:rFonts w:ascii="Times New Roman" w:hAnsi="Times New Roman" w:cs="Times New Roman"/>
+          <w:color w:val="45B0E1" w:themeColor="accent1" w:themeTint="99"/>
+          <w:u w:val="single"/>
+        </w:rPr>
+        <w:instrText>HYPERLINK "https://www.gams.com/" \t "_blank"</w:instrText>
+      </w:r>
+      <w:r>
+        <w:rPr>
+          <w:rFonts w:ascii="Times New Roman" w:hAnsi="Times New Roman" w:cs="Times New Roman"/>
+          <w:color w:val="45B0E1" w:themeColor="accent1" w:themeTint="99"/>
+          <w:u w:val="single"/>
+        </w:rPr>
+      </w:r>
+      <w:r>
+        <w:rPr>
+          <w:rFonts w:ascii="Times New Roman" w:hAnsi="Times New Roman" w:cs="Times New Roman"/>
+          <w:color w:val="45B0E1" w:themeColor="accent1" w:themeTint="99"/>
+          <w:u w:val="single"/>
+        </w:rPr>
+        <w:fldChar w:fldCharType="separate"/>
+      </w:r>
+      <w:r>
+        <w:rPr>
+          <w:rFonts w:ascii="Times New Roman" w:hAnsi="Times New Roman" w:cs="Times New Roman"/>
+          <w:color w:val="45B0E1" w:themeColor="accent1" w:themeTint="99"/>
+          <w:u w:val="single"/>
+        </w:rPr>
+        <w:t>https://www.gams.com/</w:t>
+      </w:r>
+      <w:r>
+        <w:rPr>
+          <w:rFonts w:ascii="Times New Roman" w:hAnsi="Times New Roman" w:cs="Times New Roman"/>
+          <w:color w:val="45B0E1" w:themeColor="accent1" w:themeTint="99"/>
+          <w:u w:val="single"/>
+        </w:rPr>
+        <w:fldChar w:fldCharType="end"/>
+      </w:r>
     </w:p>
     <w:sectPr>
+      <w:footerReference w:type="even" r:id="rId8"/>
+      <w:footerReference w:type="default" r:id="rId9"/>
       <w:pgSz w:w="12240" w:h="15840"/>
       <w:pgMar w:top="1440" w:right="1440" w:bottom="1440" w:left="1440" w:header="720" w:footer="720" w:gutter="0"/>
       <w:cols w:space="720"/>
@@ -887,6 +3103,177 @@
     </w:sectPr>
   </w:body>
 </w:document>
+</file>
+
+<file path=word/endnotes.xml><?xml version="1.0" encoding="utf-8"?>
+<w:endnotes xmlns:wpc="http://schemas.microsoft.com/office/word/2010/wordprocessingCanvas" xmlns:cx="http://schemas.microsoft.com/office/drawing/2014/chartex" xmlns:cx1="http://schemas.microsoft.com/office/drawing/2015/9/8/chartex" xmlns:cx2="http://schemas.microsoft.com/office/drawing/2015/10/21/chartex" xmlns:cx3="http://schemas.microsoft.com/office/drawing/2016/5/9/chartex" xmlns:cx4="http://schemas.microsoft.com/office/drawing/2016/5/10/chartex" xmlns:cx5="http://schemas.microsoft.com/office/drawing/2016/5/11/chartex" xmlns:cx6="http://schemas.microsoft.com/office/drawing/2016/5/12/chartex" xmlns:cx7="http://schemas.microsoft.com/office/drawing/2016/5/13/chartex" xmlns:cx8="http://schemas.microsoft.com/office/drawing/2016/5/14/chartex" xmlns:mc="http://schemas.openxmlformats.org/markup-compatibility/2006" xmlns:m="http://schemas.openxmlformats.org/officeDocument/2006/math" xmlns:aink="http://schemas.microsoft.com/office/drawing/2016/ink" xmlns:am3d="http://schemas.microsoft.com/office/drawing/2017/model3d" xmlns:oel="http://schemas.microsoft.com/office/2019/extlst" xmlns:r="http://schemas.openxmlformats.org/officeDocument/2006/relationships" xmlns:wp14="http://schemas.microsoft.com/office/word/2010/wordprocessingDrawing" xmlns:wp="http://schemas.openxmlformats.org/drawingml/2006/wordprocessingDrawing" xmlns:wpg="http://schemas.microsoft.com/office/word/2010/wordprocessingGroup" xmlns:wpi="http://schemas.microsoft.com/office/word/2010/wordprocessingInk" xmlns:wps="http://schemas.microsoft.com/office/word/2010/wordprocessingShape" xmlns:o="urn:schemas-microsoft-com:office:office" xmlns:v="urn:schemas-microsoft-com:vml" xmlns:w10="urn:schemas-microsoft-com:office:word" xmlns:w="http://schemas.openxmlformats.org/wordprocessingml/2006/main" xmlns:w14="http://schemas.microsoft.com/office/word/2010/wordml" xmlns:w15="http://schemas.microsoft.com/office/word/2012/wordml" xmlns:w16cex="http://schemas.microsoft.com/office/word/2018/wordml/cex" xmlns:w16cid="http://schemas.microsoft.com/office/word/2016/wordml/cid" xmlns:w16="http://schemas.microsoft.com/office/word/2018/wordml" xmlns:w16sdtdh="http://schemas.microsoft.com/office/word/2020/wordml/sdtdatahash" xmlns:w16sdtfl="http://schemas.microsoft.com/office/word/2024/wordml/sdtformatlock" xmlns:w16se="http://schemas.microsoft.com/office/word/2015/wordml/symex" xmlns:w16du="http://schemas.microsoft.com/office/word/2023/wordml/word16du" xmlns:wne="http://schemas.microsoft.com/office/word/2006/wordml" mc:Ignorable="w14 w15 w16se w16cid w16 w16cex w16sdtdh w16sdtfl w16du wp14">
+  <w:endnote w:type="separator" w:id="-1">
+    <w:p>
+      <w:pPr>
+        <w:spacing w:after="0" w:line="240" w:lineRule="auto"/>
+      </w:pPr>
+      <w:r>
+        <w:separator/>
+      </w:r>
+    </w:p>
+  </w:endnote>
+  <w:endnote w:type="continuationSeparator" w:id="0">
+    <w:p>
+      <w:pPr>
+        <w:spacing w:after="0" w:line="240" w:lineRule="auto"/>
+      </w:pPr>
+      <w:r>
+        <w:continuationSeparator/>
+      </w:r>
+    </w:p>
+  </w:endnote>
+</w:endnotes>
+</file>
+
+<file path=word/footer1.xml><?xml version="1.0" encoding="utf-8"?>
+<w:ftr xmlns:wpc="http://schemas.microsoft.com/office/word/2010/wordprocessingCanvas" xmlns:cx="http://schemas.microsoft.com/office/drawing/2014/chartex" xmlns:cx1="http://schemas.microsoft.com/office/drawing/2015/9/8/chartex" xmlns:cx2="http://schemas.microsoft.com/office/drawing/2015/10/21/chartex" xmlns:cx3="http://schemas.microsoft.com/office/drawing/2016/5/9/chartex" xmlns:cx4="http://schemas.microsoft.com/office/drawing/2016/5/10/chartex" xmlns:cx5="http://schemas.microsoft.com/office/drawing/2016/5/11/chartex" xmlns:cx6="http://schemas.microsoft.com/office/drawing/2016/5/12/chartex" xmlns:cx7="http://schemas.microsoft.com/office/drawing/2016/5/13/chartex" xmlns:cx8="http://schemas.microsoft.com/office/drawing/2016/5/14/chartex" xmlns:mc="http://schemas.openxmlformats.org/markup-compatibility/2006" xmlns:m="http://schemas.openxmlformats.org/officeDocument/2006/math" xmlns:aink="http://schemas.microsoft.com/office/drawing/2016/ink" xmlns:am3d="http://schemas.microsoft.com/office/drawing/2017/model3d" xmlns:oel="http://schemas.microsoft.com/office/2019/extlst" xmlns:r="http://schemas.openxmlformats.org/officeDocument/2006/relationships" xmlns:wp14="http://schemas.microsoft.com/office/word/2010/wordprocessingDrawing" xmlns:wp="http://schemas.openxmlformats.org/drawingml/2006/wordprocessingDrawing" xmlns:wpg="http://schemas.microsoft.com/office/word/2010/wordprocessingGroup" xmlns:wpi="http://schemas.microsoft.com/office/word/2010/wordprocessingInk" xmlns:wps="http://schemas.microsoft.com/office/word/2010/wordprocessingShape" xmlns:o="urn:schemas-microsoft-com:office:office" xmlns:v="urn:schemas-microsoft-com:vml" xmlns:w10="urn:schemas-microsoft-com:office:word" xmlns:w="http://schemas.openxmlformats.org/wordprocessingml/2006/main" xmlns:w14="http://schemas.microsoft.com/office/word/2010/wordml" xmlns:w15="http://schemas.microsoft.com/office/word/2012/wordml" xmlns:w16cex="http://schemas.microsoft.com/office/word/2018/wordml/cex" xmlns:w16cid="http://schemas.microsoft.com/office/word/2016/wordml/cid" xmlns:w16="http://schemas.microsoft.com/office/word/2018/wordml" xmlns:w16sdtdh="http://schemas.microsoft.com/office/word/2020/wordml/sdtdatahash" xmlns:w16sdtfl="http://schemas.microsoft.com/office/word/2024/wordml/sdtformatlock" xmlns:w16se="http://schemas.microsoft.com/office/word/2015/wordml/symex" xmlns:w16du="http://schemas.microsoft.com/office/word/2023/wordml/word16du" xmlns:wne="http://schemas.microsoft.com/office/word/2006/wordml" mc:Ignorable="w14 w15 w16se w16cid w16 w16cex w16sdtdh w16sdtfl w16du wp14">
+  <w:sdt>
+    <w:sdtPr>
+      <w:rPr>
+        <w:rStyle w:val="PageNumber"/>
+      </w:rPr>
+      <w:id w:val="-1746106739"/>
+      <w:docPartObj>
+        <w:docPartGallery w:val="Page Numbers (Bottom of Page)"/>
+        <w:docPartUnique/>
+      </w:docPartObj>
+    </w:sdtPr>
+    <w:sdtContent>
+      <w:p>
+        <w:pPr>
+          <w:pStyle w:val="Footer"/>
+          <w:framePr w:wrap="none" w:vAnchor="text" w:hAnchor="margin" w:xAlign="center" w:y="1"/>
+          <w:rPr>
+            <w:rStyle w:val="PageNumber"/>
+          </w:rPr>
+        </w:pPr>
+        <w:r>
+          <w:rPr>
+            <w:rStyle w:val="PageNumber"/>
+          </w:rPr>
+          <w:fldChar w:fldCharType="begin"/>
+        </w:r>
+        <w:r>
+          <w:rPr>
+            <w:rStyle w:val="PageNumber"/>
+          </w:rPr>
+          <w:instrText xml:space="preserve"> PAGE </w:instrText>
+        </w:r>
+        <w:r>
+          <w:rPr>
+            <w:rStyle w:val="PageNumber"/>
+          </w:rPr>
+          <w:fldChar w:fldCharType="separate"/>
+        </w:r>
+        <w:r>
+          <w:rPr>
+            <w:rStyle w:val="PageNumber"/>
+          </w:rPr>
+          <w:fldChar w:fldCharType="end"/>
+        </w:r>
+      </w:p>
+    </w:sdtContent>
+  </w:sdt>
+  <w:p>
+    <w:pPr>
+      <w:pStyle w:val="Footer"/>
+    </w:pPr>
+  </w:p>
+</w:ftr>
+</file>
+
+<file path=word/footer2.xml><?xml version="1.0" encoding="utf-8"?>
+<w:ftr xmlns:wpc="http://schemas.microsoft.com/office/word/2010/wordprocessingCanvas" xmlns:cx="http://schemas.microsoft.com/office/drawing/2014/chartex" xmlns:cx1="http://schemas.microsoft.com/office/drawing/2015/9/8/chartex" xmlns:cx2="http://schemas.microsoft.com/office/drawing/2015/10/21/chartex" xmlns:cx3="http://schemas.microsoft.com/office/drawing/2016/5/9/chartex" xmlns:cx4="http://schemas.microsoft.com/office/drawing/2016/5/10/chartex" xmlns:cx5="http://schemas.microsoft.com/office/drawing/2016/5/11/chartex" xmlns:cx6="http://schemas.microsoft.com/office/drawing/2016/5/12/chartex" xmlns:cx7="http://schemas.microsoft.com/office/drawing/2016/5/13/chartex" xmlns:cx8="http://schemas.microsoft.com/office/drawing/2016/5/14/chartex" xmlns:mc="http://schemas.openxmlformats.org/markup-compatibility/2006" xmlns:m="http://schemas.openxmlformats.org/officeDocument/2006/math" xmlns:aink="http://schemas.microsoft.com/office/drawing/2016/ink" xmlns:am3d="http://schemas.microsoft.com/office/drawing/2017/model3d" xmlns:oel="http://schemas.microsoft.com/office/2019/extlst" xmlns:r="http://schemas.openxmlformats.org/officeDocument/2006/relationships" xmlns:wp14="http://schemas.microsoft.com/office/word/2010/wordprocessingDrawing" xmlns:wp="http://schemas.openxmlformats.org/drawingml/2006/wordprocessingDrawing" xmlns:wpg="http://schemas.microsoft.com/office/word/2010/wordprocessingGroup" xmlns:wpi="http://schemas.microsoft.com/office/word/2010/wordprocessingInk" xmlns:wps="http://schemas.microsoft.com/office/word/2010/wordprocessingShape" xmlns:o="urn:schemas-microsoft-com:office:office" xmlns:v="urn:schemas-microsoft-com:vml" xmlns:w10="urn:schemas-microsoft-com:office:word" xmlns:w="http://schemas.openxmlformats.org/wordprocessingml/2006/main" xmlns:w14="http://schemas.microsoft.com/office/word/2010/wordml" xmlns:w15="http://schemas.microsoft.com/office/word/2012/wordml" xmlns:w16cex="http://schemas.microsoft.com/office/word/2018/wordml/cex" xmlns:w16cid="http://schemas.microsoft.com/office/word/2016/wordml/cid" xmlns:w16="http://schemas.microsoft.com/office/word/2018/wordml" xmlns:w16sdtdh="http://schemas.microsoft.com/office/word/2020/wordml/sdtdatahash" xmlns:w16sdtfl="http://schemas.microsoft.com/office/word/2024/wordml/sdtformatlock" xmlns:w16se="http://schemas.microsoft.com/office/word/2015/wordml/symex" xmlns:w16du="http://schemas.microsoft.com/office/word/2023/wordml/word16du" xmlns:wne="http://schemas.microsoft.com/office/word/2006/wordml" mc:Ignorable="w14 w15 w16se w16cid w16 w16cex w16sdtdh w16sdtfl w16du wp14">
+  <w:sdt>
+    <w:sdtPr>
+      <w:rPr>
+        <w:rStyle w:val="PageNumber"/>
+      </w:rPr>
+      <w:id w:val="-619764300"/>
+      <w:docPartObj>
+        <w:docPartGallery w:val="Page Numbers (Bottom of Page)"/>
+        <w:docPartUnique/>
+      </w:docPartObj>
+    </w:sdtPr>
+    <w:sdtContent>
+      <w:p>
+        <w:pPr>
+          <w:pStyle w:val="Footer"/>
+          <w:framePr w:wrap="none" w:vAnchor="text" w:hAnchor="margin" w:xAlign="center" w:y="1"/>
+          <w:rPr>
+            <w:rStyle w:val="PageNumber"/>
+          </w:rPr>
+        </w:pPr>
+        <w:r>
+          <w:rPr>
+            <w:rStyle w:val="PageNumber"/>
+          </w:rPr>
+          <w:fldChar w:fldCharType="begin"/>
+        </w:r>
+        <w:r>
+          <w:rPr>
+            <w:rStyle w:val="PageNumber"/>
+          </w:rPr>
+          <w:instrText xml:space="preserve"> PAGE </w:instrText>
+        </w:r>
+        <w:r>
+          <w:rPr>
+            <w:rStyle w:val="PageNumber"/>
+          </w:rPr>
+          <w:fldChar w:fldCharType="separate"/>
+        </w:r>
+        <w:r>
+          <w:rPr>
+            <w:rStyle w:val="PageNumber"/>
+            <w:noProof/>
+          </w:rPr>
+          <w:t>1</w:t>
+        </w:r>
+        <w:r>
+          <w:rPr>
+            <w:rStyle w:val="PageNumber"/>
+          </w:rPr>
+          <w:fldChar w:fldCharType="end"/>
+        </w:r>
+      </w:p>
+    </w:sdtContent>
+  </w:sdt>
+  <w:p>
+    <w:pPr>
+      <w:pStyle w:val="Footer"/>
+    </w:pPr>
+  </w:p>
+</w:ftr>
+</file>
+
+<file path=word/footnotes.xml><?xml version="1.0" encoding="utf-8"?>
+<w:footnotes xmlns:wpc="http://schemas.microsoft.com/office/word/2010/wordprocessingCanvas" xmlns:cx="http://schemas.microsoft.com/office/drawing/2014/chartex" xmlns:cx1="http://schemas.microsoft.com/office/drawing/2015/9/8/chartex" xmlns:cx2="http://schemas.microsoft.com/office/drawing/2015/10/21/chartex" xmlns:cx3="http://schemas.microsoft.com/office/drawing/2016/5/9/chartex" xmlns:cx4="http://schemas.microsoft.com/office/drawing/2016/5/10/chartex" xmlns:cx5="http://schemas.microsoft.com/office/drawing/2016/5/11/chartex" xmlns:cx6="http://schemas.microsoft.com/office/drawing/2016/5/12/chartex" xmlns:cx7="http://schemas.microsoft.com/office/drawing/2016/5/13/chartex" xmlns:cx8="http://schemas.microsoft.com/office/drawing/2016/5/14/chartex" xmlns:mc="http://schemas.openxmlformats.org/markup-compatibility/2006" xmlns:m="http://schemas.openxmlformats.org/officeDocument/2006/math" xmlns:aink="http://schemas.microsoft.com/office/drawing/2016/ink" xmlns:am3d="http://schemas.microsoft.com/office/drawing/2017/model3d" xmlns:oel="http://schemas.microsoft.com/office/2019/extlst" xmlns:r="http://schemas.openxmlformats.org/officeDocument/2006/relationships" xmlns:wp14="http://schemas.microsoft.com/office/word/2010/wordprocessingDrawing" xmlns:wp="http://schemas.openxmlformats.org/drawingml/2006/wordprocessingDrawing" xmlns:wpg="http://schemas.microsoft.com/office/word/2010/wordprocessingGroup" xmlns:wpi="http://schemas.microsoft.com/office/word/2010/wordprocessingInk" xmlns:wps="http://schemas.microsoft.com/office/word/2010/wordprocessingShape" xmlns:o="urn:schemas-microsoft-com:office:office" xmlns:v="urn:schemas-microsoft-com:vml" xmlns:w10="urn:schemas-microsoft-com:office:word" xmlns:w="http://schemas.openxmlformats.org/wordprocessingml/2006/main" xmlns:w14="http://schemas.microsoft.com/office/word/2010/wordml" xmlns:w15="http://schemas.microsoft.com/office/word/2012/wordml" xmlns:w16cex="http://schemas.microsoft.com/office/word/2018/wordml/cex" xmlns:w16cid="http://schemas.microsoft.com/office/word/2016/wordml/cid" xmlns:w16="http://schemas.microsoft.com/office/word/2018/wordml" xmlns:w16sdtdh="http://schemas.microsoft.com/office/word/2020/wordml/sdtdatahash" xmlns:w16sdtfl="http://schemas.microsoft.com/office/word/2024/wordml/sdtformatlock" xmlns:w16se="http://schemas.microsoft.com/office/word/2015/wordml/symex" xmlns:w16du="http://schemas.microsoft.com/office/word/2023/wordml/word16du" xmlns:wne="http://schemas.microsoft.com/office/word/2006/wordml" mc:Ignorable="w14 w15 w16se w16cid w16 w16cex w16sdtdh w16sdtfl w16du wp14">
+  <w:footnote w:type="separator" w:id="-1">
+    <w:p>
+      <w:pPr>
+        <w:spacing w:after="0" w:line="240" w:lineRule="auto"/>
+      </w:pPr>
+      <w:r>
+        <w:separator/>
+      </w:r>
+    </w:p>
+  </w:footnote>
+  <w:footnote w:type="continuationSeparator" w:id="0">
+    <w:p>
+      <w:pPr>
+        <w:spacing w:after="0" w:line="240" w:lineRule="auto"/>
+      </w:pPr>
+      <w:r>
+        <w:continuationSeparator/>
+      </w:r>
+    </w:p>
+  </w:footnote>
+</w:footnotes>
 </file>
 
 <file path=word/numbering.xml><?xml version="1.0" encoding="utf-8"?>
@@ -1003,8 +3390,124 @@
       </w:rPr>
     </w:lvl>
   </w:abstractNum>
+  <w:abstractNum w:abstractNumId="1" w15:restartNumberingAfterBreak="0">
+    <w:nsid w:val="1B605E60"/>
+    <w:multiLevelType w:val="hybridMultilevel"/>
+    <w:tmpl w:val="A908436E"/>
+    <w:lvl w:ilvl="0" w:tplc="04090001">
+      <w:start w:val="1"/>
+      <w:numFmt w:val="bullet"/>
+      <w:lvlText w:val=""/>
+      <w:lvlJc w:val="left"/>
+      <w:pPr>
+        <w:ind w:left="720" w:hanging="360"/>
+      </w:pPr>
+      <w:rPr>
+        <w:rFonts w:ascii="Symbol" w:hAnsi="Symbol" w:hint="default"/>
+      </w:rPr>
+    </w:lvl>
+    <w:lvl w:ilvl="1" w:tplc="04090003" w:tentative="1">
+      <w:start w:val="1"/>
+      <w:numFmt w:val="bullet"/>
+      <w:lvlText w:val="o"/>
+      <w:lvlJc w:val="left"/>
+      <w:pPr>
+        <w:ind w:left="1440" w:hanging="360"/>
+      </w:pPr>
+      <w:rPr>
+        <w:rFonts w:ascii="Courier New" w:hAnsi="Courier New" w:cs="Courier New" w:hint="default"/>
+      </w:rPr>
+    </w:lvl>
+    <w:lvl w:ilvl="2" w:tplc="04090005" w:tentative="1">
+      <w:start w:val="1"/>
+      <w:numFmt w:val="bullet"/>
+      <w:lvlText w:val=""/>
+      <w:lvlJc w:val="left"/>
+      <w:pPr>
+        <w:ind w:left="2160" w:hanging="360"/>
+      </w:pPr>
+      <w:rPr>
+        <w:rFonts w:ascii="Wingdings" w:hAnsi="Wingdings" w:hint="default"/>
+      </w:rPr>
+    </w:lvl>
+    <w:lvl w:ilvl="3" w:tplc="04090001" w:tentative="1">
+      <w:start w:val="1"/>
+      <w:numFmt w:val="bullet"/>
+      <w:lvlText w:val=""/>
+      <w:lvlJc w:val="left"/>
+      <w:pPr>
+        <w:ind w:left="2880" w:hanging="360"/>
+      </w:pPr>
+      <w:rPr>
+        <w:rFonts w:ascii="Symbol" w:hAnsi="Symbol" w:hint="default"/>
+      </w:rPr>
+    </w:lvl>
+    <w:lvl w:ilvl="4" w:tplc="04090003" w:tentative="1">
+      <w:start w:val="1"/>
+      <w:numFmt w:val="bullet"/>
+      <w:lvlText w:val="o"/>
+      <w:lvlJc w:val="left"/>
+      <w:pPr>
+        <w:ind w:left="3600" w:hanging="360"/>
+      </w:pPr>
+      <w:rPr>
+        <w:rFonts w:ascii="Courier New" w:hAnsi="Courier New" w:cs="Courier New" w:hint="default"/>
+      </w:rPr>
+    </w:lvl>
+    <w:lvl w:ilvl="5" w:tplc="04090005" w:tentative="1">
+      <w:start w:val="1"/>
+      <w:numFmt w:val="bullet"/>
+      <w:lvlText w:val=""/>
+      <w:lvlJc w:val="left"/>
+      <w:pPr>
+        <w:ind w:left="4320" w:hanging="360"/>
+      </w:pPr>
+      <w:rPr>
+        <w:rFonts w:ascii="Wingdings" w:hAnsi="Wingdings" w:hint="default"/>
+      </w:rPr>
+    </w:lvl>
+    <w:lvl w:ilvl="6" w:tplc="04090001" w:tentative="1">
+      <w:start w:val="1"/>
+      <w:numFmt w:val="bullet"/>
+      <w:lvlText w:val=""/>
+      <w:lvlJc w:val="left"/>
+      <w:pPr>
+        <w:ind w:left="5040" w:hanging="360"/>
+      </w:pPr>
+      <w:rPr>
+        <w:rFonts w:ascii="Symbol" w:hAnsi="Symbol" w:hint="default"/>
+      </w:rPr>
+    </w:lvl>
+    <w:lvl w:ilvl="7" w:tplc="04090003" w:tentative="1">
+      <w:start w:val="1"/>
+      <w:numFmt w:val="bullet"/>
+      <w:lvlText w:val="o"/>
+      <w:lvlJc w:val="left"/>
+      <w:pPr>
+        <w:ind w:left="5760" w:hanging="360"/>
+      </w:pPr>
+      <w:rPr>
+        <w:rFonts w:ascii="Courier New" w:hAnsi="Courier New" w:cs="Courier New" w:hint="default"/>
+      </w:rPr>
+    </w:lvl>
+    <w:lvl w:ilvl="8" w:tplc="04090005" w:tentative="1">
+      <w:start w:val="1"/>
+      <w:numFmt w:val="bullet"/>
+      <w:lvlText w:val=""/>
+      <w:lvlJc w:val="left"/>
+      <w:pPr>
+        <w:ind w:left="6480" w:hanging="360"/>
+      </w:pPr>
+      <w:rPr>
+        <w:rFonts w:ascii="Wingdings" w:hAnsi="Wingdings" w:hint="default"/>
+      </w:rPr>
+    </w:lvl>
+  </w:abstractNum>
   <w:num w:numId="1" w16cid:durableId="637103296">
     <w:abstractNumId w:val="0"/>
+  </w:num>
+  <w:num w:numId="2" w16cid:durableId="1993558151">
+    <w:abstractNumId w:val="1"/>
   </w:num>
 </w:numbering>
 </file>
@@ -1437,7 +3940,6 @@
     <w:next w:val="Normal"/>
     <w:link w:val="Heading2Char"/>
     <w:uiPriority w:val="9"/>
-    <w:semiHidden/>
     <w:unhideWhenUsed/>
     <w:qFormat/>
     <w:rsid w:val="00DF0A2D"/>
@@ -1460,7 +3962,6 @@
     <w:next w:val="Normal"/>
     <w:link w:val="Heading3Char"/>
     <w:uiPriority w:val="9"/>
-    <w:semiHidden/>
     <w:unhideWhenUsed/>
     <w:qFormat/>
     <w:rsid w:val="00DF0A2D"/>
@@ -1483,7 +3984,6 @@
     <w:next w:val="Normal"/>
     <w:link w:val="Heading4Char"/>
     <w:uiPriority w:val="9"/>
-    <w:semiHidden/>
     <w:unhideWhenUsed/>
     <w:qFormat/>
     <w:rsid w:val="00DF0A2D"/>
@@ -1506,7 +4006,6 @@
     <w:next w:val="Normal"/>
     <w:link w:val="Heading5Char"/>
     <w:uiPriority w:val="9"/>
-    <w:semiHidden/>
     <w:unhideWhenUsed/>
     <w:qFormat/>
     <w:rsid w:val="00DF0A2D"/>
@@ -1654,7 +4153,6 @@
     <w:basedOn w:val="DefaultParagraphFont"/>
     <w:link w:val="Heading2"/>
     <w:uiPriority w:val="9"/>
-    <w:semiHidden/>
     <w:rsid w:val="00DF0A2D"/>
     <w:rPr>
       <w:rFonts w:asciiTheme="majorHAnsi" w:eastAsiaTheme="majorEastAsia" w:hAnsiTheme="majorHAnsi" w:cstheme="majorBidi"/>
@@ -1668,7 +4166,6 @@
     <w:basedOn w:val="DefaultParagraphFont"/>
     <w:link w:val="Heading3"/>
     <w:uiPriority w:val="9"/>
-    <w:semiHidden/>
     <w:rsid w:val="00DF0A2D"/>
     <w:rPr>
       <w:rFonts w:eastAsiaTheme="majorEastAsia" w:cstheme="majorBidi"/>
@@ -1682,7 +4179,6 @@
     <w:basedOn w:val="DefaultParagraphFont"/>
     <w:link w:val="Heading4"/>
     <w:uiPriority w:val="9"/>
-    <w:semiHidden/>
     <w:rsid w:val="00DF0A2D"/>
     <w:rPr>
       <w:rFonts w:eastAsiaTheme="majorEastAsia" w:cstheme="majorBidi"/>
@@ -1696,7 +4192,6 @@
     <w:basedOn w:val="DefaultParagraphFont"/>
     <w:link w:val="Heading5"/>
     <w:uiPriority w:val="9"/>
-    <w:semiHidden/>
     <w:rsid w:val="00DF0A2D"/>
     <w:rPr>
       <w:rFonts w:eastAsiaTheme="majorEastAsia" w:cstheme="majorBidi"/>
@@ -1934,6 +4429,70 @@
     <w:rsid w:val="00C80CFC"/>
     <w:rPr>
       <w:color w:val="666666"/>
+    </w:rPr>
+  </w:style>
+  <w:style w:type="paragraph" w:styleId="Header">
+    <w:name w:val="header"/>
+    <w:basedOn w:val="Normal"/>
+    <w:link w:val="HeaderChar"/>
+    <w:uiPriority w:val="99"/>
+    <w:unhideWhenUsed/>
+    <w:rsid w:val="00081ACF"/>
+    <w:pPr>
+      <w:tabs>
+        <w:tab w:val="center" w:pos="4680"/>
+        <w:tab w:val="right" w:pos="9360"/>
+      </w:tabs>
+      <w:spacing w:after="0" w:line="240" w:lineRule="auto"/>
+    </w:pPr>
+  </w:style>
+  <w:style w:type="character" w:customStyle="1" w:styleId="HeaderChar">
+    <w:name w:val="Header Char"/>
+    <w:basedOn w:val="DefaultParagraphFont"/>
+    <w:link w:val="Header"/>
+    <w:uiPriority w:val="99"/>
+    <w:rsid w:val="00081ACF"/>
+  </w:style>
+  <w:style w:type="paragraph" w:styleId="Footer">
+    <w:name w:val="footer"/>
+    <w:basedOn w:val="Normal"/>
+    <w:link w:val="FooterChar"/>
+    <w:uiPriority w:val="99"/>
+    <w:unhideWhenUsed/>
+    <w:rsid w:val="00081ACF"/>
+    <w:pPr>
+      <w:tabs>
+        <w:tab w:val="center" w:pos="4680"/>
+        <w:tab w:val="right" w:pos="9360"/>
+      </w:tabs>
+      <w:spacing w:after="0" w:line="240" w:lineRule="auto"/>
+    </w:pPr>
+  </w:style>
+  <w:style w:type="character" w:customStyle="1" w:styleId="FooterChar">
+    <w:name w:val="Footer Char"/>
+    <w:basedOn w:val="DefaultParagraphFont"/>
+    <w:link w:val="Footer"/>
+    <w:uiPriority w:val="99"/>
+    <w:rsid w:val="00081ACF"/>
+  </w:style>
+  <w:style w:type="character" w:styleId="PageNumber">
+    <w:name w:val="page number"/>
+    <w:basedOn w:val="DefaultParagraphFont"/>
+    <w:uiPriority w:val="99"/>
+    <w:semiHidden/>
+    <w:unhideWhenUsed/>
+    <w:rsid w:val="00081ACF"/>
+  </w:style>
+  <w:style w:type="character" w:styleId="Hyperlink">
+    <w:name w:val="Hyperlink"/>
+    <w:basedOn w:val="DefaultParagraphFont"/>
+    <w:uiPriority w:val="99"/>
+    <w:semiHidden/>
+    <w:unhideWhenUsed/>
+    <w:rsid w:val="006F50FE"/>
+    <w:rPr>
+      <w:color w:val="0000FF"/>
+      <w:u w:val="single"/>
     </w:rPr>
   </w:style>
 </w:styles>
@@ -2232,4 +4791,16 @@
     </a:ext>
   </a:extLst>
 </a:theme>
+</file>
+
+<file path=customXml/item1.xml><?xml version="1.0" encoding="utf-8"?>
+<b:Sources xmlns:b="http://schemas.openxmlformats.org/officeDocument/2006/bibliography" xmlns="http://schemas.openxmlformats.org/officeDocument/2006/bibliography" SelectedStyle="/APASixthEditionOfficeOnline.xsl" StyleName="APA" Version="6"/>
+</file>
+
+<file path=customXml/itemProps1.xml><?xml version="1.0" encoding="utf-8"?>
+<ds:datastoreItem xmlns:ds="http://schemas.openxmlformats.org/officeDocument/2006/customXml" ds:itemID="{8F957F0D-1D70-1646-8AA5-52A66F0B1DCE}">
+  <ds:schemaRefs>
+    <ds:schemaRef ds:uri="http://schemas.openxmlformats.org/officeDocument/2006/bibliography"/>
+  </ds:schemaRefs>
+</ds:datastoreItem>
 </file>
--- a/HW3/IrrigationOperationReport.docx
+++ b/HW3/IrrigationOperationReport.docx
@@ -443,15 +443,7 @@
     </w:p>
     <w:p>
       <w:pPr>
-        <w:spacing w:after="0"/>
-        <w:rPr>
-          <w:rFonts w:ascii="Times New Roman" w:hAnsi="Times New Roman" w:cs="Times New Roman"/>
-        </w:rPr>
-      </w:pPr>
-    </w:p>
-    <w:p>
-      <w:pPr>
-        <w:spacing w:after="0"/>
+        <w:spacing w:before="120" w:after="0"/>
         <w:rPr>
           <w:rFonts w:ascii="Times New Roman" w:hAnsi="Times New Roman" w:cs="Times New Roman"/>
           <w:b/>
@@ -478,13 +470,19 @@
         <w:rPr>
           <w:rFonts w:ascii="Times New Roman" w:hAnsi="Times New Roman" w:cs="Times New Roman"/>
         </w:rPr>
-        <w:t>The dimension of thi</w:t>
-      </w:r>
-      <w:r>
-        <w:rPr>
-          <w:rFonts w:ascii="Times New Roman" w:hAnsi="Times New Roman" w:cs="Times New Roman"/>
-        </w:rPr>
-        <w:t xml:space="preserve">s model are </w:t>
+        <w:t>The dimension of th</w:t>
+      </w:r>
+      <w:r>
+        <w:rPr>
+          <w:rFonts w:ascii="Times New Roman" w:hAnsi="Times New Roman" w:cs="Times New Roman"/>
+        </w:rPr>
+        <w:t>e</w:t>
+      </w:r>
+      <w:r>
+        <w:rPr>
+          <w:rFonts w:ascii="Times New Roman" w:hAnsi="Times New Roman" w:cs="Times New Roman"/>
+        </w:rPr>
+        <w:t xml:space="preserve"> model are </w:t>
       </w:r>
       <w:r>
         <w:rPr>
@@ -544,13 +542,13 @@
         <w:rPr>
           <w:rFonts w:ascii="Times New Roman" w:hAnsi="Times New Roman" w:cs="Times New Roman"/>
         </w:rPr>
-        <w:t xml:space="preserve">is at </w:t>
-      </w:r>
-      <w:r>
-        <w:rPr>
-          <w:rFonts w:ascii="Times New Roman" w:hAnsi="Times New Roman" w:cs="Times New Roman"/>
-        </w:rPr>
-        <w:t xml:space="preserve">each </w:t>
+        <w:t>should go to each</w:t>
+      </w:r>
+      <w:r>
+        <w:rPr>
+          <w:rFonts w:ascii="Times New Roman" w:hAnsi="Times New Roman" w:cs="Times New Roman"/>
+        </w:rPr>
+        <w:t xml:space="preserve"> </w:t>
       </w:r>
       <w:r>
         <w:rPr>
@@ -644,7 +642,19 @@
         <w:rPr>
           <w:rFonts w:ascii="Times New Roman" w:hAnsi="Times New Roman" w:cs="Times New Roman"/>
         </w:rPr>
-        <w:t>The objective function is to maximize profit</w:t>
+        <w:t xml:space="preserve">The objective function </w:t>
+      </w:r>
+      <w:r>
+        <w:rPr>
+          <w:rFonts w:ascii="Times New Roman" w:hAnsi="Times New Roman" w:cs="Times New Roman"/>
+        </w:rPr>
+        <w:t xml:space="preserve">maximizes </w:t>
+      </w:r>
+      <w:r>
+        <w:rPr>
+          <w:rFonts w:ascii="Times New Roman" w:hAnsi="Times New Roman" w:cs="Times New Roman"/>
+        </w:rPr>
+        <w:t>profit</w:t>
       </w:r>
       <w:r>
         <w:rPr>
@@ -792,31 +802,7 @@
                 <w:sz w:val="22"/>
                 <w:szCs w:val="22"/>
               </w:rPr>
-              <m:t>)*X(Div</m:t>
-            </m:r>
-            <m:r>
-              <w:rPr>
-                <w:rFonts w:ascii="Cambria Math" w:hAnsi="Cambria Math" w:cs="Times New Roman"/>
-                <w:sz w:val="22"/>
-                <w:szCs w:val="22"/>
-              </w:rPr>
-              <m:t>ersion</m:t>
-            </m:r>
-            <m:r>
-              <w:rPr>
-                <w:rFonts w:ascii="Cambria Math" w:hAnsi="Cambria Math" w:cs="Times New Roman"/>
-                <w:sz w:val="22"/>
-                <w:szCs w:val="22"/>
-              </w:rPr>
-              <m:t xml:space="preserve"> </m:t>
-            </m:r>
-            <m:r>
-              <w:rPr>
-                <w:rFonts w:ascii="Cambria Math" w:hAnsi="Cambria Math" w:cs="Times New Roman"/>
-                <w:sz w:val="22"/>
-                <w:szCs w:val="22"/>
-              </w:rPr>
-              <m:t>,</m:t>
+              <m:t>)*X(Diversion ,</m:t>
             </m:r>
             <m:sSub>
               <m:sSubPr>
@@ -911,7 +897,7 @@
         <w:rPr>
           <w:rFonts w:ascii="Times New Roman" w:eastAsiaTheme="minorEastAsia" w:hAnsi="Times New Roman" w:cs="Times New Roman"/>
         </w:rPr>
-        <w:t>listed below with the corresponding mathematical equation and units:</w:t>
+        <w:t>listed with the corresponding mathematical equation and units:</w:t>
       </w:r>
       <w:r>
         <w:rPr>
@@ -919,20 +905,6 @@
         </w:rPr>
         <w:t xml:space="preserve"> </w:t>
       </w:r>
-    </w:p>
-    <w:p>
-      <w:pPr>
-        <w:pStyle w:val="ListParagraph"/>
-        <w:numPr>
-          <w:ilvl w:val="0"/>
-          <w:numId w:val="2"/>
-        </w:numPr>
-        <w:spacing w:after="0"/>
-        <w:ind w:left="540"/>
-        <w:rPr>
-          <w:rFonts w:ascii="Times New Roman" w:eastAsiaTheme="minorEastAsia" w:hAnsi="Times New Roman" w:cs="Times New Roman"/>
-        </w:rPr>
-      </w:pPr>
       <w:r>
         <w:rPr>
           <w:rFonts w:ascii="Times New Roman" w:eastAsiaTheme="minorEastAsia" w:hAnsi="Times New Roman" w:cs="Times New Roman"/>
@@ -967,7 +939,7 @@
         <w:rPr>
           <w:rFonts w:ascii="Times New Roman" w:eastAsiaTheme="minorEastAsia" w:hAnsi="Times New Roman" w:cs="Times New Roman"/>
         </w:rPr>
-        <w:t>.</w:t>
+        <w:t>,</w:t>
       </w:r>
       <w:r>
         <w:rPr>
@@ -1031,27 +1003,25 @@
           <w:sz w:val="22"/>
           <w:szCs w:val="22"/>
         </w:rPr>
+        <w:t xml:space="preserve">. </w:t>
+      </w:r>
+      <w:r>
+        <w:rPr>
+          <w:rFonts w:ascii="Times New Roman" w:eastAsiaTheme="minorEastAsia" w:hAnsi="Times New Roman" w:cs="Times New Roman"/>
+        </w:rPr>
+        <w:t>The max capacity of the reservoir is 9000 ac-ft</w:t>
+      </w:r>
+      <w:r>
+        <w:rPr>
+          <w:rFonts w:ascii="Times New Roman" w:eastAsiaTheme="minorEastAsia" w:hAnsi="Times New Roman" w:cs="Times New Roman"/>
+        </w:rPr>
+        <w:t>,</w:t>
+      </w:r>
+      <w:r>
+        <w:rPr>
+          <w:rFonts w:ascii="Times New Roman" w:eastAsiaTheme="minorEastAsia" w:hAnsi="Times New Roman" w:cs="Times New Roman"/>
+        </w:rPr>
         <w:t xml:space="preserve"> </w:t>
-      </w:r>
-    </w:p>
-    <w:p>
-      <w:pPr>
-        <w:pStyle w:val="ListParagraph"/>
-        <w:numPr>
-          <w:ilvl w:val="0"/>
-          <w:numId w:val="2"/>
-        </w:numPr>
-        <w:spacing w:after="0"/>
-        <w:ind w:left="540"/>
-        <w:rPr>
-          <w:rFonts w:ascii="Times New Roman" w:eastAsiaTheme="minorEastAsia" w:hAnsi="Times New Roman" w:cs="Times New Roman"/>
-        </w:rPr>
-      </w:pPr>
-      <w:r>
-        <w:rPr>
-          <w:rFonts w:ascii="Times New Roman" w:eastAsiaTheme="minorEastAsia" w:hAnsi="Times New Roman" w:cs="Times New Roman"/>
-        </w:rPr>
-        <w:t xml:space="preserve">The max capacity of the reservoir is 9000 ac-ft. </w:t>
       </w:r>
       <m:oMath>
         <m:r>
@@ -1120,31 +1090,15 @@
             <w:sz w:val="22"/>
             <w:szCs w:val="22"/>
           </w:rPr>
-          <m:t>&lt;=9000,</m:t>
-        </m:r>
-        <m:r>
-          <w:rPr>
-            <w:rFonts w:ascii="Cambria Math" w:eastAsiaTheme="minorEastAsia" w:hAnsi="Cambria Math" w:cs="Times New Roman"/>
-            <w:sz w:val="22"/>
-            <w:szCs w:val="22"/>
-          </w:rPr>
-          <m:t xml:space="preserve"> [ac-ft]</m:t>
+          <m:t>&lt;=9000, [ac-ft]</m:t>
         </m:r>
       </m:oMath>
-    </w:p>
-    <w:p>
-      <w:pPr>
-        <w:pStyle w:val="ListParagraph"/>
-        <w:numPr>
-          <w:ilvl w:val="0"/>
-          <w:numId w:val="2"/>
-        </w:numPr>
-        <w:spacing w:after="0"/>
-        <w:ind w:left="540"/>
-        <w:rPr>
-          <w:rFonts w:ascii="Times New Roman" w:eastAsiaTheme="minorEastAsia" w:hAnsi="Times New Roman" w:cs="Times New Roman"/>
-        </w:rPr>
-      </w:pPr>
+      <w:r>
+        <w:rPr>
+          <w:rFonts w:ascii="Times New Roman" w:eastAsiaTheme="minorEastAsia" w:hAnsi="Times New Roman" w:cs="Times New Roman"/>
+        </w:rPr>
+        <w:t xml:space="preserve">. </w:t>
+      </w:r>
       <w:r>
         <w:rPr>
           <w:rFonts w:ascii="Times New Roman" w:eastAsiaTheme="minorEastAsia" w:hAnsi="Times New Roman" w:cs="Times New Roman"/>
@@ -1171,19 +1125,7 @@
               <w:rPr>
                 <w:rFonts w:ascii="Cambria Math" w:eastAsiaTheme="minorEastAsia" w:hAnsi="Cambria Math" w:cs="Times New Roman"/>
               </w:rPr>
-              <m:t>Sto</m:t>
-            </m:r>
-            <m:r>
-              <w:rPr>
-                <w:rFonts w:ascii="Cambria Math" w:eastAsiaTheme="minorEastAsia" w:hAnsi="Cambria Math" w:cs="Times New Roman"/>
-              </w:rPr>
-              <m:t>r</m:t>
-            </m:r>
-            <m:r>
-              <w:rPr>
-                <w:rFonts w:ascii="Cambria Math" w:eastAsiaTheme="minorEastAsia" w:hAnsi="Cambria Math" w:cs="Times New Roman"/>
-              </w:rPr>
-              <m:t>.,</m:t>
+              <m:t>Stor.,</m:t>
             </m:r>
             <m:sSub>
               <m:sSubPr>
@@ -1231,19 +1173,7 @@
               <w:rPr>
                 <w:rFonts w:ascii="Cambria Math" w:eastAsiaTheme="minorEastAsia" w:hAnsi="Cambria Math" w:cs="Times New Roman"/>
               </w:rPr>
-              <m:t>Sto</m:t>
-            </m:r>
-            <m:r>
-              <w:rPr>
-                <w:rFonts w:ascii="Cambria Math" w:eastAsiaTheme="minorEastAsia" w:hAnsi="Cambria Math" w:cs="Times New Roman"/>
-              </w:rPr>
-              <m:t>r</m:t>
-            </m:r>
-            <m:r>
-              <w:rPr>
-                <w:rFonts w:ascii="Cambria Math" w:eastAsiaTheme="minorEastAsia" w:hAnsi="Cambria Math" w:cs="Times New Roman"/>
-              </w:rPr>
-              <m:t>.,</m:t>
+              <m:t>Stor.,</m:t>
             </m:r>
             <m:sSub>
               <m:sSubPr>
@@ -1415,24 +1345,10 @@
         </w:rPr>
         <w:t>. (Note: inflows are shown in Table 2)</w:t>
       </w:r>
-      <w:r>
-        <w:rPr>
-          <w:rFonts w:ascii="Times New Roman" w:eastAsiaTheme="minorEastAsia" w:hAnsi="Times New Roman" w:cs="Times New Roman"/>
-        </w:rPr>
-        <w:t>---</w:t>
-      </w:r>
-    </w:p>
-    <w:p>
-      <w:pPr>
-        <w:spacing w:after="0"/>
-        <w:rPr>
-          <w:rFonts w:ascii="Times New Roman" w:eastAsiaTheme="minorEastAsia" w:hAnsi="Times New Roman" w:cs="Times New Roman"/>
-        </w:rPr>
-      </w:pPr>
-    </w:p>
-    <w:p>
-      <w:pPr>
-        <w:spacing w:after="0"/>
+    </w:p>
+    <w:p>
+      <w:pPr>
+        <w:spacing w:before="120" w:after="0"/>
         <w:rPr>
           <w:rFonts w:ascii="Times New Roman" w:eastAsiaTheme="minorEastAsia" w:hAnsi="Times New Roman" w:cs="Times New Roman"/>
           <w:b/>
@@ -1495,13 +1411,43 @@
         <w:rPr>
           <w:rFonts w:ascii="Times New Roman" w:hAnsi="Times New Roman" w:cs="Times New Roman"/>
         </w:rPr>
-        <w:t xml:space="preserve">found the optimal solution after programing the model formulation. </w:t>
-      </w:r>
-      <w:r>
-        <w:rPr>
-          <w:rFonts w:ascii="Times New Roman" w:hAnsi="Times New Roman" w:cs="Times New Roman"/>
-        </w:rPr>
-        <w:t>Table 3 contains the diversion schedule</w:t>
+        <w:t>found the optimal solution</w:t>
+      </w:r>
+      <w:r>
+        <w:rPr>
+          <w:rFonts w:ascii="Times New Roman" w:hAnsi="Times New Roman" w:cs="Times New Roman"/>
+        </w:rPr>
+        <w:t xml:space="preserve"> that provides the </w:t>
+      </w:r>
+      <w:r>
+        <w:rPr>
+          <w:rFonts w:ascii="Times New Roman" w:hAnsi="Times New Roman" w:cs="Times New Roman"/>
+        </w:rPr>
+        <w:t>maximum profit</w:t>
+      </w:r>
+      <w:r>
+        <w:rPr>
+          <w:rFonts w:ascii="Times New Roman" w:hAnsi="Times New Roman" w:cs="Times New Roman"/>
+        </w:rPr>
+        <w:t xml:space="preserve">. </w:t>
+      </w:r>
+      <w:r>
+        <w:rPr>
+          <w:rFonts w:ascii="Times New Roman" w:hAnsi="Times New Roman" w:cs="Times New Roman"/>
+        </w:rPr>
+        <w:t xml:space="preserve">Table 3 contains the </w:t>
+      </w:r>
+      <w:r>
+        <w:rPr>
+          <w:rFonts w:ascii="Times New Roman" w:hAnsi="Times New Roman" w:cs="Times New Roman"/>
+        </w:rPr>
+        <w:t xml:space="preserve">optimal </w:t>
+      </w:r>
+      <w:r>
+        <w:rPr>
+          <w:rFonts w:ascii="Times New Roman" w:hAnsi="Times New Roman" w:cs="Times New Roman"/>
+        </w:rPr>
+        <w:t>diversion schedule</w:t>
       </w:r>
       <w:r>
         <w:rPr>
@@ -1632,7 +1578,7 @@
     </w:p>
     <w:p>
       <w:pPr>
-        <w:spacing w:after="0"/>
+        <w:spacing w:before="120" w:after="0"/>
         <w:rPr>
           <w:rFonts w:ascii="Times New Roman" w:eastAsiaTheme="minorEastAsia" w:hAnsi="Times New Roman" w:cs="Times New Roman"/>
           <w:b/>
@@ -1653,6 +1599,110 @@
         <w:spacing w:after="0"/>
         <w:rPr>
           <w:rFonts w:ascii="Times New Roman" w:eastAsiaTheme="minorEastAsia" w:hAnsi="Times New Roman" w:cs="Times New Roman"/>
+        </w:rPr>
+      </w:pPr>
+      <w:r>
+        <w:rPr>
+          <w:rFonts w:ascii="Times New Roman" w:eastAsiaTheme="minorEastAsia" w:hAnsi="Times New Roman" w:cs="Times New Roman"/>
+        </w:rPr>
+        <w:t xml:space="preserve">The </w:t>
+      </w:r>
+      <w:r>
+        <w:rPr>
+          <w:rFonts w:ascii="Times New Roman" w:eastAsiaTheme="minorEastAsia" w:hAnsi="Times New Roman" w:cs="Times New Roman"/>
+        </w:rPr>
+        <w:t xml:space="preserve">diversion schedule is optimal because the most water diverted is in the last month and </w:t>
+      </w:r>
+      <w:r>
+        <w:rPr>
+          <w:rFonts w:ascii="Times New Roman" w:eastAsiaTheme="minorEastAsia" w:hAnsi="Times New Roman" w:cs="Times New Roman"/>
+        </w:rPr>
+        <w:t>none of</w:t>
+      </w:r>
+      <w:r>
+        <w:rPr>
+          <w:rFonts w:ascii="Times New Roman" w:eastAsiaTheme="minorEastAsia" w:hAnsi="Times New Roman" w:cs="Times New Roman"/>
+        </w:rPr>
+        <w:t xml:space="preserve"> the water </w:t>
+      </w:r>
+      <w:r>
+        <w:rPr>
+          <w:rFonts w:ascii="Times New Roman" w:eastAsiaTheme="minorEastAsia" w:hAnsi="Times New Roman" w:cs="Times New Roman"/>
+        </w:rPr>
+        <w:t xml:space="preserve">goes on the spillway to the river. </w:t>
+      </w:r>
+      <w:r>
+        <w:rPr>
+          <w:rFonts w:ascii="Times New Roman" w:eastAsiaTheme="minorEastAsia" w:hAnsi="Times New Roman" w:cs="Times New Roman"/>
+        </w:rPr>
+        <w:t>All wat</w:t>
+      </w:r>
+      <w:r>
+        <w:rPr>
+          <w:rFonts w:ascii="Times New Roman" w:eastAsiaTheme="minorEastAsia" w:hAnsi="Times New Roman" w:cs="Times New Roman"/>
+        </w:rPr>
+        <w:t xml:space="preserve">er contributes the most profit possible. </w:t>
+      </w:r>
+      <w:r>
+        <w:rPr>
+          <w:rFonts w:ascii="Times New Roman" w:eastAsiaTheme="minorEastAsia" w:hAnsi="Times New Roman" w:cs="Times New Roman"/>
+        </w:rPr>
+        <w:t>Th</w:t>
+      </w:r>
+      <w:r>
+        <w:rPr>
+          <w:rFonts w:ascii="Times New Roman" w:eastAsiaTheme="minorEastAsia" w:hAnsi="Times New Roman" w:cs="Times New Roman"/>
+        </w:rPr>
+        <w:t>is problem helped grow my understanding on model formulation; specifically</w:t>
+      </w:r>
+      <w:r>
+        <w:rPr>
+          <w:rFonts w:ascii="Times New Roman" w:eastAsiaTheme="minorEastAsia" w:hAnsi="Times New Roman" w:cs="Times New Roman"/>
+        </w:rPr>
+        <w:t>,</w:t>
+      </w:r>
+      <w:r>
+        <w:rPr>
+          <w:rFonts w:ascii="Times New Roman" w:eastAsiaTheme="minorEastAsia" w:hAnsi="Times New Roman" w:cs="Times New Roman"/>
+        </w:rPr>
+        <w:t xml:space="preserve"> how to mathematically express the model. </w:t>
+      </w:r>
+      <w:r>
+        <w:rPr>
+          <w:rFonts w:ascii="Times New Roman" w:eastAsiaTheme="minorEastAsia" w:hAnsi="Times New Roman" w:cs="Times New Roman"/>
+        </w:rPr>
+        <w:t xml:space="preserve">This model does not </w:t>
+      </w:r>
+      <w:r>
+        <w:rPr>
+          <w:rFonts w:ascii="Times New Roman" w:eastAsiaTheme="minorEastAsia" w:hAnsi="Times New Roman" w:cs="Times New Roman"/>
+        </w:rPr>
+        <w:t>consider</w:t>
+      </w:r>
+      <w:r>
+        <w:rPr>
+          <w:rFonts w:ascii="Times New Roman" w:eastAsiaTheme="minorEastAsia" w:hAnsi="Times New Roman" w:cs="Times New Roman"/>
+        </w:rPr>
+        <w:t xml:space="preserve"> the </w:t>
+      </w:r>
+      <w:r>
+        <w:rPr>
+          <w:rFonts w:ascii="Times New Roman" w:eastAsiaTheme="minorEastAsia" w:hAnsi="Times New Roman" w:cs="Times New Roman"/>
+        </w:rPr>
+        <w:t>demand of farmers</w:t>
+      </w:r>
+      <w:r>
+        <w:rPr>
+          <w:rFonts w:ascii="Times New Roman" w:eastAsiaTheme="minorEastAsia" w:hAnsi="Times New Roman" w:cs="Times New Roman"/>
+        </w:rPr>
+        <w:t xml:space="preserve"> which might be a concern for the company manager. </w:t>
+      </w:r>
+    </w:p>
+    <w:p>
+      <w:pPr>
+        <w:spacing w:before="120" w:after="0"/>
+        <w:rPr>
+          <w:rFonts w:ascii="Times New Roman" w:eastAsiaTheme="minorEastAsia" w:hAnsi="Times New Roman" w:cs="Times New Roman"/>
           <w:b/>
           <w:bCs/>
         </w:rPr>
@@ -1673,6 +1723,48 @@
           <w:rFonts w:ascii="Times New Roman" w:hAnsi="Times New Roman" w:cs="Times New Roman"/>
         </w:rPr>
       </w:pPr>
+      <w:r>
+        <w:rPr>
+          <w:rFonts w:ascii="Times New Roman" w:hAnsi="Times New Roman" w:cs="Times New Roman"/>
+        </w:rPr>
+        <w:t>In conclusion by following the optimal diversion schedule the profit will be $3,</w:t>
+      </w:r>
+      <w:r>
+        <w:rPr>
+          <w:rFonts w:ascii="Times New Roman" w:hAnsi="Times New Roman" w:cs="Times New Roman"/>
+        </w:rPr>
+        <w:t xml:space="preserve">774,000. This is the maximum profit based on the </w:t>
+      </w:r>
+      <w:r>
+        <w:rPr>
+          <w:rFonts w:ascii="Times New Roman" w:hAnsi="Times New Roman" w:cs="Times New Roman"/>
+        </w:rPr>
+        <w:t>constraints</w:t>
+      </w:r>
+      <w:r>
+        <w:rPr>
+          <w:rFonts w:ascii="Times New Roman" w:hAnsi="Times New Roman" w:cs="Times New Roman"/>
+        </w:rPr>
+        <w:t xml:space="preserve"> and </w:t>
+      </w:r>
+      <w:r>
+        <w:rPr>
+          <w:rFonts w:ascii="Times New Roman" w:hAnsi="Times New Roman" w:cs="Times New Roman"/>
+        </w:rPr>
+        <w:t>information</w:t>
+      </w:r>
+      <w:r>
+        <w:rPr>
+          <w:rFonts w:ascii="Times New Roman" w:hAnsi="Times New Roman" w:cs="Times New Roman"/>
+        </w:rPr>
+        <w:t xml:space="preserve"> given. </w:t>
+      </w:r>
+      <w:r>
+        <w:rPr>
+          <w:rFonts w:ascii="Times New Roman" w:hAnsi="Times New Roman" w:cs="Times New Roman"/>
+        </w:rPr>
+        <w:t xml:space="preserve">GAMS programing and modeling software was used to find the solution to the problem. </w:t>
+      </w:r>
     </w:p>
     <w:p>
       <w:pPr>
@@ -1693,7 +1785,7 @@
         <w:rPr>
           <w:rFonts w:ascii="Times New Roman" w:hAnsi="Times New Roman" w:cs="Times New Roman"/>
         </w:rPr>
-        <w:t>C. Solution - Delivery schedule, Objective Function value, Constraints that</w:t>
+        <w:br w:type="page"/>
       </w:r>
     </w:p>
     <w:p>
@@ -1701,13 +1793,18 @@
         <w:spacing w:after="0"/>
         <w:rPr>
           <w:rFonts w:ascii="Times New Roman" w:hAnsi="Times New Roman" w:cs="Times New Roman"/>
-        </w:rPr>
-      </w:pPr>
-      <w:r>
-        <w:rPr>
-          <w:rFonts w:ascii="Times New Roman" w:hAnsi="Times New Roman" w:cs="Times New Roman"/>
-        </w:rPr>
-        <w:t>bind and that are slack [15 points]</w:t>
+          <w:b/>
+          <w:bCs/>
+        </w:rPr>
+      </w:pPr>
+      <w:r>
+        <w:rPr>
+          <w:rFonts w:ascii="Times New Roman" w:hAnsi="Times New Roman" w:cs="Times New Roman"/>
+          <w:b/>
+          <w:bCs/>
+        </w:rPr>
+        <w:lastRenderedPageBreak/>
+        <w:t>Appendix A – Tables</w:t>
       </w:r>
     </w:p>
     <w:p>
@@ -1715,53 +1812,895 @@
         <w:spacing w:after="0"/>
         <w:rPr>
           <w:rFonts w:ascii="Times New Roman" w:hAnsi="Times New Roman" w:cs="Times New Roman"/>
-        </w:rPr>
-      </w:pPr>
-      <w:r>
-        <w:rPr>
-          <w:rFonts w:ascii="Times New Roman" w:hAnsi="Times New Roman" w:cs="Times New Roman"/>
-        </w:rPr>
-        <w:t>D. Explain why the optimal solution is optimal, new insights you took away</w:t>
-      </w:r>
-    </w:p>
+          <w:b/>
+          <w:bCs/>
+          <w:sz w:val="28"/>
+          <w:szCs w:val="28"/>
+        </w:rPr>
+      </w:pPr>
+    </w:p>
+    <w:p>
+      <w:pPr>
+        <w:pStyle w:val="Caption"/>
+        <w:keepNext/>
+        <w:jc w:val="center"/>
+        <w:rPr>
+          <w:rFonts w:ascii="Times New Roman" w:hAnsi="Times New Roman" w:cs="Times New Roman"/>
+          <w:color w:val="000000" w:themeColor="text1"/>
+        </w:rPr>
+      </w:pPr>
+      <w:r>
+        <w:rPr>
+          <w:rFonts w:ascii="Times New Roman" w:hAnsi="Times New Roman" w:cs="Times New Roman"/>
+          <w:color w:val="000000" w:themeColor="text1"/>
+        </w:rPr>
+        <w:t xml:space="preserve">Table </w:t>
+      </w:r>
+      <w:r>
+        <w:rPr>
+          <w:rFonts w:ascii="Times New Roman" w:hAnsi="Times New Roman" w:cs="Times New Roman"/>
+          <w:color w:val="000000" w:themeColor="text1"/>
+        </w:rPr>
+        <w:fldChar w:fldCharType="begin"/>
+      </w:r>
+      <w:r>
+        <w:rPr>
+          <w:rFonts w:ascii="Times New Roman" w:hAnsi="Times New Roman" w:cs="Times New Roman"/>
+          <w:color w:val="000000" w:themeColor="text1"/>
+        </w:rPr>
+        <w:instrText xml:space="preserve"> SEQ Table \* ARABIC </w:instrText>
+      </w:r>
+      <w:r>
+        <w:rPr>
+          <w:rFonts w:ascii="Times New Roman" w:hAnsi="Times New Roman" w:cs="Times New Roman"/>
+          <w:color w:val="000000" w:themeColor="text1"/>
+        </w:rPr>
+        <w:fldChar w:fldCharType="separate"/>
+      </w:r>
+      <w:r>
+        <w:rPr>
+          <w:rFonts w:ascii="Times New Roman" w:hAnsi="Times New Roman" w:cs="Times New Roman"/>
+          <w:noProof/>
+          <w:color w:val="000000" w:themeColor="text1"/>
+        </w:rPr>
+        <w:t>1</w:t>
+      </w:r>
+      <w:r>
+        <w:rPr>
+          <w:rFonts w:ascii="Times New Roman" w:hAnsi="Times New Roman" w:cs="Times New Roman"/>
+          <w:color w:val="000000" w:themeColor="text1"/>
+        </w:rPr>
+        <w:fldChar w:fldCharType="end"/>
+      </w:r>
+      <w:r>
+        <w:rPr>
+          <w:rFonts w:ascii="Times New Roman" w:hAnsi="Times New Roman" w:cs="Times New Roman"/>
+          <w:color w:val="000000" w:themeColor="text1"/>
+        </w:rPr>
+        <w:t>: Irrigation Benefits (Rosenberg, 2026)</w:t>
+      </w:r>
+    </w:p>
+    <w:tbl>
+      <w:tblPr>
+        <w:tblStyle w:val="TableGrid"/>
+        <w:tblW w:w="0" w:type="auto"/>
+        <w:jc w:val="center"/>
+        <w:tblLook w:val="04A0" w:firstRow="1" w:lastRow="0" w:firstColumn="1" w:lastColumn="0" w:noHBand="0" w:noVBand="1"/>
+      </w:tblPr>
+      <w:tblGrid>
+        <w:gridCol w:w="1030"/>
+        <w:gridCol w:w="3375"/>
+      </w:tblGrid>
+      <w:tr>
+        <w:trPr>
+          <w:jc w:val="center"/>
+        </w:trPr>
+        <w:tc>
+          <w:tcPr>
+            <w:tcW w:w="1030" w:type="dxa"/>
+            <w:shd w:val="clear" w:color="auto" w:fill="7F7F7F" w:themeFill="text1" w:themeFillTint="80"/>
+          </w:tcPr>
+          <w:p>
+            <w:pPr>
+              <w:jc w:val="center"/>
+              <w:rPr>
+                <w:rFonts w:ascii="Times New Roman" w:hAnsi="Times New Roman" w:cs="Times New Roman"/>
+              </w:rPr>
+            </w:pPr>
+            <w:r>
+              <w:rPr>
+                <w:rFonts w:ascii="Times New Roman" w:hAnsi="Times New Roman" w:cs="Times New Roman"/>
+              </w:rPr>
+              <w:t>Mo</w:t>
+            </w:r>
+            <w:r>
+              <w:rPr>
+                <w:rFonts w:ascii="Times New Roman" w:hAnsi="Times New Roman" w:cs="Times New Roman"/>
+              </w:rPr>
+              <w:t>n</w:t>
+            </w:r>
+            <w:r>
+              <w:rPr>
+                <w:rFonts w:ascii="Times New Roman" w:hAnsi="Times New Roman" w:cs="Times New Roman"/>
+              </w:rPr>
+              <w:t>th</w:t>
+            </w:r>
+          </w:p>
+        </w:tc>
+        <w:tc>
+          <w:tcPr>
+            <w:tcW w:w="3375" w:type="dxa"/>
+            <w:shd w:val="clear" w:color="auto" w:fill="7F7F7F" w:themeFill="text1" w:themeFillTint="80"/>
+          </w:tcPr>
+          <w:p>
+            <w:pPr>
+              <w:jc w:val="center"/>
+              <w:rPr>
+                <w:rFonts w:ascii="Times New Roman" w:hAnsi="Times New Roman" w:cs="Times New Roman"/>
+              </w:rPr>
+            </w:pPr>
+            <w:r>
+              <w:rPr>
+                <w:rFonts w:ascii="Times New Roman" w:hAnsi="Times New Roman" w:cs="Times New Roman"/>
+              </w:rPr>
+              <w:t>Irrigation Benefits</w:t>
+            </w:r>
+            <w:r>
+              <w:rPr>
+                <w:rFonts w:ascii="Times New Roman" w:hAnsi="Times New Roman" w:cs="Times New Roman"/>
+              </w:rPr>
+              <w:t xml:space="preserve"> ($/acre-foot)</w:t>
+            </w:r>
+          </w:p>
+        </w:tc>
+      </w:tr>
+      <w:tr>
+        <w:trPr>
+          <w:jc w:val="center"/>
+        </w:trPr>
+        <w:tc>
+          <w:tcPr>
+            <w:tcW w:w="1030" w:type="dxa"/>
+          </w:tcPr>
+          <w:p>
+            <w:pPr>
+              <w:jc w:val="center"/>
+              <w:rPr>
+                <w:rFonts w:ascii="Times New Roman" w:hAnsi="Times New Roman" w:cs="Times New Roman"/>
+              </w:rPr>
+            </w:pPr>
+            <w:r>
+              <w:rPr>
+                <w:rFonts w:ascii="Times New Roman" w:hAnsi="Times New Roman" w:cs="Times New Roman"/>
+              </w:rPr>
+              <w:t>June</w:t>
+            </w:r>
+          </w:p>
+        </w:tc>
+        <w:tc>
+          <w:tcPr>
+            <w:tcW w:w="3375" w:type="dxa"/>
+          </w:tcPr>
+          <w:p>
+            <w:pPr>
+              <w:jc w:val="center"/>
+              <w:rPr>
+                <w:rFonts w:ascii="Times New Roman" w:hAnsi="Times New Roman" w:cs="Times New Roman"/>
+              </w:rPr>
+            </w:pPr>
+            <w:r>
+              <w:rPr>
+                <w:rFonts w:ascii="Times New Roman" w:hAnsi="Times New Roman" w:cs="Times New Roman"/>
+              </w:rPr>
+              <w:t>150</w:t>
+            </w:r>
+          </w:p>
+        </w:tc>
+      </w:tr>
+      <w:tr>
+        <w:trPr>
+          <w:jc w:val="center"/>
+        </w:trPr>
+        <w:tc>
+          <w:tcPr>
+            <w:tcW w:w="1030" w:type="dxa"/>
+          </w:tcPr>
+          <w:p>
+            <w:pPr>
+              <w:jc w:val="center"/>
+              <w:rPr>
+                <w:rFonts w:ascii="Times New Roman" w:hAnsi="Times New Roman" w:cs="Times New Roman"/>
+              </w:rPr>
+            </w:pPr>
+            <w:r>
+              <w:rPr>
+                <w:rFonts w:ascii="Times New Roman" w:hAnsi="Times New Roman" w:cs="Times New Roman"/>
+              </w:rPr>
+              <w:t>July</w:t>
+            </w:r>
+          </w:p>
+        </w:tc>
+        <w:tc>
+          <w:tcPr>
+            <w:tcW w:w="3375" w:type="dxa"/>
+          </w:tcPr>
+          <w:p>
+            <w:pPr>
+              <w:jc w:val="center"/>
+              <w:rPr>
+                <w:rFonts w:ascii="Times New Roman" w:hAnsi="Times New Roman" w:cs="Times New Roman"/>
+              </w:rPr>
+            </w:pPr>
+            <w:r>
+              <w:rPr>
+                <w:rFonts w:ascii="Times New Roman" w:hAnsi="Times New Roman" w:cs="Times New Roman"/>
+              </w:rPr>
+              <w:t>170</w:t>
+            </w:r>
+          </w:p>
+        </w:tc>
+      </w:tr>
+      <w:tr>
+        <w:trPr>
+          <w:jc w:val="center"/>
+        </w:trPr>
+        <w:tc>
+          <w:tcPr>
+            <w:tcW w:w="1030" w:type="dxa"/>
+          </w:tcPr>
+          <w:p>
+            <w:pPr>
+              <w:jc w:val="center"/>
+              <w:rPr>
+                <w:rFonts w:ascii="Times New Roman" w:hAnsi="Times New Roman" w:cs="Times New Roman"/>
+              </w:rPr>
+            </w:pPr>
+            <w:r>
+              <w:rPr>
+                <w:rFonts w:ascii="Times New Roman" w:hAnsi="Times New Roman" w:cs="Times New Roman"/>
+              </w:rPr>
+              <w:t>August</w:t>
+            </w:r>
+          </w:p>
+        </w:tc>
+        <w:tc>
+          <w:tcPr>
+            <w:tcW w:w="3375" w:type="dxa"/>
+          </w:tcPr>
+          <w:p>
+            <w:pPr>
+              <w:jc w:val="center"/>
+              <w:rPr>
+                <w:rFonts w:ascii="Times New Roman" w:hAnsi="Times New Roman" w:cs="Times New Roman"/>
+              </w:rPr>
+            </w:pPr>
+            <w:r>
+              <w:rPr>
+                <w:rFonts w:ascii="Times New Roman" w:hAnsi="Times New Roman" w:cs="Times New Roman"/>
+              </w:rPr>
+              <w:t>425</w:t>
+            </w:r>
+          </w:p>
+        </w:tc>
+      </w:tr>
+    </w:tbl>
     <w:p>
       <w:pPr>
         <w:spacing w:after="0"/>
         <w:rPr>
           <w:rFonts w:ascii="Times New Roman" w:hAnsi="Times New Roman" w:cs="Times New Roman"/>
-        </w:rPr>
-      </w:pPr>
-      <w:r>
-        <w:rPr>
-          <w:rFonts w:ascii="Times New Roman" w:hAnsi="Times New Roman" w:cs="Times New Roman"/>
-        </w:rPr>
-        <w:t>about the problem, and concerns the company manager will have about the</w:t>
-      </w:r>
-    </w:p>
+          <w:b/>
+          <w:bCs/>
+        </w:rPr>
+      </w:pPr>
+    </w:p>
+    <w:p>
+      <w:pPr>
+        <w:pStyle w:val="Caption"/>
+        <w:keepNext/>
+        <w:jc w:val="center"/>
+        <w:rPr>
+          <w:rFonts w:ascii="Times New Roman" w:hAnsi="Times New Roman" w:cs="Times New Roman"/>
+          <w:color w:val="000000" w:themeColor="text1"/>
+        </w:rPr>
+      </w:pPr>
+      <w:r>
+        <w:rPr>
+          <w:rFonts w:ascii="Times New Roman" w:hAnsi="Times New Roman" w:cs="Times New Roman"/>
+          <w:color w:val="000000" w:themeColor="text1"/>
+        </w:rPr>
+        <w:t xml:space="preserve">Table </w:t>
+      </w:r>
+      <w:r>
+        <w:rPr>
+          <w:rFonts w:ascii="Times New Roman" w:hAnsi="Times New Roman" w:cs="Times New Roman"/>
+          <w:color w:val="000000" w:themeColor="text1"/>
+        </w:rPr>
+        <w:fldChar w:fldCharType="begin"/>
+      </w:r>
+      <w:r>
+        <w:rPr>
+          <w:rFonts w:ascii="Times New Roman" w:hAnsi="Times New Roman" w:cs="Times New Roman"/>
+          <w:color w:val="000000" w:themeColor="text1"/>
+        </w:rPr>
+        <w:instrText xml:space="preserve"> SEQ Table \* ARABIC </w:instrText>
+      </w:r>
+      <w:r>
+        <w:rPr>
+          <w:rFonts w:ascii="Times New Roman" w:hAnsi="Times New Roman" w:cs="Times New Roman"/>
+          <w:color w:val="000000" w:themeColor="text1"/>
+        </w:rPr>
+        <w:fldChar w:fldCharType="separate"/>
+      </w:r>
+      <w:r>
+        <w:rPr>
+          <w:rFonts w:ascii="Times New Roman" w:hAnsi="Times New Roman" w:cs="Times New Roman"/>
+          <w:noProof/>
+          <w:color w:val="000000" w:themeColor="text1"/>
+        </w:rPr>
+        <w:t>2</w:t>
+      </w:r>
+      <w:r>
+        <w:rPr>
+          <w:rFonts w:ascii="Times New Roman" w:hAnsi="Times New Roman" w:cs="Times New Roman"/>
+          <w:color w:val="000000" w:themeColor="text1"/>
+        </w:rPr>
+        <w:fldChar w:fldCharType="end"/>
+      </w:r>
+      <w:r>
+        <w:rPr>
+          <w:rFonts w:ascii="Times New Roman" w:hAnsi="Times New Roman" w:cs="Times New Roman"/>
+          <w:color w:val="000000" w:themeColor="text1"/>
+        </w:rPr>
+        <w:t>: Inflows (Rosenberg, 2026)</w:t>
+      </w:r>
+    </w:p>
+    <w:tbl>
+      <w:tblPr>
+        <w:tblStyle w:val="TableGrid"/>
+        <w:tblW w:w="0" w:type="auto"/>
+        <w:jc w:val="center"/>
+        <w:tblLook w:val="04A0" w:firstRow="1" w:lastRow="0" w:firstColumn="1" w:lastColumn="0" w:noHBand="0" w:noVBand="1"/>
+      </w:tblPr>
+      <w:tblGrid>
+        <w:gridCol w:w="1030"/>
+        <w:gridCol w:w="2129"/>
+      </w:tblGrid>
+      <w:tr>
+        <w:trPr>
+          <w:jc w:val="center"/>
+        </w:trPr>
+        <w:tc>
+          <w:tcPr>
+            <w:tcW w:w="1030" w:type="dxa"/>
+            <w:shd w:val="clear" w:color="auto" w:fill="7F7F7F" w:themeFill="text1" w:themeFillTint="80"/>
+          </w:tcPr>
+          <w:p>
+            <w:pPr>
+              <w:jc w:val="center"/>
+              <w:rPr>
+                <w:rFonts w:ascii="Times New Roman" w:hAnsi="Times New Roman" w:cs="Times New Roman"/>
+              </w:rPr>
+            </w:pPr>
+            <w:r>
+              <w:rPr>
+                <w:rFonts w:ascii="Times New Roman" w:hAnsi="Times New Roman" w:cs="Times New Roman"/>
+              </w:rPr>
+              <w:t>Month</w:t>
+            </w:r>
+          </w:p>
+        </w:tc>
+        <w:tc>
+          <w:tcPr>
+            <w:tcW w:w="2129" w:type="dxa"/>
+            <w:shd w:val="clear" w:color="auto" w:fill="7F7F7F" w:themeFill="text1" w:themeFillTint="80"/>
+          </w:tcPr>
+          <w:p>
+            <w:pPr>
+              <w:jc w:val="center"/>
+              <w:rPr>
+                <w:rFonts w:ascii="Times New Roman" w:hAnsi="Times New Roman" w:cs="Times New Roman"/>
+              </w:rPr>
+            </w:pPr>
+            <w:r>
+              <w:rPr>
+                <w:rFonts w:ascii="Times New Roman" w:hAnsi="Times New Roman" w:cs="Times New Roman"/>
+              </w:rPr>
+              <w:t>Inflows (acre-feet)</w:t>
+            </w:r>
+          </w:p>
+        </w:tc>
+      </w:tr>
+      <w:tr>
+        <w:trPr>
+          <w:jc w:val="center"/>
+        </w:trPr>
+        <w:tc>
+          <w:tcPr>
+            <w:tcW w:w="1030" w:type="dxa"/>
+          </w:tcPr>
+          <w:p>
+            <w:pPr>
+              <w:jc w:val="center"/>
+              <w:rPr>
+                <w:rFonts w:ascii="Times New Roman" w:hAnsi="Times New Roman" w:cs="Times New Roman"/>
+              </w:rPr>
+            </w:pPr>
+            <w:r>
+              <w:rPr>
+                <w:rFonts w:ascii="Times New Roman" w:hAnsi="Times New Roman" w:cs="Times New Roman"/>
+              </w:rPr>
+              <w:t>June</w:t>
+            </w:r>
+          </w:p>
+        </w:tc>
+        <w:tc>
+          <w:tcPr>
+            <w:tcW w:w="2129" w:type="dxa"/>
+          </w:tcPr>
+          <w:p>
+            <w:pPr>
+              <w:jc w:val="center"/>
+              <w:rPr>
+                <w:rFonts w:ascii="Times New Roman" w:hAnsi="Times New Roman" w:cs="Times New Roman"/>
+              </w:rPr>
+            </w:pPr>
+            <w:r>
+              <w:rPr>
+                <w:rFonts w:ascii="Times New Roman" w:hAnsi="Times New Roman" w:cs="Times New Roman"/>
+              </w:rPr>
+              <w:t>5,000</w:t>
+            </w:r>
+          </w:p>
+        </w:tc>
+      </w:tr>
+      <w:tr>
+        <w:trPr>
+          <w:jc w:val="center"/>
+        </w:trPr>
+        <w:tc>
+          <w:tcPr>
+            <w:tcW w:w="1030" w:type="dxa"/>
+          </w:tcPr>
+          <w:p>
+            <w:pPr>
+              <w:jc w:val="center"/>
+              <w:rPr>
+                <w:rFonts w:ascii="Times New Roman" w:hAnsi="Times New Roman" w:cs="Times New Roman"/>
+              </w:rPr>
+            </w:pPr>
+            <w:r>
+              <w:rPr>
+                <w:rFonts w:ascii="Times New Roman" w:hAnsi="Times New Roman" w:cs="Times New Roman"/>
+              </w:rPr>
+              <w:t>July</w:t>
+            </w:r>
+          </w:p>
+        </w:tc>
+        <w:tc>
+          <w:tcPr>
+            <w:tcW w:w="2129" w:type="dxa"/>
+          </w:tcPr>
+          <w:p>
+            <w:pPr>
+              <w:jc w:val="center"/>
+              <w:rPr>
+                <w:rFonts w:ascii="Times New Roman" w:hAnsi="Times New Roman" w:cs="Times New Roman"/>
+              </w:rPr>
+            </w:pPr>
+            <w:r>
+              <w:rPr>
+                <w:rFonts w:ascii="Times New Roman" w:hAnsi="Times New Roman" w:cs="Times New Roman"/>
+              </w:rPr>
+              <w:t>3,200</w:t>
+            </w:r>
+          </w:p>
+        </w:tc>
+      </w:tr>
+      <w:tr>
+        <w:trPr>
+          <w:jc w:val="center"/>
+        </w:trPr>
+        <w:tc>
+          <w:tcPr>
+            <w:tcW w:w="1030" w:type="dxa"/>
+          </w:tcPr>
+          <w:p>
+            <w:pPr>
+              <w:jc w:val="center"/>
+              <w:rPr>
+                <w:rFonts w:ascii="Times New Roman" w:hAnsi="Times New Roman" w:cs="Times New Roman"/>
+              </w:rPr>
+            </w:pPr>
+            <w:r>
+              <w:rPr>
+                <w:rFonts w:ascii="Times New Roman" w:hAnsi="Times New Roman" w:cs="Times New Roman"/>
+              </w:rPr>
+              <w:t>August</w:t>
+            </w:r>
+          </w:p>
+        </w:tc>
+        <w:tc>
+          <w:tcPr>
+            <w:tcW w:w="2129" w:type="dxa"/>
+          </w:tcPr>
+          <w:p>
+            <w:pPr>
+              <w:jc w:val="center"/>
+              <w:rPr>
+                <w:rFonts w:ascii="Times New Roman" w:hAnsi="Times New Roman" w:cs="Times New Roman"/>
+              </w:rPr>
+            </w:pPr>
+            <w:r>
+              <w:rPr>
+                <w:rFonts w:ascii="Times New Roman" w:hAnsi="Times New Roman" w:cs="Times New Roman"/>
+              </w:rPr>
+              <w:t>2,000</w:t>
+            </w:r>
+          </w:p>
+        </w:tc>
+      </w:tr>
+    </w:tbl>
     <w:p>
       <w:pPr>
         <w:spacing w:after="0"/>
         <w:rPr>
           <w:rFonts w:ascii="Times New Roman" w:hAnsi="Times New Roman" w:cs="Times New Roman"/>
-        </w:rPr>
-      </w:pPr>
-      <w:r>
-        <w:rPr>
-          <w:rFonts w:ascii="Times New Roman" w:hAnsi="Times New Roman" w:cs="Times New Roman"/>
-        </w:rPr>
-        <w:t>model formulation and solution [10 points]</w:t>
-      </w:r>
-    </w:p>
+          <w:b/>
+          <w:bCs/>
+        </w:rPr>
+      </w:pPr>
+    </w:p>
+    <w:p>
+      <w:pPr>
+        <w:pStyle w:val="Caption"/>
+        <w:keepNext/>
+        <w:jc w:val="center"/>
+        <w:rPr>
+          <w:rFonts w:ascii="Times New Roman" w:hAnsi="Times New Roman" w:cs="Times New Roman"/>
+          <w:color w:val="000000" w:themeColor="text1"/>
+        </w:rPr>
+      </w:pPr>
+      <w:r>
+        <w:rPr>
+          <w:rFonts w:ascii="Times New Roman" w:hAnsi="Times New Roman" w:cs="Times New Roman"/>
+          <w:color w:val="000000" w:themeColor="text1"/>
+        </w:rPr>
+        <w:t xml:space="preserve">Table </w:t>
+      </w:r>
+      <w:r>
+        <w:rPr>
+          <w:rFonts w:ascii="Times New Roman" w:hAnsi="Times New Roman" w:cs="Times New Roman"/>
+          <w:color w:val="000000" w:themeColor="text1"/>
+        </w:rPr>
+        <w:fldChar w:fldCharType="begin"/>
+      </w:r>
+      <w:r>
+        <w:rPr>
+          <w:rFonts w:ascii="Times New Roman" w:hAnsi="Times New Roman" w:cs="Times New Roman"/>
+          <w:color w:val="000000" w:themeColor="text1"/>
+        </w:rPr>
+        <w:instrText xml:space="preserve"> SEQ Table \* ARABIC </w:instrText>
+      </w:r>
+      <w:r>
+        <w:rPr>
+          <w:rFonts w:ascii="Times New Roman" w:hAnsi="Times New Roman" w:cs="Times New Roman"/>
+          <w:color w:val="000000" w:themeColor="text1"/>
+        </w:rPr>
+        <w:fldChar w:fldCharType="separate"/>
+      </w:r>
+      <w:r>
+        <w:rPr>
+          <w:rFonts w:ascii="Times New Roman" w:hAnsi="Times New Roman" w:cs="Times New Roman"/>
+          <w:color w:val="000000" w:themeColor="text1"/>
+        </w:rPr>
+        <w:t>3</w:t>
+      </w:r>
+      <w:r>
+        <w:rPr>
+          <w:rFonts w:ascii="Times New Roman" w:hAnsi="Times New Roman" w:cs="Times New Roman"/>
+          <w:color w:val="000000" w:themeColor="text1"/>
+        </w:rPr>
+        <w:fldChar w:fldCharType="end"/>
+      </w:r>
+      <w:r>
+        <w:rPr>
+          <w:rFonts w:ascii="Times New Roman" w:hAnsi="Times New Roman" w:cs="Times New Roman"/>
+          <w:color w:val="000000" w:themeColor="text1"/>
+        </w:rPr>
+        <w:t>: Diversion Schedule</w:t>
+      </w:r>
+    </w:p>
+    <w:tbl>
+      <w:tblPr>
+        <w:tblStyle w:val="TableGrid"/>
+        <w:tblW w:w="0" w:type="auto"/>
+        <w:jc w:val="center"/>
+        <w:tblLook w:val="04A0" w:firstRow="1" w:lastRow="0" w:firstColumn="1" w:lastColumn="0" w:noHBand="0" w:noVBand="1"/>
+      </w:tblPr>
+      <w:tblGrid>
+        <w:gridCol w:w="1075"/>
+        <w:gridCol w:w="2250"/>
+        <w:gridCol w:w="2700"/>
+      </w:tblGrid>
+      <w:tr>
+        <w:trPr>
+          <w:jc w:val="center"/>
+        </w:trPr>
+        <w:tc>
+          <w:tcPr>
+            <w:tcW w:w="1075" w:type="dxa"/>
+            <w:shd w:val="clear" w:color="auto" w:fill="7F7F7F" w:themeFill="text1" w:themeFillTint="80"/>
+            <w:vAlign w:val="bottom"/>
+          </w:tcPr>
+          <w:p>
+            <w:pPr>
+              <w:jc w:val="center"/>
+              <w:rPr>
+                <w:rFonts w:ascii="Times New Roman" w:hAnsi="Times New Roman" w:cs="Times New Roman"/>
+              </w:rPr>
+            </w:pPr>
+            <w:r>
+              <w:rPr>
+                <w:rFonts w:ascii="Times New Roman" w:hAnsi="Times New Roman" w:cs="Times New Roman"/>
+              </w:rPr>
+              <w:t>Month</w:t>
+            </w:r>
+          </w:p>
+        </w:tc>
+        <w:tc>
+          <w:tcPr>
+            <w:tcW w:w="2250" w:type="dxa"/>
+            <w:shd w:val="clear" w:color="auto" w:fill="7F7F7F" w:themeFill="text1" w:themeFillTint="80"/>
+            <w:vAlign w:val="bottom"/>
+          </w:tcPr>
+          <w:p>
+            <w:pPr>
+              <w:jc w:val="center"/>
+              <w:rPr>
+                <w:rFonts w:ascii="Times New Roman" w:hAnsi="Times New Roman" w:cs="Times New Roman"/>
+              </w:rPr>
+            </w:pPr>
+            <w:r>
+              <w:rPr>
+                <w:rFonts w:ascii="Times New Roman" w:hAnsi="Times New Roman" w:cs="Times New Roman"/>
+              </w:rPr>
+              <w:t>Diversion Amount (acre-feet)</w:t>
+            </w:r>
+          </w:p>
+        </w:tc>
+        <w:tc>
+          <w:tcPr>
+            <w:tcW w:w="2700" w:type="dxa"/>
+            <w:shd w:val="clear" w:color="auto" w:fill="7F7F7F" w:themeFill="text1" w:themeFillTint="80"/>
+            <w:vAlign w:val="bottom"/>
+          </w:tcPr>
+          <w:p>
+            <w:pPr>
+              <w:jc w:val="center"/>
+              <w:rPr>
+                <w:rFonts w:ascii="Times New Roman" w:hAnsi="Times New Roman" w:cs="Times New Roman"/>
+              </w:rPr>
+            </w:pPr>
+            <w:r>
+              <w:rPr>
+                <w:rFonts w:ascii="Times New Roman" w:hAnsi="Times New Roman" w:cs="Times New Roman"/>
+              </w:rPr>
+              <w:t>Corresponding Reservoir Level (acre-feet)</w:t>
+            </w:r>
+          </w:p>
+        </w:tc>
+      </w:tr>
+      <w:tr>
+        <w:trPr>
+          <w:jc w:val="center"/>
+        </w:trPr>
+        <w:tc>
+          <w:tcPr>
+            <w:tcW w:w="1075" w:type="dxa"/>
+          </w:tcPr>
+          <w:p>
+            <w:pPr>
+              <w:jc w:val="center"/>
+              <w:rPr>
+                <w:rFonts w:ascii="Times New Roman" w:hAnsi="Times New Roman" w:cs="Times New Roman"/>
+              </w:rPr>
+            </w:pPr>
+            <w:r>
+              <w:rPr>
+                <w:rFonts w:ascii="Times New Roman" w:hAnsi="Times New Roman" w:cs="Times New Roman"/>
+              </w:rPr>
+              <w:t>June</w:t>
+            </w:r>
+          </w:p>
+        </w:tc>
+        <w:tc>
+          <w:tcPr>
+            <w:tcW w:w="2250" w:type="dxa"/>
+          </w:tcPr>
+          <w:p>
+            <w:pPr>
+              <w:jc w:val="center"/>
+              <w:rPr>
+                <w:rFonts w:ascii="Times New Roman" w:hAnsi="Times New Roman" w:cs="Times New Roman"/>
+              </w:rPr>
+            </w:pPr>
+            <w:r>
+              <w:rPr>
+                <w:rFonts w:ascii="Times New Roman" w:hAnsi="Times New Roman" w:cs="Times New Roman"/>
+              </w:rPr>
+              <w:t>0</w:t>
+            </w:r>
+          </w:p>
+        </w:tc>
+        <w:tc>
+          <w:tcPr>
+            <w:tcW w:w="2700" w:type="dxa"/>
+          </w:tcPr>
+          <w:p>
+            <w:pPr>
+              <w:jc w:val="center"/>
+              <w:rPr>
+                <w:rFonts w:ascii="Times New Roman" w:hAnsi="Times New Roman" w:cs="Times New Roman"/>
+              </w:rPr>
+            </w:pPr>
+            <w:r>
+              <w:rPr>
+                <w:rFonts w:ascii="Times New Roman" w:hAnsi="Times New Roman" w:cs="Times New Roman"/>
+              </w:rPr>
+              <w:t>8,000</w:t>
+            </w:r>
+          </w:p>
+        </w:tc>
+      </w:tr>
+      <w:tr>
+        <w:trPr>
+          <w:jc w:val="center"/>
+        </w:trPr>
+        <w:tc>
+          <w:tcPr>
+            <w:tcW w:w="1075" w:type="dxa"/>
+          </w:tcPr>
+          <w:p>
+            <w:pPr>
+              <w:jc w:val="center"/>
+              <w:rPr>
+                <w:rFonts w:ascii="Times New Roman" w:hAnsi="Times New Roman" w:cs="Times New Roman"/>
+              </w:rPr>
+            </w:pPr>
+            <w:r>
+              <w:rPr>
+                <w:rFonts w:ascii="Times New Roman" w:hAnsi="Times New Roman" w:cs="Times New Roman"/>
+              </w:rPr>
+              <w:t>July</w:t>
+            </w:r>
+          </w:p>
+        </w:tc>
+        <w:tc>
+          <w:tcPr>
+            <w:tcW w:w="2250" w:type="dxa"/>
+          </w:tcPr>
+          <w:p>
+            <w:pPr>
+              <w:jc w:val="center"/>
+              <w:rPr>
+                <w:rFonts w:ascii="Times New Roman" w:hAnsi="Times New Roman" w:cs="Times New Roman"/>
+              </w:rPr>
+            </w:pPr>
+            <w:r>
+              <w:rPr>
+                <w:rFonts w:ascii="Times New Roman" w:hAnsi="Times New Roman" w:cs="Times New Roman"/>
+              </w:rPr>
+              <w:t>2,200</w:t>
+            </w:r>
+          </w:p>
+        </w:tc>
+        <w:tc>
+          <w:tcPr>
+            <w:tcW w:w="2700" w:type="dxa"/>
+          </w:tcPr>
+          <w:p>
+            <w:pPr>
+              <w:jc w:val="center"/>
+              <w:rPr>
+                <w:rFonts w:ascii="Times New Roman" w:hAnsi="Times New Roman" w:cs="Times New Roman"/>
+              </w:rPr>
+            </w:pPr>
+            <w:r>
+              <w:rPr>
+                <w:rFonts w:ascii="Times New Roman" w:hAnsi="Times New Roman" w:cs="Times New Roman"/>
+              </w:rPr>
+              <w:t>9,000</w:t>
+            </w:r>
+          </w:p>
+        </w:tc>
+      </w:tr>
+      <w:tr>
+        <w:trPr>
+          <w:jc w:val="center"/>
+        </w:trPr>
+        <w:tc>
+          <w:tcPr>
+            <w:tcW w:w="1075" w:type="dxa"/>
+          </w:tcPr>
+          <w:p>
+            <w:pPr>
+              <w:jc w:val="center"/>
+              <w:rPr>
+                <w:rFonts w:ascii="Times New Roman" w:hAnsi="Times New Roman" w:cs="Times New Roman"/>
+              </w:rPr>
+            </w:pPr>
+            <w:r>
+              <w:rPr>
+                <w:rFonts w:ascii="Times New Roman" w:hAnsi="Times New Roman" w:cs="Times New Roman"/>
+              </w:rPr>
+              <w:t>August</w:t>
+            </w:r>
+          </w:p>
+        </w:tc>
+        <w:tc>
+          <w:tcPr>
+            <w:tcW w:w="2250" w:type="dxa"/>
+          </w:tcPr>
+          <w:p>
+            <w:pPr>
+              <w:jc w:val="center"/>
+              <w:rPr>
+                <w:rFonts w:ascii="Times New Roman" w:hAnsi="Times New Roman" w:cs="Times New Roman"/>
+              </w:rPr>
+            </w:pPr>
+            <w:r>
+              <w:rPr>
+                <w:rFonts w:ascii="Times New Roman" w:hAnsi="Times New Roman" w:cs="Times New Roman"/>
+              </w:rPr>
+              <w:t>8,000</w:t>
+            </w:r>
+          </w:p>
+        </w:tc>
+        <w:tc>
+          <w:tcPr>
+            <w:tcW w:w="2700" w:type="dxa"/>
+          </w:tcPr>
+          <w:p>
+            <w:pPr>
+              <w:jc w:val="center"/>
+              <w:rPr>
+                <w:rFonts w:ascii="Times New Roman" w:hAnsi="Times New Roman" w:cs="Times New Roman"/>
+              </w:rPr>
+            </w:pPr>
+            <w:r>
+              <w:rPr>
+                <w:rFonts w:ascii="Times New Roman" w:hAnsi="Times New Roman" w:cs="Times New Roman"/>
+              </w:rPr>
+              <w:t>3,000</w:t>
+            </w:r>
+          </w:p>
+        </w:tc>
+      </w:tr>
+    </w:tbl>
     <w:p>
       <w:pPr>
         <w:spacing w:after="0"/>
         <w:rPr>
           <w:rFonts w:ascii="Times New Roman" w:hAnsi="Times New Roman" w:cs="Times New Roman"/>
-        </w:rPr>
-      </w:pPr>
-      <w:r>
-        <w:rPr>
-          <w:rFonts w:ascii="Times New Roman" w:hAnsi="Times New Roman" w:cs="Times New Roman"/>
+          <w:b/>
+          <w:bCs/>
+        </w:rPr>
+      </w:pPr>
+    </w:p>
+    <w:p>
+      <w:pPr>
+        <w:rPr>
+          <w:rFonts w:ascii="Times New Roman" w:hAnsi="Times New Roman" w:cs="Times New Roman"/>
+          <w:b/>
+          <w:bCs/>
+        </w:rPr>
+      </w:pPr>
+      <w:r>
+        <w:rPr>
+          <w:rFonts w:ascii="Times New Roman" w:hAnsi="Times New Roman" w:cs="Times New Roman"/>
+          <w:b/>
+          <w:bCs/>
         </w:rPr>
         <w:br w:type="page"/>
       </w:r>
@@ -1771,14 +2710,18 @@
         <w:spacing w:after="0"/>
         <w:rPr>
           <w:rFonts w:ascii="Times New Roman" w:hAnsi="Times New Roman" w:cs="Times New Roman"/>
-        </w:rPr>
-      </w:pPr>
-      <w:r>
-        <w:rPr>
-          <w:rFonts w:ascii="Times New Roman" w:hAnsi="Times New Roman" w:cs="Times New Roman"/>
+          <w:b/>
+          <w:bCs/>
+        </w:rPr>
+      </w:pPr>
+      <w:r>
+        <w:rPr>
+          <w:rFonts w:ascii="Times New Roman" w:hAnsi="Times New Roman" w:cs="Times New Roman"/>
+          <w:b/>
+          <w:bCs/>
         </w:rPr>
         <w:lastRenderedPageBreak/>
-        <w:t>Dimensions</w:t>
+        <w:t>Appendix B - References</w:t>
       </w:r>
     </w:p>
     <w:p>
@@ -1786,20 +2729,10 @@
         <w:spacing w:after="0"/>
         <w:rPr>
           <w:rFonts w:ascii="Times New Roman" w:hAnsi="Times New Roman" w:cs="Times New Roman"/>
-        </w:rPr>
-      </w:pPr>
-      <w:r>
-        <w:rPr>
-          <w:rFonts w:ascii="Times New Roman" w:hAnsi="Times New Roman" w:cs="Times New Roman"/>
-        </w:rPr>
-        <w:t>Time (Month)</w:t>
-      </w:r>
-      <w:r>
-        <w:rPr>
-          <w:rFonts w:ascii="Times New Roman" w:hAnsi="Times New Roman" w:cs="Times New Roman"/>
-        </w:rPr>
-        <w:t xml:space="preserve"> – June, July, August</w:t>
-      </w:r>
+          <w:b/>
+          <w:bCs/>
+        </w:rPr>
+      </w:pPr>
     </w:p>
     <w:p>
       <w:pPr>
@@ -1812,7 +2745,7 @@
         <w:rPr>
           <w:rFonts w:ascii="Times New Roman" w:hAnsi="Times New Roman" w:cs="Times New Roman"/>
         </w:rPr>
-        <w:t>Spatial (Network) – Spill, Diversion, Reservoir Storage</w:t>
+        <w:t>GAMS Development Corporation. (2026). General Algebraic Modeling System (GAMS) (Release 54.4.0) [Computer software]. https://www.gams.com/</w:t>
       </w:r>
     </w:p>
     <w:p>
@@ -1834,7 +2767,7 @@
         <w:rPr>
           <w:rFonts w:ascii="Times New Roman" w:hAnsi="Times New Roman" w:cs="Times New Roman"/>
         </w:rPr>
-        <w:t xml:space="preserve">Decision Variables </w:t>
+        <w:t>Rosenberg, D. (2026). HW3-LinearPrograminGAMS. Logan; Utah State University.</w:t>
       </w:r>
     </w:p>
     <w:p>
@@ -1844,71 +2777,23 @@
           <w:rFonts w:ascii="Times New Roman" w:hAnsi="Times New Roman" w:cs="Times New Roman"/>
         </w:rPr>
       </w:pPr>
-      <w:r>
-        <w:rPr>
-          <w:rFonts w:ascii="Times New Roman" w:hAnsi="Times New Roman" w:cs="Times New Roman"/>
-        </w:rPr>
-        <w:t xml:space="preserve">How much water to release to diversion in time </w:t>
-      </w:r>
-      <w:r>
-        <w:rPr>
-          <w:rFonts w:ascii="Times New Roman" w:hAnsi="Times New Roman" w:cs="Times New Roman"/>
-        </w:rPr>
-        <w:t>(</w:t>
-      </w:r>
-      <w:r>
-        <w:rPr>
-          <w:rFonts w:ascii="Times New Roman" w:hAnsi="Times New Roman" w:cs="Times New Roman"/>
-        </w:rPr>
-        <w:t>t</w:t>
-      </w:r>
-      <w:r>
-        <w:rPr>
-          <w:rFonts w:ascii="Times New Roman" w:hAnsi="Times New Roman" w:cs="Times New Roman"/>
-        </w:rPr>
-        <w:t>)</w:t>
-      </w:r>
     </w:p>
     <w:p>
       <w:pPr>
         <w:spacing w:after="0"/>
         <w:rPr>
           <w:rFonts w:ascii="Times New Roman" w:hAnsi="Times New Roman" w:cs="Times New Roman"/>
-        </w:rPr>
-      </w:pPr>
-      <w:proofErr w:type="spellStart"/>
-      <w:proofErr w:type="gramStart"/>
-      <w:r>
-        <w:rPr>
-          <w:rFonts w:ascii="Times New Roman" w:hAnsi="Times New Roman" w:cs="Times New Roman"/>
-        </w:rPr>
-        <w:t>X</w:t>
-      </w:r>
-      <w:r>
-        <w:rPr>
-          <w:rFonts w:ascii="Times New Roman" w:hAnsi="Times New Roman" w:cs="Times New Roman"/>
-        </w:rPr>
-        <w:t>div</w:t>
-      </w:r>
-      <w:proofErr w:type="spellEnd"/>
-      <w:r>
-        <w:rPr>
-          <w:rFonts w:ascii="Times New Roman" w:hAnsi="Times New Roman" w:cs="Times New Roman"/>
-        </w:rPr>
-        <w:t xml:space="preserve"> </w:t>
-      </w:r>
-      <w:r>
-        <w:rPr>
-          <w:rFonts w:ascii="Times New Roman" w:hAnsi="Times New Roman" w:cs="Times New Roman"/>
-        </w:rPr>
-        <w:t>,</w:t>
-      </w:r>
-      <w:proofErr w:type="gramEnd"/>
-      <w:r>
-        <w:rPr>
-          <w:rFonts w:ascii="Times New Roman" w:hAnsi="Times New Roman" w:cs="Times New Roman"/>
-        </w:rPr>
-        <w:t xml:space="preserve"> t [acre-ft]</w:t>
+          <w:b/>
+          <w:bCs/>
+        </w:rPr>
+      </w:pPr>
+      <w:r>
+        <w:rPr>
+          <w:rFonts w:ascii="Times New Roman" w:hAnsi="Times New Roman" w:cs="Times New Roman"/>
+          <w:b/>
+          <w:bCs/>
+        </w:rPr>
+        <w:t>AI Statement</w:t>
       </w:r>
     </w:p>
     <w:p>
@@ -1922,1180 +2807,64 @@
         <w:rPr>
           <w:rFonts w:ascii="Times New Roman" w:hAnsi="Times New Roman" w:cs="Times New Roman"/>
         </w:rPr>
-        <w:t xml:space="preserve">How much </w:t>
-      </w:r>
-      <w:r>
-        <w:rPr>
-          <w:rFonts w:ascii="Times New Roman" w:hAnsi="Times New Roman" w:cs="Times New Roman"/>
-        </w:rPr>
-        <w:t xml:space="preserve">water </w:t>
-      </w:r>
-      <w:r>
-        <w:rPr>
-          <w:rFonts w:ascii="Times New Roman" w:hAnsi="Times New Roman" w:cs="Times New Roman"/>
-        </w:rPr>
-        <w:t>to keep in reservoir storage</w:t>
-      </w:r>
-      <w:r>
-        <w:rPr>
-          <w:rFonts w:ascii="Times New Roman" w:hAnsi="Times New Roman" w:cs="Times New Roman"/>
-        </w:rPr>
-        <w:t xml:space="preserve"> at the end of</w:t>
-      </w:r>
-      <w:r>
-        <w:rPr>
-          <w:rFonts w:ascii="Times New Roman" w:hAnsi="Times New Roman" w:cs="Times New Roman"/>
-        </w:rPr>
-        <w:t xml:space="preserve"> time (t)</w:t>
-      </w:r>
-    </w:p>
-    <w:p>
-      <w:pPr>
-        <w:spacing w:after="0"/>
-        <w:rPr>
-          <w:rFonts w:ascii="Times New Roman" w:hAnsi="Times New Roman" w:cs="Times New Roman"/>
-        </w:rPr>
-      </w:pPr>
-      <w:proofErr w:type="spellStart"/>
-      <w:proofErr w:type="gramStart"/>
-      <w:r>
-        <w:rPr>
-          <w:rFonts w:ascii="Times New Roman" w:hAnsi="Times New Roman" w:cs="Times New Roman"/>
-        </w:rPr>
-        <w:t>X</w:t>
-      </w:r>
-      <w:r>
-        <w:rPr>
-          <w:rFonts w:ascii="Times New Roman" w:hAnsi="Times New Roman" w:cs="Times New Roman"/>
-        </w:rPr>
-        <w:t>res</w:t>
-      </w:r>
-      <w:proofErr w:type="spellEnd"/>
-      <w:r>
-        <w:rPr>
-          <w:rFonts w:ascii="Times New Roman" w:hAnsi="Times New Roman" w:cs="Times New Roman"/>
-        </w:rPr>
-        <w:t xml:space="preserve"> ,</w:t>
-      </w:r>
-      <w:proofErr w:type="gramEnd"/>
-      <w:r>
-        <w:rPr>
-          <w:rFonts w:ascii="Times New Roman" w:hAnsi="Times New Roman" w:cs="Times New Roman"/>
-        </w:rPr>
-        <w:t xml:space="preserve"> t [acre-ft]</w:t>
-      </w:r>
-    </w:p>
-    <w:p>
-      <w:pPr>
-        <w:spacing w:after="0"/>
-        <w:rPr>
-          <w:rFonts w:ascii="Times New Roman" w:hAnsi="Times New Roman" w:cs="Times New Roman"/>
-        </w:rPr>
-      </w:pPr>
-      <w:r>
-        <w:rPr>
-          <w:rFonts w:ascii="Times New Roman" w:hAnsi="Times New Roman" w:cs="Times New Roman"/>
-        </w:rPr>
-        <w:t xml:space="preserve">How much water to spill </w:t>
-      </w:r>
-      <w:r>
-        <w:rPr>
-          <w:rFonts w:ascii="Times New Roman" w:hAnsi="Times New Roman" w:cs="Times New Roman"/>
-        </w:rPr>
-        <w:t>in time (t)</w:t>
-      </w:r>
-    </w:p>
-    <w:p>
-      <w:pPr>
-        <w:spacing w:after="0"/>
-        <w:rPr>
-          <w:rFonts w:ascii="Times New Roman" w:hAnsi="Times New Roman" w:cs="Times New Roman"/>
-        </w:rPr>
-      </w:pPr>
-      <w:proofErr w:type="spellStart"/>
-      <w:proofErr w:type="gramStart"/>
-      <w:r>
-        <w:rPr>
-          <w:rFonts w:ascii="Times New Roman" w:hAnsi="Times New Roman" w:cs="Times New Roman"/>
-        </w:rPr>
-        <w:t>X</w:t>
-      </w:r>
-      <w:r>
-        <w:rPr>
-          <w:rFonts w:ascii="Times New Roman" w:hAnsi="Times New Roman" w:cs="Times New Roman"/>
-        </w:rPr>
-        <w:t>spill</w:t>
-      </w:r>
-      <w:proofErr w:type="spellEnd"/>
-      <w:r>
-        <w:rPr>
-          <w:rFonts w:ascii="Times New Roman" w:hAnsi="Times New Roman" w:cs="Times New Roman"/>
-        </w:rPr>
-        <w:t xml:space="preserve"> ,</w:t>
-      </w:r>
-      <w:proofErr w:type="gramEnd"/>
-      <w:r>
-        <w:rPr>
-          <w:rFonts w:ascii="Times New Roman" w:hAnsi="Times New Roman" w:cs="Times New Roman"/>
-        </w:rPr>
-        <w:t xml:space="preserve"> t [acre-ft]</w:t>
-      </w:r>
-    </w:p>
-    <w:p>
-      <w:pPr>
-        <w:spacing w:after="0"/>
-        <w:rPr>
-          <w:rFonts w:ascii="Times New Roman" w:hAnsi="Times New Roman" w:cs="Times New Roman"/>
-        </w:rPr>
-      </w:pPr>
-      <w:r>
-        <w:rPr>
-          <w:rFonts w:ascii="Times New Roman" w:hAnsi="Times New Roman" w:cs="Times New Roman"/>
-        </w:rPr>
-        <w:t xml:space="preserve">Objective Function </w:t>
-      </w:r>
-    </w:p>
-    <w:p>
-      <w:pPr>
-        <w:spacing w:after="0"/>
-        <w:rPr>
-          <w:rFonts w:ascii="Times New Roman" w:hAnsi="Times New Roman" w:cs="Times New Roman"/>
-        </w:rPr>
-      </w:pPr>
-      <w:r>
-        <w:rPr>
-          <w:rFonts w:ascii="Times New Roman" w:hAnsi="Times New Roman" w:cs="Times New Roman"/>
-        </w:rPr>
-        <w:t>Maximize the Irrigation Benefits ($)</w:t>
-      </w:r>
-    </w:p>
-    <w:p>
-      <w:pPr>
-        <w:spacing w:after="0"/>
-        <w:rPr>
-          <w:rFonts w:ascii="Times New Roman" w:hAnsi="Times New Roman" w:cs="Times New Roman"/>
-        </w:rPr>
-      </w:pPr>
-      <w:r>
-        <w:rPr>
-          <w:rFonts w:ascii="Times New Roman" w:hAnsi="Times New Roman" w:cs="Times New Roman"/>
-        </w:rPr>
-        <w:t>Max Z = 150</w:t>
-      </w:r>
-      <w:proofErr w:type="gramStart"/>
-      <w:r>
-        <w:rPr>
-          <w:rFonts w:ascii="Times New Roman" w:hAnsi="Times New Roman" w:cs="Times New Roman"/>
-        </w:rPr>
-        <w:t>X</w:t>
-      </w:r>
-      <w:r>
-        <w:rPr>
-          <w:rFonts w:ascii="Times New Roman" w:hAnsi="Times New Roman" w:cs="Times New Roman"/>
-        </w:rPr>
-        <w:t>div</w:t>
-      </w:r>
-      <w:r>
-        <w:rPr>
-          <w:rFonts w:ascii="Times New Roman" w:hAnsi="Times New Roman" w:cs="Times New Roman"/>
-        </w:rPr>
-        <w:t>,june</w:t>
-      </w:r>
-      <w:proofErr w:type="gramEnd"/>
-      <w:r>
-        <w:rPr>
-          <w:rFonts w:ascii="Times New Roman" w:hAnsi="Times New Roman" w:cs="Times New Roman"/>
-        </w:rPr>
-        <w:t xml:space="preserve"> + 170</w:t>
-      </w:r>
-      <w:proofErr w:type="gramStart"/>
-      <w:r>
-        <w:rPr>
-          <w:rFonts w:ascii="Times New Roman" w:hAnsi="Times New Roman" w:cs="Times New Roman"/>
-        </w:rPr>
-        <w:t>X</w:t>
-      </w:r>
-      <w:r>
-        <w:rPr>
-          <w:rFonts w:ascii="Times New Roman" w:hAnsi="Times New Roman" w:cs="Times New Roman"/>
-        </w:rPr>
-        <w:t>div,</w:t>
-      </w:r>
-      <w:r>
-        <w:rPr>
-          <w:rFonts w:ascii="Times New Roman" w:hAnsi="Times New Roman" w:cs="Times New Roman"/>
-        </w:rPr>
-        <w:t>July</w:t>
-      </w:r>
-      <w:proofErr w:type="gramEnd"/>
-      <w:r>
-        <w:rPr>
-          <w:rFonts w:ascii="Times New Roman" w:hAnsi="Times New Roman" w:cs="Times New Roman"/>
-        </w:rPr>
-        <w:t xml:space="preserve"> </w:t>
-      </w:r>
-      <w:r>
-        <w:rPr>
-          <w:rFonts w:ascii="Times New Roman" w:hAnsi="Times New Roman" w:cs="Times New Roman"/>
-        </w:rPr>
-        <w:t>+ 425</w:t>
-      </w:r>
-      <w:proofErr w:type="gramStart"/>
-      <w:r>
-        <w:rPr>
-          <w:rFonts w:ascii="Times New Roman" w:hAnsi="Times New Roman" w:cs="Times New Roman"/>
-        </w:rPr>
-        <w:t>X</w:t>
-      </w:r>
-      <w:r>
-        <w:rPr>
-          <w:rFonts w:ascii="Times New Roman" w:hAnsi="Times New Roman" w:cs="Times New Roman"/>
-        </w:rPr>
-        <w:t>div,august</w:t>
-      </w:r>
-      <w:proofErr w:type="gramEnd"/>
-      <w:r>
-        <w:rPr>
-          <w:rFonts w:ascii="Times New Roman" w:hAnsi="Times New Roman" w:cs="Times New Roman"/>
-        </w:rPr>
-        <w:t xml:space="preserve"> </w:t>
-      </w:r>
-    </w:p>
-    <w:p>
-      <w:pPr>
-        <w:spacing w:after="0"/>
-        <w:rPr>
-          <w:rFonts w:ascii="Times New Roman" w:hAnsi="Times New Roman" w:cs="Times New Roman"/>
-        </w:rPr>
-      </w:pPr>
-      <w:r>
-        <w:rPr>
-          <w:rFonts w:ascii="Times New Roman" w:hAnsi="Times New Roman" w:cs="Times New Roman"/>
-        </w:rPr>
-        <w:t xml:space="preserve">= </w:t>
-      </w:r>
-      <w:proofErr w:type="gramStart"/>
-      <w:r>
-        <w:rPr>
-          <w:rFonts w:ascii="Times New Roman" w:hAnsi="Times New Roman" w:cs="Times New Roman"/>
-        </w:rPr>
-        <w:t>SUM(</w:t>
-      </w:r>
-      <w:proofErr w:type="spellStart"/>
-      <w:proofErr w:type="gramEnd"/>
-      <w:r>
-        <w:rPr>
-          <w:rFonts w:ascii="Times New Roman" w:hAnsi="Times New Roman" w:cs="Times New Roman"/>
-        </w:rPr>
-        <w:t>c</w:t>
-      </w:r>
-      <w:r>
-        <w:rPr>
-          <w:rFonts w:ascii="Times New Roman" w:hAnsi="Times New Roman" w:cs="Times New Roman"/>
-        </w:rPr>
-        <w:t>t</w:t>
-      </w:r>
-      <w:proofErr w:type="spellEnd"/>
-      <w:r>
-        <w:rPr>
-          <w:rFonts w:ascii="Times New Roman" w:hAnsi="Times New Roman" w:cs="Times New Roman"/>
-        </w:rPr>
-        <w:t>*</w:t>
-      </w:r>
-      <w:proofErr w:type="spellStart"/>
-      <w:proofErr w:type="gramStart"/>
-      <w:r>
-        <w:rPr>
-          <w:rFonts w:ascii="Times New Roman" w:hAnsi="Times New Roman" w:cs="Times New Roman"/>
-        </w:rPr>
-        <w:t>X</w:t>
-      </w:r>
-      <w:r>
-        <w:rPr>
-          <w:rFonts w:ascii="Times New Roman" w:hAnsi="Times New Roman" w:cs="Times New Roman"/>
-        </w:rPr>
-        <w:t>div,t</w:t>
-      </w:r>
-      <w:proofErr w:type="spellEnd"/>
-      <w:proofErr w:type="gramEnd"/>
-      <w:r>
-        <w:rPr>
-          <w:rFonts w:ascii="Times New Roman" w:hAnsi="Times New Roman" w:cs="Times New Roman"/>
-        </w:rPr>
-        <w:t>) + SUM(0*</w:t>
-      </w:r>
-      <w:proofErr w:type="spellStart"/>
-      <w:proofErr w:type="gramStart"/>
-      <w:r>
-        <w:rPr>
-          <w:rFonts w:ascii="Times New Roman" w:hAnsi="Times New Roman" w:cs="Times New Roman"/>
-        </w:rPr>
-        <w:t>X</w:t>
-      </w:r>
-      <w:r>
-        <w:rPr>
-          <w:rFonts w:ascii="Times New Roman" w:hAnsi="Times New Roman" w:cs="Times New Roman"/>
-        </w:rPr>
-        <w:t>spill,t</w:t>
-      </w:r>
-      <w:proofErr w:type="spellEnd"/>
-      <w:proofErr w:type="gramEnd"/>
-      <w:r>
-        <w:rPr>
-          <w:rFonts w:ascii="Times New Roman" w:hAnsi="Times New Roman" w:cs="Times New Roman"/>
-        </w:rPr>
-        <w:t>) + SUM(</w:t>
-      </w:r>
-      <w:r>
-        <w:rPr>
-          <w:rFonts w:ascii="Times New Roman" w:hAnsi="Times New Roman" w:cs="Times New Roman"/>
-        </w:rPr>
-        <w:t>0*</w:t>
-      </w:r>
-      <w:proofErr w:type="spellStart"/>
-      <w:proofErr w:type="gramStart"/>
-      <w:r>
-        <w:rPr>
-          <w:rFonts w:ascii="Times New Roman" w:hAnsi="Times New Roman" w:cs="Times New Roman"/>
-        </w:rPr>
-        <w:t>X</w:t>
-      </w:r>
-      <w:r>
-        <w:rPr>
-          <w:rFonts w:ascii="Times New Roman" w:hAnsi="Times New Roman" w:cs="Times New Roman"/>
-        </w:rPr>
-        <w:t>res,t</w:t>
-      </w:r>
-      <w:proofErr w:type="spellEnd"/>
-      <w:proofErr w:type="gramEnd"/>
-      <w:r>
-        <w:rPr>
-          <w:rFonts w:ascii="Times New Roman" w:hAnsi="Times New Roman" w:cs="Times New Roman"/>
-        </w:rPr>
-        <w:t>)</w:t>
-      </w:r>
-    </w:p>
-    <w:p>
-      <w:pPr>
-        <w:spacing w:after="0"/>
-        <w:rPr>
-          <w:rFonts w:ascii="Times New Roman" w:hAnsi="Times New Roman" w:cs="Times New Roman"/>
-        </w:rPr>
-      </w:pPr>
-      <w:r>
-        <w:rPr>
-          <w:rFonts w:ascii="Times New Roman" w:hAnsi="Times New Roman" w:cs="Times New Roman"/>
-        </w:rPr>
-        <w:t>Constraints</w:t>
-      </w:r>
-    </w:p>
-    <w:p>
-      <w:pPr>
-        <w:spacing w:after="0"/>
-        <w:rPr>
-          <w:rFonts w:ascii="Times New Roman" w:hAnsi="Times New Roman" w:cs="Times New Roman"/>
-        </w:rPr>
-      </w:pPr>
-      <w:r>
-        <w:rPr>
-          <w:rFonts w:ascii="Times New Roman" w:hAnsi="Times New Roman" w:cs="Times New Roman"/>
-        </w:rPr>
-        <w:t>The reservoir has a capacity of 9,000 acre-feet</w:t>
-      </w:r>
-      <w:r>
-        <w:rPr>
-          <w:rFonts w:ascii="Times New Roman" w:hAnsi="Times New Roman" w:cs="Times New Roman"/>
-        </w:rPr>
-        <w:t xml:space="preserve"> (3 constraints)</w:t>
-      </w:r>
-    </w:p>
-    <w:p>
-      <w:pPr>
-        <w:spacing w:after="0"/>
-        <w:rPr>
-          <w:rFonts w:ascii="Times New Roman" w:hAnsi="Times New Roman" w:cs="Times New Roman"/>
-        </w:rPr>
-      </w:pPr>
-      <m:oMathPara>
-        <m:oMath>
-          <m:sSub>
-            <m:sSubPr>
-              <m:ctrlPr>
-                <w:rPr>
-                  <w:rFonts w:ascii="Cambria Math" w:hAnsi="Cambria Math" w:cs="Times New Roman"/>
-                </w:rPr>
-              </m:ctrlPr>
-            </m:sSubPr>
-            <m:e>
-              <m:r>
-                <w:rPr>
-                  <w:rFonts w:ascii="Cambria Math" w:hAnsi="Cambria Math" w:cs="Times New Roman"/>
-                </w:rPr>
-                <m:t>X</m:t>
-              </m:r>
-            </m:e>
-            <m:sub>
-              <m:r>
-                <w:rPr>
-                  <w:rFonts w:ascii="Cambria Math" w:hAnsi="Cambria Math" w:cs="Times New Roman"/>
-                </w:rPr>
-                <m:t>res</m:t>
-              </m:r>
-              <m:r>
-                <m:rPr>
-                  <m:sty m:val="p"/>
-                </m:rPr>
-                <w:rPr>
-                  <w:rFonts w:ascii="Cambria Math" w:hAnsi="Cambria Math" w:cs="Times New Roman"/>
-                </w:rPr>
-                <m:t>,</m:t>
-              </m:r>
-              <m:r>
-                <w:rPr>
-                  <w:rFonts w:ascii="Cambria Math" w:hAnsi="Cambria Math" w:cs="Times New Roman"/>
-                </w:rPr>
-                <m:t>t</m:t>
-              </m:r>
-            </m:sub>
-          </m:sSub>
-          <m:r>
-            <m:rPr>
-              <m:sty m:val="p"/>
-            </m:rPr>
-            <w:rPr>
-              <w:rFonts w:ascii="Cambria Math" w:hAnsi="Cambria Math" w:cs="Times New Roman"/>
-            </w:rPr>
-            <m:t>&lt;=9000</m:t>
-          </m:r>
-        </m:oMath>
-      </m:oMathPara>
-    </w:p>
-    <w:p>
-      <w:pPr>
-        <w:spacing w:after="0"/>
-        <w:rPr>
-          <w:rFonts w:ascii="Times New Roman" w:hAnsi="Times New Roman" w:cs="Times New Roman"/>
-        </w:rPr>
-      </w:pPr>
-      <w:r>
-        <w:rPr>
-          <w:rFonts w:ascii="Times New Roman" w:hAnsi="Times New Roman" w:cs="Times New Roman"/>
-        </w:rPr>
-        <w:t xml:space="preserve">The ending storage </w:t>
-      </w:r>
-      <w:r>
-        <w:rPr>
-          <w:rFonts w:ascii="Times New Roman" w:hAnsi="Times New Roman" w:cs="Times New Roman"/>
-        </w:rPr>
-        <w:t xml:space="preserve">(end of august) </w:t>
-      </w:r>
-      <w:r>
-        <w:rPr>
-          <w:rFonts w:ascii="Times New Roman" w:hAnsi="Times New Roman" w:cs="Times New Roman"/>
-        </w:rPr>
-        <w:t>must</w:t>
-      </w:r>
-      <w:r>
-        <w:rPr>
-          <w:rFonts w:ascii="Times New Roman" w:hAnsi="Times New Roman" w:cs="Times New Roman"/>
-        </w:rPr>
-        <w:t xml:space="preserve"> </w:t>
-      </w:r>
-      <w:r>
-        <w:rPr>
-          <w:rFonts w:ascii="Times New Roman" w:hAnsi="Times New Roman" w:cs="Times New Roman"/>
-        </w:rPr>
-        <w:t xml:space="preserve">be </w:t>
-      </w:r>
-      <w:r>
-        <w:rPr>
-          <w:rFonts w:ascii="Times New Roman" w:hAnsi="Times New Roman" w:cs="Times New Roman"/>
-        </w:rPr>
-        <w:t>&gt;</w:t>
-      </w:r>
-      <w:r>
-        <w:rPr>
-          <w:rFonts w:ascii="Times New Roman" w:hAnsi="Times New Roman" w:cs="Times New Roman"/>
-        </w:rPr>
-        <w:t>= 3,000 acre-fe</w:t>
-      </w:r>
-      <w:r>
-        <w:rPr>
-          <w:rFonts w:ascii="Times New Roman" w:hAnsi="Times New Roman" w:cs="Times New Roman"/>
-        </w:rPr>
-        <w:t>et</w:t>
-      </w:r>
-      <w:r>
-        <w:rPr>
-          <w:rFonts w:ascii="Times New Roman" w:hAnsi="Times New Roman" w:cs="Times New Roman"/>
-        </w:rPr>
-        <w:t xml:space="preserve"> (1 constraint)</w:t>
-      </w:r>
-    </w:p>
-    <w:p>
-      <w:pPr>
-        <w:spacing w:after="0"/>
-        <w:rPr>
-          <w:rFonts w:ascii="Times New Roman" w:hAnsi="Times New Roman" w:cs="Times New Roman"/>
-        </w:rPr>
-      </w:pPr>
-      <m:oMathPara>
-        <m:oMath>
-          <m:sSub>
-            <m:sSubPr>
-              <m:ctrlPr>
-                <w:rPr>
-                  <w:rFonts w:ascii="Cambria Math" w:hAnsi="Cambria Math" w:cs="Times New Roman"/>
-                </w:rPr>
-              </m:ctrlPr>
-            </m:sSubPr>
-            <m:e>
-              <m:r>
-                <w:rPr>
-                  <w:rFonts w:ascii="Cambria Math" w:hAnsi="Cambria Math" w:cs="Times New Roman"/>
-                </w:rPr>
-                <m:t>X</m:t>
-              </m:r>
-            </m:e>
-            <m:sub>
-              <m:r>
-                <w:rPr>
-                  <w:rFonts w:ascii="Cambria Math" w:hAnsi="Cambria Math" w:cs="Times New Roman"/>
-                </w:rPr>
-                <m:t>res</m:t>
-              </m:r>
-              <m:r>
-                <m:rPr>
-                  <m:sty m:val="p"/>
-                </m:rPr>
-                <w:rPr>
-                  <w:rFonts w:ascii="Cambria Math" w:hAnsi="Cambria Math" w:cs="Times New Roman"/>
-                </w:rPr>
-                <m:t>,</m:t>
-              </m:r>
-              <m:r>
-                <m:rPr>
-                  <m:sty m:val="p"/>
-                </m:rPr>
-                <w:rPr>
-                  <w:rFonts w:ascii="Cambria Math" w:hAnsi="Cambria Math" w:cs="Times New Roman"/>
-                </w:rPr>
-                <m:t>t</m:t>
-              </m:r>
-            </m:sub>
-          </m:sSub>
-          <m:r>
-            <m:rPr>
-              <m:sty m:val="p"/>
-            </m:rPr>
-            <w:rPr>
-              <w:rFonts w:ascii="Cambria Math" w:hAnsi="Cambria Math" w:cs="Times New Roman"/>
-            </w:rPr>
-            <m:t>&gt;=3000</m:t>
-          </m:r>
-        </m:oMath>
-      </m:oMathPara>
-    </w:p>
-    <w:p>
-      <w:pPr>
-        <w:spacing w:after="0"/>
-        <w:rPr>
-          <w:rFonts w:ascii="Times New Roman" w:hAnsi="Times New Roman" w:cs="Times New Roman"/>
-        </w:rPr>
-      </w:pPr>
-      <w:r>
-        <w:rPr>
-          <w:rFonts w:ascii="Times New Roman" w:hAnsi="Times New Roman" w:cs="Times New Roman"/>
-        </w:rPr>
-        <w:t xml:space="preserve">Inflow </w:t>
-      </w:r>
-      <w:r>
-        <w:rPr>
-          <w:rFonts w:ascii="Times New Roman" w:hAnsi="Times New Roman" w:cs="Times New Roman"/>
-        </w:rPr>
-        <w:t>&gt;</w:t>
-      </w:r>
-      <w:proofErr w:type="gramStart"/>
-      <w:r>
-        <w:rPr>
-          <w:rFonts w:ascii="Times New Roman" w:hAnsi="Times New Roman" w:cs="Times New Roman"/>
-        </w:rPr>
-        <w:t xml:space="preserve">= </w:t>
-      </w:r>
-      <w:r>
-        <w:rPr>
-          <w:rFonts w:ascii="Times New Roman" w:hAnsi="Times New Roman" w:cs="Times New Roman"/>
-        </w:rPr>
-        <w:t xml:space="preserve"> Change</w:t>
-      </w:r>
-      <w:proofErr w:type="gramEnd"/>
-      <w:r>
-        <w:rPr>
-          <w:rFonts w:ascii="Times New Roman" w:hAnsi="Times New Roman" w:cs="Times New Roman"/>
-        </w:rPr>
-        <w:t xml:space="preserve"> in Storage + </w:t>
-      </w:r>
-      <w:r>
-        <w:rPr>
-          <w:rFonts w:ascii="Times New Roman" w:hAnsi="Times New Roman" w:cs="Times New Roman"/>
-        </w:rPr>
-        <w:t xml:space="preserve">spill + irrigation </w:t>
-      </w:r>
-    </w:p>
-    <w:p>
-      <w:pPr>
-        <w:spacing w:after="0"/>
-        <w:rPr>
-          <w:rFonts w:ascii="Times New Roman" w:hAnsi="Times New Roman" w:cs="Times New Roman"/>
-        </w:rPr>
-      </w:pPr>
-      <w:proofErr w:type="gramStart"/>
-      <w:r>
-        <w:rPr>
-          <w:rFonts w:ascii="Times New Roman" w:hAnsi="Times New Roman" w:cs="Times New Roman"/>
-        </w:rPr>
-        <w:t>Change  in</w:t>
-      </w:r>
-      <w:proofErr w:type="gramEnd"/>
-      <w:r>
-        <w:rPr>
-          <w:rFonts w:ascii="Times New Roman" w:hAnsi="Times New Roman" w:cs="Times New Roman"/>
-        </w:rPr>
-        <w:t xml:space="preserve"> Storage = Inflow – Outflow for each time step</w:t>
-      </w:r>
-    </w:p>
-    <w:p>
-      <w:pPr>
-        <w:spacing w:after="0"/>
-        <w:rPr>
-          <w:rFonts w:ascii="Times New Roman" w:hAnsi="Times New Roman" w:cs="Times New Roman"/>
-        </w:rPr>
-      </w:pPr>
-      <m:oMathPara>
-        <m:oMath>
-          <m:sSub>
-            <m:sSubPr>
-              <m:ctrlPr>
-                <w:rPr>
-                  <w:rFonts w:ascii="Cambria Math" w:hAnsi="Cambria Math" w:cs="Times New Roman"/>
-                </w:rPr>
-              </m:ctrlPr>
-            </m:sSubPr>
-            <m:e>
-              <m:r>
-                <w:rPr>
-                  <w:rFonts w:ascii="Cambria Math" w:hAnsi="Cambria Math" w:cs="Times New Roman"/>
-                </w:rPr>
-                <m:t>X</m:t>
-              </m:r>
-            </m:e>
-            <m:sub>
-              <m:r>
-                <w:rPr>
-                  <w:rFonts w:ascii="Cambria Math" w:hAnsi="Cambria Math" w:cs="Times New Roman"/>
-                </w:rPr>
-                <m:t>res</m:t>
-              </m:r>
-              <m:r>
-                <m:rPr>
-                  <m:sty m:val="p"/>
-                </m:rPr>
-                <w:rPr>
-                  <w:rFonts w:ascii="Cambria Math" w:hAnsi="Cambria Math" w:cs="Times New Roman"/>
-                </w:rPr>
-                <m:t>,</m:t>
-              </m:r>
-              <m:r>
-                <w:rPr>
-                  <w:rFonts w:ascii="Cambria Math" w:hAnsi="Cambria Math" w:cs="Times New Roman"/>
-                </w:rPr>
-                <m:t>a</m:t>
-              </m:r>
-            </m:sub>
-          </m:sSub>
-          <m:r>
-            <m:rPr>
-              <m:sty m:val="p"/>
-            </m:rPr>
-            <w:rPr>
-              <w:rFonts w:ascii="Cambria Math" w:hAnsi="Cambria Math" w:cs="Times New Roman"/>
-            </w:rPr>
-            <m:t>-3000=</m:t>
-          </m:r>
-          <m:sSub>
-            <m:sSubPr>
-              <m:ctrlPr>
-                <w:rPr>
-                  <w:rFonts w:ascii="Cambria Math" w:hAnsi="Cambria Math" w:cs="Times New Roman"/>
-                </w:rPr>
-              </m:ctrlPr>
-            </m:sSubPr>
-            <m:e>
-              <m:r>
-                <w:rPr>
-                  <w:rFonts w:ascii="Cambria Math" w:hAnsi="Cambria Math" w:cs="Times New Roman"/>
-                </w:rPr>
-                <m:t>I</m:t>
-              </m:r>
-            </m:e>
-            <m:sub>
-              <m:r>
-                <w:rPr>
-                  <w:rFonts w:ascii="Cambria Math" w:hAnsi="Cambria Math" w:cs="Times New Roman"/>
-                </w:rPr>
-                <m:t>a</m:t>
-              </m:r>
-            </m:sub>
-          </m:sSub>
-          <m:r>
-            <m:rPr>
-              <m:sty m:val="p"/>
-            </m:rPr>
-            <w:rPr>
-              <w:rFonts w:ascii="Cambria Math" w:hAnsi="Cambria Math" w:cs="Times New Roman"/>
-            </w:rPr>
-            <m:t>-</m:t>
-          </m:r>
-          <m:sSub>
-            <m:sSubPr>
-              <m:ctrlPr>
-                <w:rPr>
-                  <w:rFonts w:ascii="Cambria Math" w:hAnsi="Cambria Math" w:cs="Times New Roman"/>
-                </w:rPr>
-              </m:ctrlPr>
-            </m:sSubPr>
-            <m:e>
-              <m:r>
-                <w:rPr>
-                  <w:rFonts w:ascii="Cambria Math" w:hAnsi="Cambria Math" w:cs="Times New Roman"/>
-                </w:rPr>
-                <m:t>X</m:t>
-              </m:r>
-            </m:e>
-            <m:sub>
-              <m:r>
-                <w:rPr>
-                  <w:rFonts w:ascii="Cambria Math" w:hAnsi="Cambria Math" w:cs="Times New Roman"/>
-                </w:rPr>
-                <m:t>div</m:t>
-              </m:r>
-              <m:r>
-                <m:rPr>
-                  <m:sty m:val="p"/>
-                </m:rPr>
-                <w:rPr>
-                  <w:rFonts w:ascii="Cambria Math" w:hAnsi="Cambria Math" w:cs="Times New Roman"/>
-                </w:rPr>
-                <m:t>,</m:t>
-              </m:r>
-              <m:r>
-                <w:rPr>
-                  <w:rFonts w:ascii="Cambria Math" w:hAnsi="Cambria Math" w:cs="Times New Roman"/>
-                </w:rPr>
-                <m:t>a</m:t>
-              </m:r>
-            </m:sub>
-          </m:sSub>
-          <m:r>
-            <m:rPr>
-              <m:sty m:val="p"/>
-            </m:rPr>
-            <w:rPr>
-              <w:rFonts w:ascii="Cambria Math" w:hAnsi="Cambria Math" w:cs="Times New Roman"/>
-            </w:rPr>
-            <m:t>-</m:t>
-          </m:r>
-          <m:sSub>
-            <m:sSubPr>
-              <m:ctrlPr>
-                <w:rPr>
-                  <w:rFonts w:ascii="Cambria Math" w:hAnsi="Cambria Math" w:cs="Times New Roman"/>
-                </w:rPr>
-              </m:ctrlPr>
-            </m:sSubPr>
-            <m:e>
-              <m:r>
-                <w:rPr>
-                  <w:rFonts w:ascii="Cambria Math" w:hAnsi="Cambria Math" w:cs="Times New Roman"/>
-                </w:rPr>
-                <m:t>X</m:t>
-              </m:r>
-            </m:e>
-            <m:sub>
-              <m:r>
-                <w:rPr>
-                  <w:rFonts w:ascii="Cambria Math" w:hAnsi="Cambria Math" w:cs="Times New Roman"/>
-                </w:rPr>
-                <m:t>spill</m:t>
-              </m:r>
-              <m:r>
-                <m:rPr>
-                  <m:sty m:val="p"/>
-                </m:rPr>
-                <w:rPr>
-                  <w:rFonts w:ascii="Cambria Math" w:hAnsi="Cambria Math" w:cs="Times New Roman"/>
-                </w:rPr>
-                <m:t>,</m:t>
-              </m:r>
-              <m:r>
-                <w:rPr>
-                  <w:rFonts w:ascii="Cambria Math" w:hAnsi="Cambria Math" w:cs="Times New Roman"/>
-                </w:rPr>
-                <m:t>a</m:t>
-              </m:r>
-            </m:sub>
-          </m:sSub>
-        </m:oMath>
-      </m:oMathPara>
-    </w:p>
-    <w:p>
-      <w:pPr>
-        <w:spacing w:after="0"/>
-        <w:rPr>
-          <w:rFonts w:ascii="Times New Roman" w:eastAsiaTheme="minorEastAsia" w:hAnsi="Times New Roman" w:cs="Times New Roman"/>
-        </w:rPr>
-      </w:pPr>
-      <m:oMathPara>
-        <m:oMath>
-          <m:sSub>
-            <m:sSubPr>
-              <m:ctrlPr>
-                <w:rPr>
-                  <w:rFonts w:ascii="Cambria Math" w:hAnsi="Cambria Math" w:cs="Times New Roman"/>
-                </w:rPr>
-              </m:ctrlPr>
-            </m:sSubPr>
-            <m:e>
-              <m:r>
-                <w:rPr>
-                  <w:rFonts w:ascii="Cambria Math" w:hAnsi="Cambria Math" w:cs="Times New Roman"/>
-                </w:rPr>
-                <m:t>X</m:t>
-              </m:r>
-            </m:e>
-            <m:sub>
-              <m:r>
-                <w:rPr>
-                  <w:rFonts w:ascii="Cambria Math" w:hAnsi="Cambria Math" w:cs="Times New Roman"/>
-                </w:rPr>
-                <m:t>res</m:t>
-              </m:r>
-              <m:r>
-                <m:rPr>
-                  <m:sty m:val="p"/>
-                </m:rPr>
-                <w:rPr>
-                  <w:rFonts w:ascii="Cambria Math" w:hAnsi="Cambria Math" w:cs="Times New Roman"/>
-                </w:rPr>
-                <m:t>,t</m:t>
-              </m:r>
-            </m:sub>
-          </m:sSub>
-          <m:r>
-            <m:rPr>
-              <m:sty m:val="p"/>
-            </m:rPr>
-            <w:rPr>
-              <w:rFonts w:ascii="Cambria Math" w:hAnsi="Cambria Math" w:cs="Times New Roman"/>
-            </w:rPr>
-            <m:t>-</m:t>
-          </m:r>
-          <m:sSub>
-            <m:sSubPr>
-              <m:ctrlPr>
-                <w:rPr>
-                  <w:rFonts w:ascii="Cambria Math" w:hAnsi="Cambria Math" w:cs="Times New Roman"/>
-                </w:rPr>
-              </m:ctrlPr>
-            </m:sSubPr>
-            <m:e>
-              <m:r>
-                <w:rPr>
-                  <w:rFonts w:ascii="Cambria Math" w:hAnsi="Cambria Math" w:cs="Times New Roman"/>
-                </w:rPr>
-                <m:t>X</m:t>
-              </m:r>
-            </m:e>
-            <m:sub>
-              <m:r>
-                <w:rPr>
-                  <w:rFonts w:ascii="Cambria Math" w:hAnsi="Cambria Math" w:cs="Times New Roman"/>
-                </w:rPr>
-                <m:t>res</m:t>
-              </m:r>
-              <m:r>
-                <m:rPr>
-                  <m:sty m:val="p"/>
-                </m:rPr>
-                <w:rPr>
-                  <w:rFonts w:ascii="Cambria Math" w:hAnsi="Cambria Math" w:cs="Times New Roman"/>
-                </w:rPr>
-                <m:t>,t-1</m:t>
-              </m:r>
-            </m:sub>
-          </m:sSub>
-          <m:r>
-            <m:rPr>
-              <m:sty m:val="p"/>
-            </m:rPr>
-            <w:rPr>
-              <w:rFonts w:ascii="Cambria Math" w:hAnsi="Cambria Math" w:cs="Times New Roman"/>
-            </w:rPr>
-            <m:t>=</m:t>
-          </m:r>
-          <m:sSub>
-            <m:sSubPr>
-              <m:ctrlPr>
-                <w:rPr>
-                  <w:rFonts w:ascii="Cambria Math" w:hAnsi="Cambria Math" w:cs="Times New Roman"/>
-                </w:rPr>
-              </m:ctrlPr>
-            </m:sSubPr>
-            <m:e>
-              <m:r>
-                <w:rPr>
-                  <w:rFonts w:ascii="Cambria Math" w:hAnsi="Cambria Math" w:cs="Times New Roman"/>
-                </w:rPr>
-                <m:t>I</m:t>
-              </m:r>
-            </m:e>
-            <m:sub>
-              <m:r>
-                <m:rPr>
-                  <m:sty m:val="p"/>
-                </m:rPr>
-                <w:rPr>
-                  <w:rFonts w:ascii="Cambria Math" w:hAnsi="Cambria Math" w:cs="Times New Roman"/>
-                </w:rPr>
-                <m:t>t</m:t>
-              </m:r>
-            </m:sub>
-          </m:sSub>
-          <m:r>
-            <m:rPr>
-              <m:sty m:val="p"/>
-            </m:rPr>
-            <w:rPr>
-              <w:rFonts w:ascii="Cambria Math" w:hAnsi="Cambria Math" w:cs="Times New Roman"/>
-            </w:rPr>
-            <m:t>-</m:t>
-          </m:r>
-          <m:sSub>
-            <m:sSubPr>
-              <m:ctrlPr>
-                <w:rPr>
-                  <w:rFonts w:ascii="Cambria Math" w:hAnsi="Cambria Math" w:cs="Times New Roman"/>
-                </w:rPr>
-              </m:ctrlPr>
-            </m:sSubPr>
-            <m:e>
-              <m:r>
-                <w:rPr>
-                  <w:rFonts w:ascii="Cambria Math" w:hAnsi="Cambria Math" w:cs="Times New Roman"/>
-                </w:rPr>
-                <m:t>X</m:t>
-              </m:r>
-            </m:e>
-            <m:sub>
-              <m:r>
-                <w:rPr>
-                  <w:rFonts w:ascii="Cambria Math" w:hAnsi="Cambria Math" w:cs="Times New Roman"/>
-                </w:rPr>
-                <m:t>div</m:t>
-              </m:r>
-              <m:r>
-                <m:rPr>
-                  <m:sty m:val="p"/>
-                </m:rPr>
-                <w:rPr>
-                  <w:rFonts w:ascii="Cambria Math" w:hAnsi="Cambria Math" w:cs="Times New Roman"/>
-                </w:rPr>
-                <m:t>,t</m:t>
-              </m:r>
-            </m:sub>
-          </m:sSub>
-          <m:r>
-            <m:rPr>
-              <m:sty m:val="p"/>
-            </m:rPr>
-            <w:rPr>
-              <w:rFonts w:ascii="Cambria Math" w:hAnsi="Cambria Math" w:cs="Times New Roman"/>
-            </w:rPr>
-            <m:t>-</m:t>
-          </m:r>
-          <m:sSub>
-            <m:sSubPr>
-              <m:ctrlPr>
-                <w:rPr>
-                  <w:rFonts w:ascii="Cambria Math" w:hAnsi="Cambria Math" w:cs="Times New Roman"/>
-                </w:rPr>
-              </m:ctrlPr>
-            </m:sSubPr>
-            <m:e>
-              <m:r>
-                <w:rPr>
-                  <w:rFonts w:ascii="Cambria Math" w:hAnsi="Cambria Math" w:cs="Times New Roman"/>
-                </w:rPr>
-                <m:t>X</m:t>
-              </m:r>
-            </m:e>
-            <m:sub>
-              <m:r>
-                <w:rPr>
-                  <w:rFonts w:ascii="Cambria Math" w:hAnsi="Cambria Math" w:cs="Times New Roman"/>
-                </w:rPr>
-                <m:t>spill</m:t>
-              </m:r>
-              <m:r>
-                <m:rPr>
-                  <m:sty m:val="p"/>
-                </m:rPr>
-                <w:rPr>
-                  <w:rFonts w:ascii="Cambria Math" w:hAnsi="Cambria Math" w:cs="Times New Roman"/>
-                </w:rPr>
-                <m:t>,t</m:t>
-              </m:r>
-            </m:sub>
-          </m:sSub>
-        </m:oMath>
-      </m:oMathPara>
-    </w:p>
-    <w:p>
-      <w:pPr>
-        <w:rPr>
-          <w:rFonts w:ascii="Times New Roman" w:eastAsiaTheme="minorEastAsia" w:hAnsi="Times New Roman" w:cs="Times New Roman"/>
-        </w:rPr>
-      </w:pPr>
-      <w:r>
-        <w:rPr>
-          <w:rFonts w:ascii="Times New Roman" w:eastAsiaTheme="minorEastAsia" w:hAnsi="Times New Roman" w:cs="Times New Roman"/>
+        <w:t>I used AI</w:t>
+      </w:r>
+      <w:r>
+        <w:rPr>
+          <w:rFonts w:ascii="Times New Roman" w:hAnsi="Times New Roman" w:cs="Times New Roman"/>
+        </w:rPr>
+        <w:t xml:space="preserve"> (Gemini)</w:t>
+      </w:r>
+      <w:r>
+        <w:rPr>
+          <w:rFonts w:ascii="Times New Roman" w:hAnsi="Times New Roman" w:cs="Times New Roman"/>
+        </w:rPr>
+        <w:t xml:space="preserve"> to help me fix </w:t>
+      </w:r>
+      <w:r>
+        <w:rPr>
+          <w:rFonts w:ascii="Times New Roman" w:hAnsi="Times New Roman" w:cs="Times New Roman"/>
+        </w:rPr>
+        <w:t xml:space="preserve">some errors in my GAMS. </w:t>
+      </w:r>
+      <w:r>
+        <w:rPr>
+          <w:rFonts w:ascii="Times New Roman" w:hAnsi="Times New Roman" w:cs="Times New Roman"/>
+        </w:rPr>
+        <w:t xml:space="preserve">I was having a hard time using the $ operator in GAMS and I couldn’t figure out the syntax. AI helped me understand </w:t>
+      </w:r>
+      <w:r>
+        <w:rPr>
+          <w:rFonts w:ascii="Times New Roman" w:hAnsi="Times New Roman" w:cs="Times New Roman"/>
+        </w:rPr>
+        <w:t xml:space="preserve">how the syntax works. This follows the AI policy because I did not copy and paste anything from AI into my GAMS. I did not let AI govern any decision I made in my model. Here is the AI chat: </w:t>
+      </w:r>
+      <w:hyperlink r:id="rId8" w:history="1">
+        <w:r>
+          <w:rPr>
+            <w:rStyle w:val="Hyperlink"/>
+            <w:rFonts w:ascii="Times New Roman" w:hAnsi="Times New Roman" w:cs="Times New Roman"/>
+          </w:rPr>
+          <w:t>https://share.gemini.google/kPXsfVZFl82a</w:t>
+        </w:r>
+      </w:hyperlink>
+    </w:p>
+    <w:p>
+      <w:pPr>
+        <w:rPr>
+          <w:rFonts w:ascii="Times New Roman" w:hAnsi="Times New Roman" w:cs="Times New Roman"/>
+        </w:rPr>
+      </w:pPr>
+      <w:r>
+        <w:rPr>
+          <w:rFonts w:ascii="Times New Roman" w:hAnsi="Times New Roman" w:cs="Times New Roman"/>
         </w:rPr>
         <w:br w:type="page"/>
       </w:r>
     </w:p>
-    <w:p>
-      <w:pPr>
-        <w:spacing w:after="0"/>
-        <w:rPr>
-          <w:rFonts w:ascii="Times New Roman" w:hAnsi="Times New Roman" w:cs="Times New Roman"/>
-        </w:rPr>
-      </w:pPr>
-      <w:r>
-        <w:rPr>
-          <w:rFonts w:ascii="Times New Roman" w:hAnsi="Times New Roman" w:cs="Times New Roman"/>
-        </w:rPr>
-        <w:lastRenderedPageBreak/>
-        <w:t>References</w:t>
-      </w:r>
-    </w:p>
-    <w:p>
-      <w:pPr>
-        <w:spacing w:after="0"/>
-        <w:rPr>
-          <w:rFonts w:ascii="Times New Roman" w:hAnsi="Times New Roman" w:cs="Times New Roman"/>
-        </w:rPr>
-      </w:pPr>
-    </w:p>
-    <w:p>
-      <w:pPr>
-        <w:spacing w:after="0"/>
-        <w:rPr>
-          <w:rFonts w:ascii="Times New Roman" w:hAnsi="Times New Roman" w:cs="Times New Roman"/>
-        </w:rPr>
-      </w:pPr>
-      <w:r>
-        <w:rPr>
-          <w:rFonts w:ascii="Times New Roman" w:hAnsi="Times New Roman" w:cs="Times New Roman"/>
-        </w:rPr>
-        <w:t>GAMS Development Corporation. (202</w:t>
-      </w:r>
-      <w:r>
-        <w:rPr>
-          <w:rFonts w:ascii="Times New Roman" w:hAnsi="Times New Roman" w:cs="Times New Roman"/>
-        </w:rPr>
-        <w:t>6</w:t>
-      </w:r>
-      <w:r>
-        <w:rPr>
-          <w:rFonts w:ascii="Times New Roman" w:hAnsi="Times New Roman" w:cs="Times New Roman"/>
-        </w:rPr>
-        <w:t xml:space="preserve">). General Algebraic Modeling System (GAMS) (Release </w:t>
-      </w:r>
-      <w:r>
-        <w:rPr>
-          <w:rFonts w:ascii="Times New Roman" w:hAnsi="Times New Roman" w:cs="Times New Roman"/>
-        </w:rPr>
-        <w:t>54</w:t>
-      </w:r>
-      <w:r>
-        <w:rPr>
-          <w:rFonts w:ascii="Times New Roman" w:hAnsi="Times New Roman" w:cs="Times New Roman"/>
-        </w:rPr>
-        <w:t>.</w:t>
-      </w:r>
-      <w:r>
-        <w:rPr>
-          <w:rFonts w:ascii="Times New Roman" w:hAnsi="Times New Roman" w:cs="Times New Roman"/>
-        </w:rPr>
-        <w:t>4</w:t>
-      </w:r>
-      <w:r>
-        <w:rPr>
-          <w:rFonts w:ascii="Times New Roman" w:hAnsi="Times New Roman" w:cs="Times New Roman"/>
-        </w:rPr>
-        <w:t xml:space="preserve">.0) [Computer software]. </w:t>
-      </w:r>
-      <w:r>
-        <w:rPr>
-          <w:rFonts w:ascii="Times New Roman" w:hAnsi="Times New Roman" w:cs="Times New Roman"/>
-          <w:color w:val="45B0E1" w:themeColor="accent1" w:themeTint="99"/>
-          <w:u w:val="single"/>
-        </w:rPr>
-        <w:fldChar w:fldCharType="begin"/>
-      </w:r>
-      <w:r>
-        <w:rPr>
-          <w:rFonts w:ascii="Times New Roman" w:hAnsi="Times New Roman" w:cs="Times New Roman"/>
-          <w:color w:val="45B0E1" w:themeColor="accent1" w:themeTint="99"/>
-          <w:u w:val="single"/>
-        </w:rPr>
-        <w:instrText>HYPERLINK "https://www.gams.com/" \t "_blank"</w:instrText>
-      </w:r>
-      <w:r>
-        <w:rPr>
-          <w:rFonts w:ascii="Times New Roman" w:hAnsi="Times New Roman" w:cs="Times New Roman"/>
-          <w:color w:val="45B0E1" w:themeColor="accent1" w:themeTint="99"/>
-          <w:u w:val="single"/>
-        </w:rPr>
-      </w:r>
-      <w:r>
-        <w:rPr>
-          <w:rFonts w:ascii="Times New Roman" w:hAnsi="Times New Roman" w:cs="Times New Roman"/>
-          <w:color w:val="45B0E1" w:themeColor="accent1" w:themeTint="99"/>
-          <w:u w:val="single"/>
-        </w:rPr>
-        <w:fldChar w:fldCharType="separate"/>
-      </w:r>
-      <w:r>
-        <w:rPr>
-          <w:rFonts w:ascii="Times New Roman" w:hAnsi="Times New Roman" w:cs="Times New Roman"/>
-          <w:color w:val="45B0E1" w:themeColor="accent1" w:themeTint="99"/>
-          <w:u w:val="single"/>
-        </w:rPr>
-        <w:t>https://www.gams.com/</w:t>
-      </w:r>
-      <w:r>
-        <w:rPr>
-          <w:rFonts w:ascii="Times New Roman" w:hAnsi="Times New Roman" w:cs="Times New Roman"/>
-          <w:color w:val="45B0E1" w:themeColor="accent1" w:themeTint="99"/>
-          <w:u w:val="single"/>
-        </w:rPr>
-        <w:fldChar w:fldCharType="end"/>
-      </w:r>
-    </w:p>
     <w:sectPr>
-      <w:footerReference w:type="even" r:id="rId8"/>
-      <w:footerReference w:type="default" r:id="rId9"/>
+      <w:footerReference w:type="even" r:id="rId9"/>
+      <w:footerReference w:type="default" r:id="rId10"/>
       <w:pgSz w:w="12240" w:h="15840"/>
       <w:pgMar w:top="1440" w:right="1440" w:bottom="1440" w:left="1440" w:header="720" w:footer="720" w:gutter="0"/>
       <w:cols w:space="720"/>
@@ -3143,6 +2912,11 @@
         <w:docPartUnique/>
       </w:docPartObj>
     </w:sdtPr>
+    <w:sdtEndPr>
+      <w:rPr>
+        <w:rStyle w:val="PageNumber"/>
+      </w:rPr>
+    </w:sdtEndPr>
     <w:sdtContent>
       <w:p>
         <w:pPr>
@@ -3200,6 +2974,11 @@
         <w:docPartUnique/>
       </w:docPartObj>
     </w:sdtPr>
+    <w:sdtEndPr>
+      <w:rPr>
+        <w:rStyle w:val="PageNumber"/>
+      </w:rPr>
+    </w:sdtEndPr>
     <w:sdtContent>
       <w:p>
         <w:pPr>
@@ -4487,12 +4266,77 @@
     <w:name w:val="Hyperlink"/>
     <w:basedOn w:val="DefaultParagraphFont"/>
     <w:uiPriority w:val="99"/>
-    <w:semiHidden/>
     <w:unhideWhenUsed/>
     <w:rsid w:val="006F50FE"/>
     <w:rPr>
       <w:color w:val="0000FF"/>
       <w:u w:val="single"/>
+    </w:rPr>
+  </w:style>
+  <w:style w:type="table" w:styleId="TableGrid">
+    <w:name w:val="Table Grid"/>
+    <w:basedOn w:val="TableNormal"/>
+    <w:uiPriority w:val="39"/>
+    <w:rsid w:val="00464AFF"/>
+    <w:pPr>
+      <w:spacing w:after="0" w:line="240" w:lineRule="auto"/>
+    </w:pPr>
+    <w:tblPr>
+      <w:tblBorders>
+        <w:top w:val="single" w:sz="4" w:space="0" w:color="auto"/>
+        <w:left w:val="single" w:sz="4" w:space="0" w:color="auto"/>
+        <w:bottom w:val="single" w:sz="4" w:space="0" w:color="auto"/>
+        <w:right w:val="single" w:sz="4" w:space="0" w:color="auto"/>
+        <w:insideH w:val="single" w:sz="4" w:space="0" w:color="auto"/>
+        <w:insideV w:val="single" w:sz="4" w:space="0" w:color="auto"/>
+      </w:tblBorders>
+    </w:tblPr>
+  </w:style>
+  <w:style w:type="paragraph" w:styleId="NormalWeb">
+    <w:name w:val="Normal (Web)"/>
+    <w:basedOn w:val="Normal"/>
+    <w:uiPriority w:val="99"/>
+    <w:semiHidden/>
+    <w:unhideWhenUsed/>
+    <w:rsid w:val="00303138"/>
+    <w:pPr>
+      <w:spacing w:before="100" w:beforeAutospacing="1" w:after="100" w:afterAutospacing="1" w:line="240" w:lineRule="auto"/>
+    </w:pPr>
+    <w:rPr>
+      <w:rFonts w:ascii="Times New Roman" w:eastAsia="Times New Roman" w:hAnsi="Times New Roman" w:cs="Times New Roman"/>
+      <w:kern w:val="0"/>
+      <w14:ligatures w14:val="none"/>
+    </w:rPr>
+  </w:style>
+  <w:style w:type="paragraph" w:styleId="Caption">
+    <w:name w:val="caption"/>
+    <w:basedOn w:val="Normal"/>
+    <w:next w:val="Normal"/>
+    <w:uiPriority w:val="35"/>
+    <w:unhideWhenUsed/>
+    <w:qFormat/>
+    <w:rsid w:val="0005613A"/>
+    <w:pPr>
+      <w:spacing w:after="200" w:line="240" w:lineRule="auto"/>
+    </w:pPr>
+    <w:rPr>
+      <w:i/>
+      <w:iCs/>
+      <w:color w:val="0E2841" w:themeColor="text2"/>
+      <w:sz w:val="18"/>
+      <w:szCs w:val="18"/>
+    </w:rPr>
+  </w:style>
+  <w:style w:type="character" w:styleId="UnresolvedMention">
+    <w:name w:val="Unresolved Mention"/>
+    <w:basedOn w:val="DefaultParagraphFont"/>
+    <w:uiPriority w:val="99"/>
+    <w:semiHidden/>
+    <w:unhideWhenUsed/>
+    <w:rsid w:val="00A10A62"/>
+    <w:rPr>
+      <w:color w:val="605E5C"/>
+      <w:shd w:val="clear" w:color="auto" w:fill="E1DFDD"/>
     </w:rPr>
   </w:style>
 </w:styles>
